--- a/thesis/doc/Báo cáo CNPM.docx
+++ b/thesis/doc/Báo cáo CNPM.docx
@@ -289,7 +289,933 @@
           <w:rtl w:val="0"/>
           <w:lang w:val="en-US"/>
         </w:rPr>
-        <w:t>CÔNG NGHỆ PHẦM MỀM</w:t>
+        <w:t>CÔNG NGHỆ PHẦN MỀM</w:t>
+      </w:r>
+    </w:p>
+    <w:p>
+      <w:pPr>
+        <w:widowControl w:val="0"/>
+        <w:spacing w:before="150" w:line="276" w:lineRule="auto"/>
+        <w:ind w:right="4"/>
+        <w:jc w:val="center"/>
+        <w:rPr>
+          <w:rFonts w:ascii="Times New Roman" w:hAnsi="Times New Roman" w:eastAsia="Times New Roman" w:cs="Times New Roman"/>
+          <w:b/>
+          <w:sz w:val="32"/>
+          <w:szCs w:val="32"/>
+        </w:rPr>
+      </w:pPr>
+      <w:r>
+        <w:rPr>
+          <w:rFonts w:ascii="Times New Roman" w:hAnsi="Times New Roman" w:eastAsia="Times New Roman" w:cs="Times New Roman"/>
+          <w:b/>
+          <w:color w:val="4472C4"/>
+          <w:sz w:val="32"/>
+          <w:szCs w:val="32"/>
+          <w:rtl w:val="0"/>
+        </w:rPr>
+        <w:t>(MSHP: 2200</w:t>
+      </w:r>
+      <w:r>
+        <w:rPr>
+          <w:rFonts w:hint="default" w:ascii="Times New Roman" w:hAnsi="Times New Roman" w:eastAsia="Times New Roman" w:cs="Times New Roman"/>
+          <w:b/>
+          <w:color w:val="4472C4"/>
+          <w:sz w:val="32"/>
+          <w:szCs w:val="32"/>
+          <w:rtl w:val="0"/>
+          <w:lang w:val="en-US"/>
+        </w:rPr>
+        <w:t>55</w:t>
+      </w:r>
+      <w:r>
+        <w:rPr>
+          <w:rFonts w:ascii="Times New Roman" w:hAnsi="Times New Roman" w:eastAsia="Times New Roman" w:cs="Times New Roman"/>
+          <w:b/>
+          <w:color w:val="4472C4"/>
+          <w:sz w:val="32"/>
+          <w:szCs w:val="32"/>
+          <w:rtl w:val="0"/>
+        </w:rPr>
+        <w:t>)</w:t>
+      </w:r>
+    </w:p>
+    <w:p>
+      <w:pPr>
+        <w:widowControl w:val="0"/>
+        <w:spacing w:before="9" w:line="240" w:lineRule="auto"/>
+        <w:jc w:val="center"/>
+        <w:rPr>
+          <w:rFonts w:ascii="Times New Roman" w:hAnsi="Times New Roman" w:eastAsia="Times New Roman" w:cs="Times New Roman"/>
+          <w:b/>
+          <w:sz w:val="25"/>
+          <w:szCs w:val="25"/>
+        </w:rPr>
+      </w:pPr>
+    </w:p>
+    <w:p>
+      <w:pPr>
+        <w:pStyle w:val="21"/>
+        <w:keepNext w:val="0"/>
+        <w:keepLines w:val="0"/>
+        <w:widowControl w:val="0"/>
+        <w:spacing w:before="174" w:after="0" w:line="240" w:lineRule="auto"/>
+        <w:ind w:left="254" w:right="4" w:firstLine="0"/>
+        <w:jc w:val="center"/>
+        <w:rPr>
+          <w:rFonts w:ascii="Times New Roman" w:hAnsi="Times New Roman" w:eastAsia="Times New Roman" w:cs="Times New Roman"/>
+          <w:b/>
+          <w:sz w:val="40"/>
+          <w:szCs w:val="40"/>
+        </w:rPr>
+      </w:pPr>
+      <w:r>
+        <w:rPr>
+          <w:rFonts w:ascii="Times New Roman" w:hAnsi="Times New Roman" w:eastAsia="Times New Roman" w:cs="Times New Roman"/>
+          <w:b/>
+          <w:sz w:val="40"/>
+          <w:szCs w:val="40"/>
+          <w:rtl w:val="0"/>
+        </w:rPr>
+        <w:t xml:space="preserve">TÊN ĐỀ TÀI </w:t>
+      </w:r>
+    </w:p>
+    <w:p>
+      <w:pPr>
+        <w:pStyle w:val="21"/>
+        <w:keepNext w:val="0"/>
+        <w:keepLines w:val="0"/>
+        <w:widowControl w:val="0"/>
+        <w:spacing w:before="174" w:after="0" w:line="360" w:lineRule="auto"/>
+        <w:ind w:left="254" w:right="4" w:firstLine="0"/>
+        <w:jc w:val="center"/>
+        <w:rPr>
+          <w:rFonts w:hint="default" w:ascii="Times New Roman" w:hAnsi="Times New Roman" w:eastAsia="Times New Roman" w:cs="Times New Roman"/>
+          <w:b/>
+          <w:color w:val="FF0000"/>
+          <w:sz w:val="34"/>
+          <w:szCs w:val="34"/>
+          <w:rtl w:val="0"/>
+          <w:lang w:val="en-US"/>
+        </w:rPr>
+      </w:pPr>
+      <w:r>
+        <w:rPr>
+          <w:rFonts w:ascii="Times New Roman" w:hAnsi="Times New Roman" w:eastAsia="Times New Roman" w:cs="Times New Roman"/>
+          <w:b/>
+          <w:color w:val="FF0000"/>
+          <w:sz w:val="34"/>
+          <w:szCs w:val="34"/>
+          <w:rtl w:val="0"/>
+        </w:rPr>
+        <w:t xml:space="preserve">XÂY DỰNG </w:t>
+      </w:r>
+      <w:r>
+        <w:rPr>
+          <w:rFonts w:ascii="Times New Roman" w:hAnsi="Times New Roman" w:eastAsia="Times New Roman" w:cs="Times New Roman"/>
+          <w:b/>
+          <w:color w:val="FF0000"/>
+          <w:sz w:val="34"/>
+          <w:szCs w:val="34"/>
+          <w:rtl w:val="0"/>
+          <w:lang w:val="en-US"/>
+        </w:rPr>
+        <w:t>Ứ</w:t>
+      </w:r>
+      <w:r>
+        <w:rPr>
+          <w:rFonts w:hint="default" w:ascii="Times New Roman" w:hAnsi="Times New Roman" w:eastAsia="Times New Roman" w:cs="Times New Roman"/>
+          <w:b/>
+          <w:color w:val="FF0000"/>
+          <w:sz w:val="34"/>
+          <w:szCs w:val="34"/>
+          <w:rtl w:val="0"/>
+          <w:lang w:val="en-US"/>
+        </w:rPr>
+        <w:t xml:space="preserve">NG DỤNG WEB QUẢN LÝ CHI TIÊU </w:t>
+      </w:r>
+    </w:p>
+    <w:p>
+      <w:pPr>
+        <w:ind w:left="720" w:leftChars="0" w:firstLine="720" w:firstLineChars="0"/>
+        <w:rPr>
+          <w:rFonts w:hint="default"/>
+          <w:lang w:val="en-US"/>
+        </w:rPr>
+      </w:pPr>
+      <w:r>
+        <w:rPr>
+          <w:rFonts w:hint="default" w:ascii="Times New Roman" w:hAnsi="Times New Roman" w:eastAsia="Times New Roman" w:cs="Times New Roman"/>
+          <w:b/>
+          <w:color w:val="FF0000"/>
+          <w:sz w:val="34"/>
+          <w:szCs w:val="34"/>
+          <w:rtl w:val="0"/>
+          <w:lang w:val="en-US"/>
+        </w:rPr>
+        <w:t xml:space="preserve"> CÁ NHÂN VỚI JAVA SPRING BOOT</w:t>
+      </w:r>
+    </w:p>
+    <w:p>
+      <w:pPr>
+        <w:rPr>
+          <w:rFonts w:ascii="Times New Roman" w:hAnsi="Times New Roman" w:eastAsia="Times New Roman" w:cs="Times New Roman"/>
+          <w:b/>
+          <w:sz w:val="40"/>
+          <w:szCs w:val="40"/>
+        </w:rPr>
+      </w:pPr>
+    </w:p>
+    <w:p>
+      <w:pPr>
+        <w:widowControl w:val="0"/>
+        <w:spacing w:line="240" w:lineRule="auto"/>
+        <w:ind w:firstLine="254"/>
+        <w:rPr>
+          <w:rFonts w:ascii="Times New Roman" w:hAnsi="Times New Roman" w:eastAsia="Times New Roman" w:cs="Times New Roman"/>
+          <w:b/>
+          <w:sz w:val="26"/>
+          <w:szCs w:val="26"/>
+        </w:rPr>
+      </w:pPr>
+      <w:r>
+        <w:rPr>
+          <w:rFonts w:ascii="Times New Roman" w:hAnsi="Times New Roman" w:eastAsia="Times New Roman" w:cs="Times New Roman"/>
+          <w:b/>
+          <w:sz w:val="26"/>
+          <w:szCs w:val="26"/>
+          <w:rtl w:val="0"/>
+        </w:rPr>
+        <w:t>Sinh viên thực hiện:</w:t>
+      </w:r>
+    </w:p>
+    <w:p>
+      <w:pPr>
+        <w:widowControl w:val="0"/>
+        <w:spacing w:before="5" w:line="240" w:lineRule="auto"/>
+        <w:rPr>
+          <w:rFonts w:ascii="Times New Roman" w:hAnsi="Times New Roman" w:eastAsia="Times New Roman" w:cs="Times New Roman"/>
+          <w:b/>
+          <w:sz w:val="13"/>
+          <w:szCs w:val="13"/>
+        </w:rPr>
+      </w:pPr>
+    </w:p>
+    <w:tbl>
+      <w:tblPr>
+        <w:tblStyle w:val="30"/>
+        <w:tblW w:w="8234" w:type="dxa"/>
+        <w:tblInd w:w="317" w:type="dxa"/>
+        <w:tblLayout w:type="fixed"/>
+        <w:tblCellMar>
+          <w:top w:w="0" w:type="dxa"/>
+          <w:left w:w="0" w:type="dxa"/>
+          <w:bottom w:w="0" w:type="dxa"/>
+          <w:right w:w="0" w:type="dxa"/>
+        </w:tblCellMar>
+      </w:tblPr>
+      <w:tblGrid>
+        <w:gridCol w:w="2093"/>
+        <w:gridCol w:w="3813"/>
+        <w:gridCol w:w="2328"/>
+      </w:tblGrid>
+      <w:tr>
+        <w:trPr>
+          <w:trHeight w:val="415" w:hRule="atLeast"/>
+        </w:trPr>
+        <w:tc>
+          <w:tcPr>
+            <w:vAlign w:val="center"/>
+          </w:tcPr>
+          <w:p>
+            <w:pPr>
+              <w:widowControl w:val="0"/>
+              <w:spacing w:line="287" w:lineRule="auto"/>
+              <w:ind w:left="200" w:firstLine="0"/>
+              <w:rPr>
+                <w:rFonts w:ascii="Times New Roman" w:hAnsi="Times New Roman" w:eastAsia="Times New Roman" w:cs="Times New Roman"/>
+                <w:color w:val="FF0000"/>
+                <w:sz w:val="26"/>
+                <w:szCs w:val="26"/>
+              </w:rPr>
+            </w:pPr>
+            <w:r>
+              <w:rPr>
+                <w:rFonts w:ascii="Times New Roman" w:hAnsi="Times New Roman" w:eastAsia="Times New Roman" w:cs="Times New Roman"/>
+                <w:color w:val="FF0000"/>
+                <w:sz w:val="26"/>
+                <w:szCs w:val="26"/>
+                <w:rtl w:val="0"/>
+              </w:rPr>
+              <w:t>110122068</w:t>
+            </w:r>
+          </w:p>
+        </w:tc>
+        <w:tc>
+          <w:tcPr>
+            <w:vAlign w:val="center"/>
+          </w:tcPr>
+          <w:p>
+            <w:pPr>
+              <w:widowControl w:val="0"/>
+              <w:spacing w:line="287" w:lineRule="auto"/>
+              <w:ind w:left="141" w:firstLine="0"/>
+              <w:rPr>
+                <w:rFonts w:ascii="Times New Roman" w:hAnsi="Times New Roman" w:eastAsia="Times New Roman" w:cs="Times New Roman"/>
+                <w:color w:val="FF0000"/>
+                <w:sz w:val="26"/>
+                <w:szCs w:val="26"/>
+              </w:rPr>
+            </w:pPr>
+            <w:r>
+              <w:rPr>
+                <w:rFonts w:ascii="Times New Roman" w:hAnsi="Times New Roman" w:eastAsia="Times New Roman" w:cs="Times New Roman"/>
+                <w:color w:val="FF0000"/>
+                <w:sz w:val="26"/>
+                <w:szCs w:val="26"/>
+                <w:rtl w:val="0"/>
+              </w:rPr>
+              <w:t>Võ Chí Hải</w:t>
+            </w:r>
+          </w:p>
+        </w:tc>
+        <w:tc>
+          <w:tcPr>
+            <w:vAlign w:val="center"/>
+          </w:tcPr>
+          <w:p>
+            <w:pPr>
+              <w:widowControl w:val="0"/>
+              <w:spacing w:line="287" w:lineRule="auto"/>
+              <w:ind w:left="252" w:right="177" w:firstLine="0"/>
+              <w:rPr>
+                <w:rFonts w:ascii="Times New Roman" w:hAnsi="Times New Roman" w:eastAsia="Times New Roman" w:cs="Times New Roman"/>
+                <w:color w:val="FF0000"/>
+                <w:sz w:val="26"/>
+                <w:szCs w:val="26"/>
+              </w:rPr>
+            </w:pPr>
+            <w:r>
+              <w:rPr>
+                <w:rFonts w:ascii="Times New Roman" w:hAnsi="Times New Roman" w:eastAsia="Times New Roman" w:cs="Times New Roman"/>
+                <w:color w:val="FF0000"/>
+                <w:sz w:val="26"/>
+                <w:szCs w:val="26"/>
+                <w:rtl w:val="0"/>
+              </w:rPr>
+              <w:t>DA22TTD</w:t>
+            </w:r>
+          </w:p>
+        </w:tc>
+      </w:tr>
+      <w:tr>
+        <w:tblPrEx>
+          <w:tblCellMar>
+            <w:top w:w="0" w:type="dxa"/>
+            <w:left w:w="0" w:type="dxa"/>
+            <w:bottom w:w="0" w:type="dxa"/>
+            <w:right w:w="0" w:type="dxa"/>
+          </w:tblCellMar>
+        </w:tblPrEx>
+        <w:trPr>
+          <w:trHeight w:val="415" w:hRule="atLeast"/>
+        </w:trPr>
+        <w:tc>
+          <w:tcPr>
+            <w:vAlign w:val="center"/>
+          </w:tcPr>
+          <w:p>
+            <w:pPr>
+              <w:widowControl w:val="0"/>
+              <w:spacing w:before="42" w:line="240" w:lineRule="auto"/>
+              <w:ind w:left="200" w:firstLine="0"/>
+              <w:rPr>
+                <w:rFonts w:ascii="Times New Roman" w:hAnsi="Times New Roman" w:eastAsia="Times New Roman" w:cs="Times New Roman"/>
+                <w:color w:val="FF0000"/>
+                <w:sz w:val="26"/>
+                <w:szCs w:val="26"/>
+              </w:rPr>
+            </w:pPr>
+            <w:r>
+              <w:rPr>
+                <w:rFonts w:ascii="Times New Roman" w:hAnsi="Times New Roman" w:eastAsia="Times New Roman" w:cs="Times New Roman"/>
+                <w:color w:val="FF0000"/>
+                <w:sz w:val="26"/>
+                <w:szCs w:val="26"/>
+                <w:rtl w:val="0"/>
+              </w:rPr>
+              <w:t>110122105</w:t>
+            </w:r>
+          </w:p>
+        </w:tc>
+        <w:tc>
+          <w:tcPr>
+            <w:vAlign w:val="center"/>
+          </w:tcPr>
+          <w:p>
+            <w:pPr>
+              <w:widowControl w:val="0"/>
+              <w:spacing w:before="42" w:line="240" w:lineRule="auto"/>
+              <w:ind w:left="141" w:firstLine="0"/>
+              <w:rPr>
+                <w:rFonts w:ascii="Times New Roman" w:hAnsi="Times New Roman" w:eastAsia="Times New Roman" w:cs="Times New Roman"/>
+                <w:color w:val="FF0000"/>
+                <w:sz w:val="26"/>
+                <w:szCs w:val="26"/>
+              </w:rPr>
+            </w:pPr>
+            <w:r>
+              <w:rPr>
+                <w:rFonts w:ascii="Times New Roman" w:hAnsi="Times New Roman" w:eastAsia="Times New Roman" w:cs="Times New Roman"/>
+                <w:color w:val="FF0000"/>
+                <w:sz w:val="26"/>
+                <w:szCs w:val="26"/>
+                <w:rtl w:val="0"/>
+              </w:rPr>
+              <w:t>Nguyễn Đỗ Thành Lộc</w:t>
+            </w:r>
+          </w:p>
+        </w:tc>
+        <w:tc>
+          <w:tcPr>
+            <w:vAlign w:val="center"/>
+          </w:tcPr>
+          <w:p>
+            <w:pPr>
+              <w:widowControl w:val="0"/>
+              <w:spacing w:before="42" w:line="240" w:lineRule="auto"/>
+              <w:ind w:left="252" w:right="177" w:firstLine="0"/>
+              <w:rPr>
+                <w:rFonts w:ascii="Times New Roman" w:hAnsi="Times New Roman" w:eastAsia="Times New Roman" w:cs="Times New Roman"/>
+                <w:color w:val="FF0000"/>
+                <w:sz w:val="26"/>
+                <w:szCs w:val="26"/>
+              </w:rPr>
+            </w:pPr>
+            <w:r>
+              <w:rPr>
+                <w:rFonts w:ascii="Times New Roman" w:hAnsi="Times New Roman" w:eastAsia="Times New Roman" w:cs="Times New Roman"/>
+                <w:color w:val="FF0000"/>
+                <w:sz w:val="26"/>
+                <w:szCs w:val="26"/>
+                <w:rtl w:val="0"/>
+              </w:rPr>
+              <w:t>DA22TTD</w:t>
+            </w:r>
+          </w:p>
+        </w:tc>
+      </w:tr>
+      <w:tr>
+        <w:tblPrEx>
+          <w:tblCellMar>
+            <w:top w:w="0" w:type="dxa"/>
+            <w:left w:w="0" w:type="dxa"/>
+            <w:bottom w:w="0" w:type="dxa"/>
+            <w:right w:w="0" w:type="dxa"/>
+          </w:tblCellMar>
+        </w:tblPrEx>
+        <w:trPr>
+          <w:trHeight w:val="415" w:hRule="atLeast"/>
+        </w:trPr>
+        <w:tc>
+          <w:tcPr>
+            <w:vAlign w:val="center"/>
+          </w:tcPr>
+          <w:p>
+            <w:pPr>
+              <w:widowControl w:val="0"/>
+              <w:spacing w:before="44" w:line="279" w:lineRule="auto"/>
+              <w:ind w:left="200" w:firstLine="0"/>
+              <w:rPr>
+                <w:rFonts w:ascii="Times New Roman" w:hAnsi="Times New Roman" w:eastAsia="Times New Roman" w:cs="Times New Roman"/>
+                <w:color w:val="FF0000"/>
+                <w:sz w:val="26"/>
+                <w:szCs w:val="26"/>
+              </w:rPr>
+            </w:pPr>
+            <w:r>
+              <w:rPr>
+                <w:rFonts w:ascii="Times New Roman" w:hAnsi="Times New Roman" w:eastAsia="Times New Roman" w:cs="Times New Roman"/>
+                <w:color w:val="FF0000"/>
+                <w:sz w:val="26"/>
+                <w:szCs w:val="26"/>
+                <w:rtl w:val="0"/>
+              </w:rPr>
+              <w:t>110122099</w:t>
+            </w:r>
+          </w:p>
+        </w:tc>
+        <w:tc>
+          <w:tcPr>
+            <w:vAlign w:val="center"/>
+          </w:tcPr>
+          <w:p>
+            <w:pPr>
+              <w:widowControl w:val="0"/>
+              <w:spacing w:before="44" w:line="279" w:lineRule="auto"/>
+              <w:ind w:left="141" w:firstLine="0"/>
+              <w:rPr>
+                <w:rFonts w:ascii="Times New Roman" w:hAnsi="Times New Roman" w:eastAsia="Times New Roman" w:cs="Times New Roman"/>
+                <w:color w:val="FF0000"/>
+                <w:sz w:val="26"/>
+                <w:szCs w:val="26"/>
+              </w:rPr>
+            </w:pPr>
+            <w:r>
+              <w:rPr>
+                <w:rFonts w:ascii="Times New Roman" w:hAnsi="Times New Roman" w:eastAsia="Times New Roman" w:cs="Times New Roman"/>
+                <w:color w:val="FF0000"/>
+                <w:sz w:val="26"/>
+                <w:szCs w:val="26"/>
+                <w:rtl w:val="0"/>
+              </w:rPr>
+              <w:t>Hoàng Tuấn Kiệt</w:t>
+            </w:r>
+          </w:p>
+        </w:tc>
+        <w:tc>
+          <w:tcPr>
+            <w:vAlign w:val="center"/>
+          </w:tcPr>
+          <w:p>
+            <w:pPr>
+              <w:widowControl w:val="0"/>
+              <w:spacing w:before="44" w:line="279" w:lineRule="auto"/>
+              <w:ind w:left="252" w:right="177" w:firstLine="0"/>
+              <w:rPr>
+                <w:rFonts w:ascii="Times New Roman" w:hAnsi="Times New Roman" w:eastAsia="Times New Roman" w:cs="Times New Roman"/>
+                <w:color w:val="FF0000"/>
+                <w:sz w:val="26"/>
+                <w:szCs w:val="26"/>
+              </w:rPr>
+            </w:pPr>
+            <w:r>
+              <w:rPr>
+                <w:rFonts w:ascii="Times New Roman" w:hAnsi="Times New Roman" w:eastAsia="Times New Roman" w:cs="Times New Roman"/>
+                <w:color w:val="FF0000"/>
+                <w:sz w:val="26"/>
+                <w:szCs w:val="26"/>
+                <w:rtl w:val="0"/>
+              </w:rPr>
+              <w:t>DA22TTD</w:t>
+            </w:r>
+          </w:p>
+        </w:tc>
+      </w:tr>
+    </w:tbl>
+    <w:p>
+      <w:pPr>
+        <w:spacing w:before="178" w:after="160" w:line="259" w:lineRule="auto"/>
+        <w:ind w:left="118" w:firstLine="130"/>
+        <w:rPr>
+          <w:rFonts w:hint="default" w:ascii="Times New Roman" w:hAnsi="Times New Roman" w:eastAsia="Times New Roman" w:cs="Times New Roman"/>
+          <w:sz w:val="26"/>
+          <w:szCs w:val="26"/>
+          <w:lang w:val="en-US"/>
+        </w:rPr>
+      </w:pPr>
+      <w:r>
+        <w:rPr>
+          <w:rFonts w:ascii="Times New Roman" w:hAnsi="Times New Roman" w:eastAsia="Times New Roman" w:cs="Times New Roman"/>
+          <w:b/>
+          <w:sz w:val="26"/>
+          <w:szCs w:val="26"/>
+          <w:rtl w:val="0"/>
+        </w:rPr>
+        <w:t xml:space="preserve">Giáo viên hướng dẫn: </w:t>
+      </w:r>
+      <w:r>
+        <w:rPr>
+          <w:rFonts w:hint="default" w:ascii="Times New Roman" w:hAnsi="Times New Roman" w:eastAsia="Times New Roman" w:cs="Times New Roman"/>
+          <w:sz w:val="26"/>
+          <w:szCs w:val="26"/>
+          <w:rtl w:val="0"/>
+          <w:lang w:val="en-US"/>
+        </w:rPr>
+        <w:t>TS. Nguyễn Bảo Ân</w:t>
+      </w:r>
+    </w:p>
+    <w:p>
+      <w:pPr>
+        <w:widowControl w:val="0"/>
+        <w:spacing w:line="240" w:lineRule="auto"/>
+        <w:rPr>
+          <w:rFonts w:ascii="Times New Roman" w:hAnsi="Times New Roman" w:eastAsia="Times New Roman" w:cs="Times New Roman"/>
+          <w:sz w:val="28"/>
+          <w:szCs w:val="28"/>
+        </w:rPr>
+      </w:pPr>
+    </w:p>
+    <w:p>
+      <w:pPr>
+        <w:widowControl w:val="0"/>
+        <w:spacing w:line="240" w:lineRule="auto"/>
+        <w:ind w:left="248" w:right="84" w:firstLine="0"/>
+        <w:jc w:val="center"/>
+        <w:rPr>
+          <w:rFonts w:ascii="Times New Roman" w:hAnsi="Times New Roman" w:eastAsia="Times New Roman" w:cs="Times New Roman"/>
+          <w:b/>
+          <w:sz w:val="26"/>
+          <w:szCs w:val="26"/>
+          <w:rtl w:val="0"/>
+        </w:rPr>
+      </w:pPr>
+    </w:p>
+    <w:p>
+      <w:pPr>
+        <w:widowControl w:val="0"/>
+        <w:spacing w:line="240" w:lineRule="auto"/>
+        <w:ind w:left="248" w:right="84" w:firstLine="0"/>
+        <w:jc w:val="center"/>
+        <w:rPr>
+          <w:rFonts w:ascii="Times New Roman" w:hAnsi="Times New Roman" w:eastAsia="Times New Roman" w:cs="Times New Roman"/>
+          <w:b/>
+          <w:sz w:val="26"/>
+          <w:szCs w:val="26"/>
+          <w:rtl w:val="0"/>
+        </w:rPr>
+      </w:pPr>
+    </w:p>
+    <w:p>
+      <w:pPr>
+        <w:widowControl w:val="0"/>
+        <w:spacing w:line="240" w:lineRule="auto"/>
+        <w:ind w:left="248" w:right="84" w:firstLine="0"/>
+        <w:jc w:val="center"/>
+        <w:rPr>
+          <w:rFonts w:ascii="Times New Roman" w:hAnsi="Times New Roman" w:eastAsia="Times New Roman" w:cs="Times New Roman"/>
+          <w:b/>
+          <w:sz w:val="26"/>
+          <w:szCs w:val="26"/>
+        </w:rPr>
+      </w:pPr>
+      <w:r>
+        <w:rPr>
+          <w:rFonts w:hint="default" w:ascii="Times New Roman" w:hAnsi="Times New Roman" w:eastAsia="Times New Roman" w:cs="Times New Roman"/>
+          <w:b/>
+          <w:sz w:val="26"/>
+          <w:szCs w:val="26"/>
+          <w:rtl w:val="0"/>
+          <w:lang w:val="en-US"/>
+        </w:rPr>
+        <w:t>Vĩnh Long</w:t>
+      </w:r>
+      <w:r>
+        <w:rPr>
+          <w:rFonts w:ascii="Times New Roman" w:hAnsi="Times New Roman" w:eastAsia="Times New Roman" w:cs="Times New Roman"/>
+          <w:b/>
+          <w:sz w:val="26"/>
+          <w:szCs w:val="26"/>
+          <w:rtl w:val="0"/>
+        </w:rPr>
+        <w:t xml:space="preserve">, tháng </w:t>
+      </w:r>
+      <w:r>
+        <w:rPr>
+          <w:rFonts w:hint="default" w:ascii="Times New Roman" w:hAnsi="Times New Roman" w:eastAsia="Times New Roman" w:cs="Times New Roman"/>
+          <w:b/>
+          <w:sz w:val="26"/>
+          <w:szCs w:val="26"/>
+          <w:rtl w:val="0"/>
+          <w:lang w:val="en-US"/>
+        </w:rPr>
+        <w:t>07</w:t>
+      </w:r>
+      <w:r>
+        <w:rPr>
+          <w:rFonts w:ascii="Times New Roman" w:hAnsi="Times New Roman" w:eastAsia="Times New Roman" w:cs="Times New Roman"/>
+          <w:b/>
+          <w:sz w:val="26"/>
+          <w:szCs w:val="26"/>
+          <w:rtl w:val="0"/>
+        </w:rPr>
+        <w:t xml:space="preserve"> năm 2025</w:t>
+      </w:r>
+    </w:p>
+    <w:p>
+      <w:pPr>
+        <w:bidi w:val="0"/>
+        <w:jc w:val="center"/>
+        <w:rPr>
+          <w:b/>
+          <w:bCs/>
+          <w:sz w:val="36"/>
+          <w:szCs w:val="36"/>
+        </w:rPr>
+      </w:pPr>
+      <w:r>
+        <w:rPr>
+          <w:b/>
+          <w:bCs/>
+          <w:sz w:val="36"/>
+          <w:szCs w:val="36"/>
+          <w:rtl w:val="0"/>
+        </w:rPr>
+        <w:t>TRƯỜNG ĐẠI HỌC TRÀ VINH</w:t>
+      </w:r>
+    </w:p>
+    <w:p>
+      <w:pPr>
+        <w:spacing w:before="171" w:after="160" w:line="259" w:lineRule="auto"/>
+        <w:ind w:right="84" w:firstLine="720"/>
+        <w:jc w:val="center"/>
+        <w:rPr>
+          <w:rFonts w:ascii="Times New Roman" w:hAnsi="Times New Roman" w:eastAsia="Times New Roman" w:cs="Times New Roman"/>
+          <w:b/>
+          <w:sz w:val="36"/>
+          <w:szCs w:val="36"/>
+        </w:rPr>
+      </w:pPr>
+      <w:r>
+        <w:rPr>
+          <w:rFonts w:ascii="Times New Roman" w:hAnsi="Times New Roman" w:eastAsia="Times New Roman" w:cs="Times New Roman"/>
+          <w:b/>
+          <w:sz w:val="36"/>
+          <w:szCs w:val="36"/>
+          <w:rtl w:val="0"/>
+        </w:rPr>
+        <w:t>TRƯỜNG KỸ THUẬT VÀ CÔNG NGHỆ</w:t>
+      </w:r>
+    </w:p>
+    <w:p>
+      <w:pPr>
+        <w:spacing w:before="171" w:after="160" w:line="259" w:lineRule="auto"/>
+        <w:ind w:right="84" w:firstLine="720"/>
+        <w:jc w:val="left"/>
+        <w:rPr>
+          <w:rFonts w:ascii="Times New Roman" w:hAnsi="Times New Roman" w:eastAsia="Times New Roman" w:cs="Times New Roman"/>
+          <w:b/>
+          <w:sz w:val="36"/>
+          <w:szCs w:val="36"/>
+        </w:rPr>
+      </w:pPr>
+      <w:r>
+        <w:rPr>
+          <w:rFonts w:ascii="Times New Roman" w:hAnsi="Times New Roman" w:eastAsia="Times New Roman" w:cs="Times New Roman"/>
+          <w:b/>
+          <w:sz w:val="36"/>
+          <w:szCs w:val="36"/>
+          <w:rtl w:val="0"/>
+        </w:rPr>
+        <w:tab/>
+      </w:r>
+      <w:r>
+        <w:rPr>
+          <w:rFonts w:ascii="Times New Roman" w:hAnsi="Times New Roman" w:eastAsia="Times New Roman" w:cs="Times New Roman"/>
+          <w:b/>
+          <w:sz w:val="36"/>
+          <w:szCs w:val="36"/>
+          <w:rtl w:val="0"/>
+        </w:rPr>
+        <w:t xml:space="preserve">  KHOA CÔNG NGHỆ THÔNG TIN</w:t>
+      </w:r>
+    </w:p>
+    <w:p>
+      <w:pPr>
+        <w:spacing w:after="160" w:line="259" w:lineRule="auto"/>
+        <w:rPr>
+          <w:rFonts w:ascii="Times New Roman" w:hAnsi="Times New Roman" w:eastAsia="Times New Roman" w:cs="Times New Roman"/>
+          <w:sz w:val="14"/>
+          <w:szCs w:val="14"/>
+        </w:rPr>
+      </w:pPr>
+      <w:r>
+        <w:drawing>
+          <wp:anchor distT="0" distB="0" distL="0" distR="0" simplePos="0" relativeHeight="251664384" behindDoc="0" locked="0" layoutInCell="1" allowOverlap="1">
+            <wp:simplePos x="0" y="0"/>
+            <wp:positionH relativeFrom="column">
+              <wp:posOffset>2494915</wp:posOffset>
+            </wp:positionH>
+            <wp:positionV relativeFrom="paragraph">
+              <wp:posOffset>203835</wp:posOffset>
+            </wp:positionV>
+            <wp:extent cx="953135" cy="1028700"/>
+            <wp:effectExtent l="0" t="0" r="6985" b="7620"/>
+            <wp:wrapTopAndBottom/>
+            <wp:docPr id="33" name="image4.jpg" descr="Logo&#10;&#10;Description automatically generated"/>
+            <wp:cNvGraphicFramePr/>
+            <a:graphic xmlns:a="http://schemas.openxmlformats.org/drawingml/2006/main">
+              <a:graphicData uri="http://schemas.openxmlformats.org/drawingml/2006/picture">
+                <pic:pic xmlns:pic="http://schemas.openxmlformats.org/drawingml/2006/picture">
+                  <pic:nvPicPr>
+                    <pic:cNvPr id="33" name="image4.jpg" descr="Logo&#10;&#10;Description automatically generated"/>
+                    <pic:cNvPicPr preferRelativeResize="0"/>
+                  </pic:nvPicPr>
+                  <pic:blipFill>
+                    <a:blip r:embed="rId8"/>
+                    <a:srcRect/>
+                    <a:stretch>
+                      <a:fillRect/>
+                    </a:stretch>
+                  </pic:blipFill>
+                  <pic:spPr>
+                    <a:xfrm>
+                      <a:off x="0" y="0"/>
+                      <a:ext cx="953016" cy="1028700"/>
+                    </a:xfrm>
+                    <a:prstGeom prst="rect">
+                      <a:avLst/>
+                    </a:prstGeom>
+                  </pic:spPr>
+                </pic:pic>
+              </a:graphicData>
+            </a:graphic>
+          </wp:anchor>
+        </w:drawing>
+      </w:r>
+      <w:r>
+        <mc:AlternateContent>
+          <mc:Choice Requires="wps">
+            <w:drawing>
+              <wp:anchor distT="0" distB="0" distL="0" distR="0" simplePos="0" relativeHeight="251664384" behindDoc="0" locked="0" layoutInCell="1" allowOverlap="1">
+                <wp:simplePos x="0" y="0"/>
+                <wp:positionH relativeFrom="column">
+                  <wp:posOffset>1181100</wp:posOffset>
+                </wp:positionH>
+                <wp:positionV relativeFrom="paragraph">
+                  <wp:posOffset>38100</wp:posOffset>
+                </wp:positionV>
+                <wp:extent cx="3467100" cy="12700"/>
+                <wp:effectExtent l="0" t="0" r="0" b="0"/>
+                <wp:wrapTopAndBottom/>
+                <wp:docPr id="34" name="Freeform 34"/>
+                <wp:cNvGraphicFramePr/>
+                <a:graphic xmlns:a="http://schemas.openxmlformats.org/drawingml/2006/main">
+                  <a:graphicData uri="http://schemas.microsoft.com/office/word/2010/wordprocessingShape">
+                    <wps:wsp>
+                      <wps:cNvSpPr/>
+                      <wps:spPr>
+                        <a:xfrm>
+                          <a:off x="3612450" y="3779365"/>
+                          <a:ext cx="3467100" cy="1270"/>
+                        </a:xfrm>
+                        <a:custGeom>
+                          <a:avLst/>
+                          <a:gdLst/>
+                          <a:ahLst/>
+                          <a:cxnLst/>
+                          <a:rect l="l" t="t" r="r" b="b"/>
+                          <a:pathLst>
+                            <a:path w="5460" h="120000" extrusionOk="0">
+                              <a:moveTo>
+                                <a:pt x="0" y="0"/>
+                              </a:moveTo>
+                              <a:lnTo>
+                                <a:pt x="5460" y="0"/>
+                              </a:lnTo>
+                            </a:path>
+                          </a:pathLst>
+                        </a:custGeom>
+                        <a:noFill/>
+                        <a:ln w="9525" cap="flat" cmpd="sng">
+                          <a:solidFill>
+                            <a:srgbClr val="5B9BD4"/>
+                          </a:solidFill>
+                          <a:prstDash val="solid"/>
+                          <a:round/>
+                          <a:headEnd type="none" w="med" len="med"/>
+                          <a:tailEnd type="none" w="med" len="med"/>
+                        </a:ln>
+                      </wps:spPr>
+                      <wps:bodyPr spcFirstLastPara="1" wrap="square" lIns="91425" tIns="91425" rIns="91425" bIns="91425" anchor="ctr" anchorCtr="0">
+                        <a:noAutofit/>
+                      </wps:bodyPr>
+                    </wps:wsp>
+                  </a:graphicData>
+                </a:graphic>
+              </wp:anchor>
+            </w:drawing>
+          </mc:Choice>
+          <mc:Fallback>
+            <w:pict>
+              <v:shape id="_x0000_s1026" o:spid="_x0000_s1026" o:spt="100" style="position:absolute;left:0pt;margin-left:93pt;margin-top:3pt;height:1pt;width:273pt;mso-wrap-distance-bottom:0pt;mso-wrap-distance-top:0pt;z-index:251664384;v-text-anchor:middle;mso-width-relative:page;mso-height-relative:page;" filled="f" stroked="t" coordsize="5460,120000" o:gfxdata="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" path="m0,0l5460,0e">
+                <v:fill on="f" focussize="0,0"/>
+                <v:stroke color="#5B9BD4" joinstyle="round"/>
+                <v:imagedata o:title=""/>
+                <o:lock v:ext="edit" aspectratio="f"/>
+                <v:textbox inset="7.1988188976378pt,7.1988188976378pt,7.1988188976378pt,7.1988188976378pt"/>
+                <w10:wrap type="topAndBottom"/>
+              </v:shape>
+            </w:pict>
+          </mc:Fallback>
+        </mc:AlternateContent>
+      </w:r>
+    </w:p>
+    <w:p>
+      <w:pPr>
+        <w:widowControl w:val="0"/>
+        <w:spacing w:line="240" w:lineRule="auto"/>
+        <w:rPr>
+          <w:rFonts w:ascii="Times New Roman" w:hAnsi="Times New Roman" w:eastAsia="Times New Roman" w:cs="Times New Roman"/>
+          <w:b/>
+          <w:sz w:val="20"/>
+          <w:szCs w:val="20"/>
+        </w:rPr>
+      </w:pPr>
+    </w:p>
+    <w:p>
+      <w:pPr>
+        <w:widowControl w:val="0"/>
+        <w:spacing w:line="240" w:lineRule="auto"/>
+        <w:rPr>
+          <w:rFonts w:ascii="Times New Roman" w:hAnsi="Times New Roman" w:eastAsia="Times New Roman" w:cs="Times New Roman"/>
+          <w:b/>
+          <w:sz w:val="20"/>
+          <w:szCs w:val="20"/>
+        </w:rPr>
+      </w:pPr>
+    </w:p>
+    <w:p>
+      <w:pPr>
+        <w:widowControl w:val="0"/>
+        <w:spacing w:line="276" w:lineRule="auto"/>
+        <w:ind w:right="4"/>
+        <w:jc w:val="center"/>
+        <w:rPr>
+          <w:rFonts w:ascii="Times New Roman" w:hAnsi="Times New Roman" w:eastAsia="Times New Roman" w:cs="Times New Roman"/>
+          <w:b/>
+          <w:sz w:val="28"/>
+          <w:szCs w:val="28"/>
+        </w:rPr>
+      </w:pPr>
+      <w:r>
+        <w:rPr>
+          <w:rFonts w:ascii="Times New Roman" w:hAnsi="Times New Roman" w:eastAsia="Times New Roman" w:cs="Times New Roman"/>
+          <w:b/>
+          <w:sz w:val="28"/>
+          <w:szCs w:val="28"/>
+          <w:rtl w:val="0"/>
+        </w:rPr>
+        <w:t>ĐỒ ÁN KẾT THÚC HỌC PHẦN</w:t>
+      </w:r>
+    </w:p>
+    <w:p>
+      <w:pPr>
+        <w:widowControl w:val="0"/>
+        <w:spacing w:before="150" w:line="276" w:lineRule="auto"/>
+        <w:ind w:right="4"/>
+        <w:jc w:val="center"/>
+        <w:rPr>
+          <w:rFonts w:hint="default" w:ascii="Times New Roman" w:hAnsi="Times New Roman" w:eastAsia="Times New Roman" w:cs="Times New Roman"/>
+          <w:b/>
+          <w:color w:val="4472C4"/>
+          <w:sz w:val="34"/>
+          <w:szCs w:val="34"/>
+          <w:rtl w:val="0"/>
+          <w:lang w:val="en-US"/>
+        </w:rPr>
+      </w:pPr>
+      <w:r>
+        <w:rPr>
+          <w:rFonts w:hint="default" w:ascii="Times New Roman" w:hAnsi="Times New Roman" w:eastAsia="Times New Roman" w:cs="Times New Roman"/>
+          <w:b/>
+          <w:color w:val="4472C4"/>
+          <w:sz w:val="34"/>
+          <w:szCs w:val="34"/>
+          <w:rtl w:val="0"/>
+          <w:lang w:val="en-US"/>
+        </w:rPr>
+        <w:t>CÔNG NGHỆ PHẦN MỀM</w:t>
       </w:r>
     </w:p>
     <w:p>
@@ -890,13 +1816,39 @@
         <w:spacing w:line="240" w:lineRule="auto"/>
         <w:ind w:left="248" w:right="84" w:firstLine="0"/>
         <w:jc w:val="center"/>
+      </w:pPr>
+      <w:r>
+        <w:rPr>
+          <w:rFonts w:hint="default" w:ascii="Times New Roman" w:hAnsi="Times New Roman" w:eastAsia="Times New Roman" w:cs="Times New Roman"/>
+          <w:b/>
+          <w:sz w:val="26"/>
+          <w:szCs w:val="26"/>
+          <w:rtl w:val="0"/>
+          <w:lang w:val="en-US"/>
+        </w:rPr>
+        <w:t>Vĩnh Long</w:t>
+      </w:r>
+      <w:r>
         <w:rPr>
           <w:rFonts w:ascii="Times New Roman" w:hAnsi="Times New Roman" w:eastAsia="Times New Roman" w:cs="Times New Roman"/>
           <w:b/>
           <w:sz w:val="26"/>
           <w:szCs w:val="26"/>
-        </w:rPr>
-      </w:pPr>
+          <w:rtl w:val="0"/>
+        </w:rPr>
+        <w:t xml:space="preserve">, tháng </w:t>
+      </w:r>
+      <w:r>
+        <w:rPr>
+          <w:rFonts w:hint="default" w:ascii="Times New Roman" w:hAnsi="Times New Roman" w:eastAsia="Times New Roman" w:cs="Times New Roman"/>
+          <w:b/>
+          <w:sz w:val="26"/>
+          <w:szCs w:val="26"/>
+          <w:rtl w:val="0"/>
+          <w:lang w:val="en-US"/>
+        </w:rPr>
+        <w:t>07</w:t>
+      </w:r>
       <w:r>
         <w:rPr>
           <w:rFonts w:ascii="Times New Roman" w:hAnsi="Times New Roman" w:eastAsia="Times New Roman" w:cs="Times New Roman"/>
@@ -905,903 +1857,7 @@
           <w:szCs w:val="26"/>
           <w:rtl w:val="0"/>
         </w:rPr>
-        <w:t>Trà Vinh, tháng 6 năm 2025</w:t>
-      </w:r>
-    </w:p>
-    <w:p>
-      <w:pPr>
-        <w:bidi w:val="0"/>
-        <w:jc w:val="center"/>
-        <w:rPr>
-          <w:b/>
-          <w:bCs/>
-          <w:sz w:val="36"/>
-          <w:szCs w:val="36"/>
-        </w:rPr>
-      </w:pPr>
-      <w:r>
-        <w:rPr>
-          <w:b/>
-          <w:bCs/>
-          <w:sz w:val="36"/>
-          <w:szCs w:val="36"/>
-          <w:rtl w:val="0"/>
-        </w:rPr>
-        <w:t>TRƯỜNG ĐẠI HỌC TRÀ VINH</w:t>
-      </w:r>
-    </w:p>
-    <w:p>
-      <w:pPr>
-        <w:spacing w:before="171" w:after="160" w:line="259" w:lineRule="auto"/>
-        <w:ind w:right="84" w:firstLine="720"/>
-        <w:jc w:val="center"/>
-        <w:rPr>
-          <w:rFonts w:ascii="Times New Roman" w:hAnsi="Times New Roman" w:eastAsia="Times New Roman" w:cs="Times New Roman"/>
-          <w:b/>
-          <w:sz w:val="36"/>
-          <w:szCs w:val="36"/>
-        </w:rPr>
-      </w:pPr>
-      <w:r>
-        <w:rPr>
-          <w:rFonts w:ascii="Times New Roman" w:hAnsi="Times New Roman" w:eastAsia="Times New Roman" w:cs="Times New Roman"/>
-          <w:b/>
-          <w:sz w:val="36"/>
-          <w:szCs w:val="36"/>
-          <w:rtl w:val="0"/>
-        </w:rPr>
-        <w:t>TRƯỜNG KỸ THUẬT VÀ CÔNG NGHỆ</w:t>
-      </w:r>
-    </w:p>
-    <w:p>
-      <w:pPr>
-        <w:spacing w:before="171" w:after="160" w:line="259" w:lineRule="auto"/>
-        <w:ind w:right="84" w:firstLine="720"/>
-        <w:jc w:val="left"/>
-        <w:rPr>
-          <w:rFonts w:ascii="Times New Roman" w:hAnsi="Times New Roman" w:eastAsia="Times New Roman" w:cs="Times New Roman"/>
-          <w:b/>
-          <w:sz w:val="36"/>
-          <w:szCs w:val="36"/>
-        </w:rPr>
-      </w:pPr>
-      <w:r>
-        <w:rPr>
-          <w:rFonts w:ascii="Times New Roman" w:hAnsi="Times New Roman" w:eastAsia="Times New Roman" w:cs="Times New Roman"/>
-          <w:b/>
-          <w:sz w:val="36"/>
-          <w:szCs w:val="36"/>
-          <w:rtl w:val="0"/>
-        </w:rPr>
-        <w:tab/>
-      </w:r>
-      <w:r>
-        <w:rPr>
-          <w:rFonts w:ascii="Times New Roman" w:hAnsi="Times New Roman" w:eastAsia="Times New Roman" w:cs="Times New Roman"/>
-          <w:b/>
-          <w:sz w:val="36"/>
-          <w:szCs w:val="36"/>
-          <w:rtl w:val="0"/>
-        </w:rPr>
-        <w:t xml:space="preserve">  KHOA CÔNG NGHỆ THÔNG TIN</w:t>
-      </w:r>
-    </w:p>
-    <w:p>
-      <w:pPr>
-        <w:spacing w:after="160" w:line="259" w:lineRule="auto"/>
-        <w:rPr>
-          <w:rFonts w:ascii="Times New Roman" w:hAnsi="Times New Roman" w:eastAsia="Times New Roman" w:cs="Times New Roman"/>
-          <w:sz w:val="14"/>
-          <w:szCs w:val="14"/>
-        </w:rPr>
-      </w:pPr>
-      <w:r>
-        <w:drawing>
-          <wp:anchor distT="0" distB="0" distL="0" distR="0" simplePos="0" relativeHeight="251664384" behindDoc="0" locked="0" layoutInCell="1" allowOverlap="1">
-            <wp:simplePos x="0" y="0"/>
-            <wp:positionH relativeFrom="column">
-              <wp:posOffset>2494915</wp:posOffset>
-            </wp:positionH>
-            <wp:positionV relativeFrom="paragraph">
-              <wp:posOffset>203835</wp:posOffset>
-            </wp:positionV>
-            <wp:extent cx="953135" cy="1028700"/>
-            <wp:effectExtent l="0" t="0" r="6985" b="7620"/>
-            <wp:wrapTopAndBottom/>
-            <wp:docPr id="33" name="image4.jpg" descr="Logo&#10;&#10;Description automatically generated"/>
-            <wp:cNvGraphicFramePr/>
-            <a:graphic xmlns:a="http://schemas.openxmlformats.org/drawingml/2006/main">
-              <a:graphicData uri="http://schemas.openxmlformats.org/drawingml/2006/picture">
-                <pic:pic xmlns:pic="http://schemas.openxmlformats.org/drawingml/2006/picture">
-                  <pic:nvPicPr>
-                    <pic:cNvPr id="33" name="image4.jpg" descr="Logo&#10;&#10;Description automatically generated"/>
-                    <pic:cNvPicPr preferRelativeResize="0"/>
-                  </pic:nvPicPr>
-                  <pic:blipFill>
-                    <a:blip r:embed="rId8"/>
-                    <a:srcRect/>
-                    <a:stretch>
-                      <a:fillRect/>
-                    </a:stretch>
-                  </pic:blipFill>
-                  <pic:spPr>
-                    <a:xfrm>
-                      <a:off x="0" y="0"/>
-                      <a:ext cx="953016" cy="1028700"/>
-                    </a:xfrm>
-                    <a:prstGeom prst="rect">
-                      <a:avLst/>
-                    </a:prstGeom>
-                  </pic:spPr>
-                </pic:pic>
-              </a:graphicData>
-            </a:graphic>
-          </wp:anchor>
-        </w:drawing>
-      </w:r>
-      <w:r>
-        <mc:AlternateContent>
-          <mc:Choice Requires="wps">
-            <w:drawing>
-              <wp:anchor distT="0" distB="0" distL="0" distR="0" simplePos="0" relativeHeight="251664384" behindDoc="0" locked="0" layoutInCell="1" allowOverlap="1">
-                <wp:simplePos x="0" y="0"/>
-                <wp:positionH relativeFrom="column">
-                  <wp:posOffset>1181100</wp:posOffset>
-                </wp:positionH>
-                <wp:positionV relativeFrom="paragraph">
-                  <wp:posOffset>38100</wp:posOffset>
-                </wp:positionV>
-                <wp:extent cx="3467100" cy="12700"/>
-                <wp:effectExtent l="0" t="0" r="0" b="0"/>
-                <wp:wrapTopAndBottom/>
-                <wp:docPr id="34" name="Freeform 34"/>
-                <wp:cNvGraphicFramePr/>
-                <a:graphic xmlns:a="http://schemas.openxmlformats.org/drawingml/2006/main">
-                  <a:graphicData uri="http://schemas.microsoft.com/office/word/2010/wordprocessingShape">
-                    <wps:wsp>
-                      <wps:cNvSpPr/>
-                      <wps:spPr>
-                        <a:xfrm>
-                          <a:off x="3612450" y="3779365"/>
-                          <a:ext cx="3467100" cy="1270"/>
-                        </a:xfrm>
-                        <a:custGeom>
-                          <a:avLst/>
-                          <a:gdLst/>
-                          <a:ahLst/>
-                          <a:cxnLst/>
-                          <a:rect l="l" t="t" r="r" b="b"/>
-                          <a:pathLst>
-                            <a:path w="5460" h="120000" extrusionOk="0">
-                              <a:moveTo>
-                                <a:pt x="0" y="0"/>
-                              </a:moveTo>
-                              <a:lnTo>
-                                <a:pt x="5460" y="0"/>
-                              </a:lnTo>
-                            </a:path>
-                          </a:pathLst>
-                        </a:custGeom>
-                        <a:noFill/>
-                        <a:ln w="9525" cap="flat" cmpd="sng">
-                          <a:solidFill>
-                            <a:srgbClr val="5B9BD4"/>
-                          </a:solidFill>
-                          <a:prstDash val="solid"/>
-                          <a:round/>
-                          <a:headEnd type="none" w="med" len="med"/>
-                          <a:tailEnd type="none" w="med" len="med"/>
-                        </a:ln>
-                      </wps:spPr>
-                      <wps:bodyPr spcFirstLastPara="1" wrap="square" lIns="91425" tIns="91425" rIns="91425" bIns="91425" anchor="ctr" anchorCtr="0">
-                        <a:noAutofit/>
-                      </wps:bodyPr>
-                    </wps:wsp>
-                  </a:graphicData>
-                </a:graphic>
-              </wp:anchor>
-            </w:drawing>
-          </mc:Choice>
-          <mc:Fallback>
-            <w:pict>
-              <v:shape id="_x0000_s1026" o:spid="_x0000_s1026" o:spt="100" style="position:absolute;left:0pt;margin-left:93pt;margin-top:3pt;height:1pt;width:273pt;mso-wrap-distance-bottom:0pt;mso-wrap-distance-top:0pt;z-index:251664384;v-text-anchor:middle;mso-width-relative:page;mso-height-relative:page;" filled="f" stroked="t" coordsize="5460,120000" o:gfxdata="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" path="m0,0l5460,0e">
-                <v:fill on="f" focussize="0,0"/>
-                <v:stroke color="#5B9BD4" joinstyle="round"/>
-                <v:imagedata o:title=""/>
-                <o:lock v:ext="edit" aspectratio="f"/>
-                <v:textbox inset="7.1988188976378pt,7.1988188976378pt,7.1988188976378pt,7.1988188976378pt"/>
-                <w10:wrap type="topAndBottom"/>
-              </v:shape>
-            </w:pict>
-          </mc:Fallback>
-        </mc:AlternateContent>
-      </w:r>
-    </w:p>
-    <w:p>
-      <w:pPr>
-        <w:widowControl w:val="0"/>
-        <w:spacing w:line="240" w:lineRule="auto"/>
-        <w:rPr>
-          <w:rFonts w:ascii="Times New Roman" w:hAnsi="Times New Roman" w:eastAsia="Times New Roman" w:cs="Times New Roman"/>
-          <w:b/>
-          <w:sz w:val="20"/>
-          <w:szCs w:val="20"/>
-        </w:rPr>
-      </w:pPr>
-    </w:p>
-    <w:p>
-      <w:pPr>
-        <w:widowControl w:val="0"/>
-        <w:spacing w:line="240" w:lineRule="auto"/>
-        <w:rPr>
-          <w:rFonts w:ascii="Times New Roman" w:hAnsi="Times New Roman" w:eastAsia="Times New Roman" w:cs="Times New Roman"/>
-          <w:b/>
-          <w:sz w:val="20"/>
-          <w:szCs w:val="20"/>
-        </w:rPr>
-      </w:pPr>
-    </w:p>
-    <w:p>
-      <w:pPr>
-        <w:widowControl w:val="0"/>
-        <w:spacing w:line="276" w:lineRule="auto"/>
-        <w:ind w:right="4"/>
-        <w:jc w:val="center"/>
-        <w:rPr>
-          <w:rFonts w:ascii="Times New Roman" w:hAnsi="Times New Roman" w:eastAsia="Times New Roman" w:cs="Times New Roman"/>
-          <w:b/>
-          <w:sz w:val="28"/>
-          <w:szCs w:val="28"/>
-        </w:rPr>
-      </w:pPr>
-      <w:r>
-        <w:rPr>
-          <w:rFonts w:ascii="Times New Roman" w:hAnsi="Times New Roman" w:eastAsia="Times New Roman" w:cs="Times New Roman"/>
-          <w:b/>
-          <w:sz w:val="28"/>
-          <w:szCs w:val="28"/>
-          <w:rtl w:val="0"/>
-        </w:rPr>
-        <w:t>ĐỒ ÁN KẾT THÚC HỌC PHẦN</w:t>
-      </w:r>
-    </w:p>
-    <w:p>
-      <w:pPr>
-        <w:widowControl w:val="0"/>
-        <w:spacing w:before="150" w:line="276" w:lineRule="auto"/>
-        <w:ind w:right="4"/>
-        <w:jc w:val="center"/>
-        <w:rPr>
-          <w:rFonts w:hint="default" w:ascii="Times New Roman" w:hAnsi="Times New Roman" w:eastAsia="Times New Roman" w:cs="Times New Roman"/>
-          <w:b/>
-          <w:color w:val="4472C4"/>
-          <w:sz w:val="34"/>
-          <w:szCs w:val="34"/>
-          <w:rtl w:val="0"/>
-          <w:lang w:val="en-US"/>
-        </w:rPr>
-      </w:pPr>
-      <w:r>
-        <w:rPr>
-          <w:rFonts w:hint="default" w:ascii="Times New Roman" w:hAnsi="Times New Roman" w:eastAsia="Times New Roman" w:cs="Times New Roman"/>
-          <w:b/>
-          <w:color w:val="4472C4"/>
-          <w:sz w:val="34"/>
-          <w:szCs w:val="34"/>
-          <w:rtl w:val="0"/>
-          <w:lang w:val="en-US"/>
-        </w:rPr>
-        <w:t>CÔNG NGHỆ PHẦM MỀM</w:t>
-      </w:r>
-    </w:p>
-    <w:p>
-      <w:pPr>
-        <w:widowControl w:val="0"/>
-        <w:spacing w:before="150" w:line="276" w:lineRule="auto"/>
-        <w:ind w:right="4"/>
-        <w:jc w:val="center"/>
-        <w:rPr>
-          <w:rFonts w:ascii="Times New Roman" w:hAnsi="Times New Roman" w:eastAsia="Times New Roman" w:cs="Times New Roman"/>
-          <w:b/>
-          <w:sz w:val="32"/>
-          <w:szCs w:val="32"/>
-        </w:rPr>
-      </w:pPr>
-      <w:r>
-        <w:rPr>
-          <w:rFonts w:ascii="Times New Roman" w:hAnsi="Times New Roman" w:eastAsia="Times New Roman" w:cs="Times New Roman"/>
-          <w:b/>
-          <w:color w:val="4472C4"/>
-          <w:sz w:val="32"/>
-          <w:szCs w:val="32"/>
-          <w:rtl w:val="0"/>
-        </w:rPr>
-        <w:t>(MSHP: 2200</w:t>
-      </w:r>
-      <w:r>
-        <w:rPr>
-          <w:rFonts w:hint="default" w:ascii="Times New Roman" w:hAnsi="Times New Roman" w:eastAsia="Times New Roman" w:cs="Times New Roman"/>
-          <w:b/>
-          <w:color w:val="4472C4"/>
-          <w:sz w:val="32"/>
-          <w:szCs w:val="32"/>
-          <w:rtl w:val="0"/>
-          <w:lang w:val="en-US"/>
-        </w:rPr>
-        <w:t>55</w:t>
-      </w:r>
-      <w:r>
-        <w:rPr>
-          <w:rFonts w:ascii="Times New Roman" w:hAnsi="Times New Roman" w:eastAsia="Times New Roman" w:cs="Times New Roman"/>
-          <w:b/>
-          <w:color w:val="4472C4"/>
-          <w:sz w:val="32"/>
-          <w:szCs w:val="32"/>
-          <w:rtl w:val="0"/>
-        </w:rPr>
-        <w:t>)</w:t>
-      </w:r>
-    </w:p>
-    <w:p>
-      <w:pPr>
-        <w:widowControl w:val="0"/>
-        <w:spacing w:before="9" w:line="240" w:lineRule="auto"/>
-        <w:jc w:val="center"/>
-        <w:rPr>
-          <w:rFonts w:ascii="Times New Roman" w:hAnsi="Times New Roman" w:eastAsia="Times New Roman" w:cs="Times New Roman"/>
-          <w:b/>
-          <w:sz w:val="25"/>
-          <w:szCs w:val="25"/>
-        </w:rPr>
-      </w:pPr>
-    </w:p>
-    <w:p>
-      <w:pPr>
-        <w:pStyle w:val="21"/>
-        <w:keepNext w:val="0"/>
-        <w:keepLines w:val="0"/>
-        <w:widowControl w:val="0"/>
-        <w:spacing w:before="174" w:after="0" w:line="240" w:lineRule="auto"/>
-        <w:ind w:left="254" w:right="4" w:firstLine="0"/>
-        <w:jc w:val="center"/>
-        <w:rPr>
-          <w:rFonts w:ascii="Times New Roman" w:hAnsi="Times New Roman" w:eastAsia="Times New Roman" w:cs="Times New Roman"/>
-          <w:b/>
-          <w:sz w:val="40"/>
-          <w:szCs w:val="40"/>
-        </w:rPr>
-      </w:pPr>
-      <w:r>
-        <w:rPr>
-          <w:rFonts w:ascii="Times New Roman" w:hAnsi="Times New Roman" w:eastAsia="Times New Roman" w:cs="Times New Roman"/>
-          <w:b/>
-          <w:sz w:val="40"/>
-          <w:szCs w:val="40"/>
-          <w:rtl w:val="0"/>
-        </w:rPr>
-        <w:t xml:space="preserve">TÊN ĐỀ TÀI </w:t>
-      </w:r>
-    </w:p>
-    <w:p>
-      <w:pPr>
-        <w:pStyle w:val="21"/>
-        <w:keepNext w:val="0"/>
-        <w:keepLines w:val="0"/>
-        <w:widowControl w:val="0"/>
-        <w:spacing w:before="174" w:after="0" w:line="360" w:lineRule="auto"/>
-        <w:ind w:left="254" w:right="4" w:firstLine="0"/>
-        <w:jc w:val="center"/>
-        <w:rPr>
-          <w:rFonts w:hint="default" w:ascii="Times New Roman" w:hAnsi="Times New Roman" w:eastAsia="Times New Roman" w:cs="Times New Roman"/>
-          <w:b/>
-          <w:color w:val="FF0000"/>
-          <w:sz w:val="34"/>
-          <w:szCs w:val="34"/>
-          <w:rtl w:val="0"/>
-          <w:lang w:val="en-US"/>
-        </w:rPr>
-      </w:pPr>
-      <w:r>
-        <w:rPr>
-          <w:rFonts w:ascii="Times New Roman" w:hAnsi="Times New Roman" w:eastAsia="Times New Roman" w:cs="Times New Roman"/>
-          <w:b/>
-          <w:color w:val="FF0000"/>
-          <w:sz w:val="34"/>
-          <w:szCs w:val="34"/>
-          <w:rtl w:val="0"/>
-        </w:rPr>
-        <w:t xml:space="preserve">XÂY DỰNG </w:t>
-      </w:r>
-      <w:r>
-        <w:rPr>
-          <w:rFonts w:ascii="Times New Roman" w:hAnsi="Times New Roman" w:eastAsia="Times New Roman" w:cs="Times New Roman"/>
-          <w:b/>
-          <w:color w:val="FF0000"/>
-          <w:sz w:val="34"/>
-          <w:szCs w:val="34"/>
-          <w:rtl w:val="0"/>
-          <w:lang w:val="en-US"/>
-        </w:rPr>
-        <w:t>Ứ</w:t>
-      </w:r>
-      <w:r>
-        <w:rPr>
-          <w:rFonts w:hint="default" w:ascii="Times New Roman" w:hAnsi="Times New Roman" w:eastAsia="Times New Roman" w:cs="Times New Roman"/>
-          <w:b/>
-          <w:color w:val="FF0000"/>
-          <w:sz w:val="34"/>
-          <w:szCs w:val="34"/>
-          <w:rtl w:val="0"/>
-          <w:lang w:val="en-US"/>
-        </w:rPr>
-        <w:t xml:space="preserve">NG DỤNG WEB QUẢN LÝ CHI TIÊU </w:t>
-      </w:r>
-    </w:p>
-    <w:p>
-      <w:pPr>
-        <w:ind w:left="720" w:leftChars="0" w:firstLine="720" w:firstLineChars="0"/>
-        <w:rPr>
-          <w:rFonts w:hint="default"/>
-          <w:lang w:val="en-US"/>
-        </w:rPr>
-      </w:pPr>
-      <w:r>
-        <w:rPr>
-          <w:rFonts w:hint="default" w:ascii="Times New Roman" w:hAnsi="Times New Roman" w:eastAsia="Times New Roman" w:cs="Times New Roman"/>
-          <w:b/>
-          <w:color w:val="FF0000"/>
-          <w:sz w:val="34"/>
-          <w:szCs w:val="34"/>
-          <w:rtl w:val="0"/>
-          <w:lang w:val="en-US"/>
-        </w:rPr>
-        <w:t xml:space="preserve"> CÁ NHÂN VỚI JAVA SPRING BOOT</w:t>
-      </w:r>
-    </w:p>
-    <w:p>
-      <w:pPr>
-        <w:rPr>
-          <w:rFonts w:ascii="Times New Roman" w:hAnsi="Times New Roman" w:eastAsia="Times New Roman" w:cs="Times New Roman"/>
-          <w:b/>
-          <w:sz w:val="40"/>
-          <w:szCs w:val="40"/>
-        </w:rPr>
-      </w:pPr>
-    </w:p>
-    <w:p>
-      <w:pPr>
-        <w:widowControl w:val="0"/>
-        <w:spacing w:line="240" w:lineRule="auto"/>
-        <w:ind w:firstLine="254"/>
-        <w:rPr>
-          <w:rFonts w:ascii="Times New Roman" w:hAnsi="Times New Roman" w:eastAsia="Times New Roman" w:cs="Times New Roman"/>
-          <w:b/>
-          <w:sz w:val="26"/>
-          <w:szCs w:val="26"/>
-        </w:rPr>
-      </w:pPr>
-      <w:r>
-        <w:rPr>
-          <w:rFonts w:ascii="Times New Roman" w:hAnsi="Times New Roman" w:eastAsia="Times New Roman" w:cs="Times New Roman"/>
-          <w:b/>
-          <w:sz w:val="26"/>
-          <w:szCs w:val="26"/>
-          <w:rtl w:val="0"/>
-        </w:rPr>
-        <w:t>Sinh viên thực hiện:</w:t>
-      </w:r>
-    </w:p>
-    <w:p>
-      <w:pPr>
-        <w:widowControl w:val="0"/>
-        <w:spacing w:before="5" w:line="240" w:lineRule="auto"/>
-        <w:rPr>
-          <w:rFonts w:ascii="Times New Roman" w:hAnsi="Times New Roman" w:eastAsia="Times New Roman" w:cs="Times New Roman"/>
-          <w:b/>
-          <w:sz w:val="13"/>
-          <w:szCs w:val="13"/>
-        </w:rPr>
-      </w:pPr>
-    </w:p>
-    <w:tbl>
-      <w:tblPr>
-        <w:tblStyle w:val="30"/>
-        <w:tblW w:w="8234" w:type="dxa"/>
-        <w:tblInd w:w="317" w:type="dxa"/>
-        <w:tblLayout w:type="fixed"/>
-        <w:tblCellMar>
-          <w:top w:w="0" w:type="dxa"/>
-          <w:left w:w="0" w:type="dxa"/>
-          <w:bottom w:w="0" w:type="dxa"/>
-          <w:right w:w="0" w:type="dxa"/>
-        </w:tblCellMar>
-      </w:tblPr>
-      <w:tblGrid>
-        <w:gridCol w:w="2093"/>
-        <w:gridCol w:w="3813"/>
-        <w:gridCol w:w="2328"/>
-      </w:tblGrid>
-      <w:tr>
-        <w:tblPrEx>
-          <w:tblCellMar>
-            <w:top w:w="0" w:type="dxa"/>
-            <w:left w:w="0" w:type="dxa"/>
-            <w:bottom w:w="0" w:type="dxa"/>
-            <w:right w:w="0" w:type="dxa"/>
-          </w:tblCellMar>
-        </w:tblPrEx>
-        <w:trPr>
-          <w:trHeight w:val="415" w:hRule="atLeast"/>
-        </w:trPr>
-        <w:tc>
-          <w:tcPr>
-            <w:vAlign w:val="center"/>
-          </w:tcPr>
-          <w:p>
-            <w:pPr>
-              <w:widowControl w:val="0"/>
-              <w:spacing w:line="287" w:lineRule="auto"/>
-              <w:ind w:left="200" w:firstLine="0"/>
-              <w:rPr>
-                <w:rFonts w:ascii="Times New Roman" w:hAnsi="Times New Roman" w:eastAsia="Times New Roman" w:cs="Times New Roman"/>
-                <w:color w:val="FF0000"/>
-                <w:sz w:val="26"/>
-                <w:szCs w:val="26"/>
-              </w:rPr>
-            </w:pPr>
-            <w:r>
-              <w:rPr>
-                <w:rFonts w:ascii="Times New Roman" w:hAnsi="Times New Roman" w:eastAsia="Times New Roman" w:cs="Times New Roman"/>
-                <w:color w:val="FF0000"/>
-                <w:sz w:val="26"/>
-                <w:szCs w:val="26"/>
-                <w:rtl w:val="0"/>
-              </w:rPr>
-              <w:t>110122068</w:t>
-            </w:r>
-          </w:p>
-        </w:tc>
-        <w:tc>
-          <w:tcPr>
-            <w:vAlign w:val="center"/>
-          </w:tcPr>
-          <w:p>
-            <w:pPr>
-              <w:widowControl w:val="0"/>
-              <w:spacing w:line="287" w:lineRule="auto"/>
-              <w:ind w:left="141" w:firstLine="0"/>
-              <w:rPr>
-                <w:rFonts w:ascii="Times New Roman" w:hAnsi="Times New Roman" w:eastAsia="Times New Roman" w:cs="Times New Roman"/>
-                <w:color w:val="FF0000"/>
-                <w:sz w:val="26"/>
-                <w:szCs w:val="26"/>
-              </w:rPr>
-            </w:pPr>
-            <w:r>
-              <w:rPr>
-                <w:rFonts w:ascii="Times New Roman" w:hAnsi="Times New Roman" w:eastAsia="Times New Roman" w:cs="Times New Roman"/>
-                <w:color w:val="FF0000"/>
-                <w:sz w:val="26"/>
-                <w:szCs w:val="26"/>
-                <w:rtl w:val="0"/>
-              </w:rPr>
-              <w:t>Võ Chí Hải</w:t>
-            </w:r>
-          </w:p>
-        </w:tc>
-        <w:tc>
-          <w:tcPr>
-            <w:vAlign w:val="center"/>
-          </w:tcPr>
-          <w:p>
-            <w:pPr>
-              <w:widowControl w:val="0"/>
-              <w:spacing w:line="287" w:lineRule="auto"/>
-              <w:ind w:left="252" w:right="177" w:firstLine="0"/>
-              <w:rPr>
-                <w:rFonts w:ascii="Times New Roman" w:hAnsi="Times New Roman" w:eastAsia="Times New Roman" w:cs="Times New Roman"/>
-                <w:color w:val="FF0000"/>
-                <w:sz w:val="26"/>
-                <w:szCs w:val="26"/>
-              </w:rPr>
-            </w:pPr>
-            <w:r>
-              <w:rPr>
-                <w:rFonts w:ascii="Times New Roman" w:hAnsi="Times New Roman" w:eastAsia="Times New Roman" w:cs="Times New Roman"/>
-                <w:color w:val="FF0000"/>
-                <w:sz w:val="26"/>
-                <w:szCs w:val="26"/>
-                <w:rtl w:val="0"/>
-              </w:rPr>
-              <w:t>DA22TTD</w:t>
-            </w:r>
-          </w:p>
-        </w:tc>
-      </w:tr>
-      <w:tr>
-        <w:tblPrEx>
-          <w:tblCellMar>
-            <w:top w:w="0" w:type="dxa"/>
-            <w:left w:w="0" w:type="dxa"/>
-            <w:bottom w:w="0" w:type="dxa"/>
-            <w:right w:w="0" w:type="dxa"/>
-          </w:tblCellMar>
-        </w:tblPrEx>
-        <w:trPr>
-          <w:trHeight w:val="415" w:hRule="atLeast"/>
-        </w:trPr>
-        <w:tc>
-          <w:tcPr>
-            <w:vAlign w:val="center"/>
-          </w:tcPr>
-          <w:p>
-            <w:pPr>
-              <w:widowControl w:val="0"/>
-              <w:spacing w:before="42" w:line="240" w:lineRule="auto"/>
-              <w:ind w:left="200" w:firstLine="0"/>
-              <w:rPr>
-                <w:rFonts w:ascii="Times New Roman" w:hAnsi="Times New Roman" w:eastAsia="Times New Roman" w:cs="Times New Roman"/>
-                <w:color w:val="FF0000"/>
-                <w:sz w:val="26"/>
-                <w:szCs w:val="26"/>
-              </w:rPr>
-            </w:pPr>
-            <w:r>
-              <w:rPr>
-                <w:rFonts w:ascii="Times New Roman" w:hAnsi="Times New Roman" w:eastAsia="Times New Roman" w:cs="Times New Roman"/>
-                <w:color w:val="FF0000"/>
-                <w:sz w:val="26"/>
-                <w:szCs w:val="26"/>
-                <w:rtl w:val="0"/>
-              </w:rPr>
-              <w:t>110122105</w:t>
-            </w:r>
-          </w:p>
-        </w:tc>
-        <w:tc>
-          <w:tcPr>
-            <w:vAlign w:val="center"/>
-          </w:tcPr>
-          <w:p>
-            <w:pPr>
-              <w:widowControl w:val="0"/>
-              <w:spacing w:before="42" w:line="240" w:lineRule="auto"/>
-              <w:ind w:left="141" w:firstLine="0"/>
-              <w:rPr>
-                <w:rFonts w:ascii="Times New Roman" w:hAnsi="Times New Roman" w:eastAsia="Times New Roman" w:cs="Times New Roman"/>
-                <w:color w:val="FF0000"/>
-                <w:sz w:val="26"/>
-                <w:szCs w:val="26"/>
-              </w:rPr>
-            </w:pPr>
-            <w:r>
-              <w:rPr>
-                <w:rFonts w:ascii="Times New Roman" w:hAnsi="Times New Roman" w:eastAsia="Times New Roman" w:cs="Times New Roman"/>
-                <w:color w:val="FF0000"/>
-                <w:sz w:val="26"/>
-                <w:szCs w:val="26"/>
-                <w:rtl w:val="0"/>
-              </w:rPr>
-              <w:t>Nguyễn Đỗ Thành Lộc</w:t>
-            </w:r>
-          </w:p>
-        </w:tc>
-        <w:tc>
-          <w:tcPr>
-            <w:vAlign w:val="center"/>
-          </w:tcPr>
-          <w:p>
-            <w:pPr>
-              <w:widowControl w:val="0"/>
-              <w:spacing w:before="42" w:line="240" w:lineRule="auto"/>
-              <w:ind w:left="252" w:right="177" w:firstLine="0"/>
-              <w:rPr>
-                <w:rFonts w:ascii="Times New Roman" w:hAnsi="Times New Roman" w:eastAsia="Times New Roman" w:cs="Times New Roman"/>
-                <w:color w:val="FF0000"/>
-                <w:sz w:val="26"/>
-                <w:szCs w:val="26"/>
-              </w:rPr>
-            </w:pPr>
-            <w:r>
-              <w:rPr>
-                <w:rFonts w:ascii="Times New Roman" w:hAnsi="Times New Roman" w:eastAsia="Times New Roman" w:cs="Times New Roman"/>
-                <w:color w:val="FF0000"/>
-                <w:sz w:val="26"/>
-                <w:szCs w:val="26"/>
-                <w:rtl w:val="0"/>
-              </w:rPr>
-              <w:t>DA22TTD</w:t>
-            </w:r>
-          </w:p>
-        </w:tc>
-      </w:tr>
-      <w:tr>
-        <w:tblPrEx>
-          <w:tblCellMar>
-            <w:top w:w="0" w:type="dxa"/>
-            <w:left w:w="0" w:type="dxa"/>
-            <w:bottom w:w="0" w:type="dxa"/>
-            <w:right w:w="0" w:type="dxa"/>
-          </w:tblCellMar>
-        </w:tblPrEx>
-        <w:trPr>
-          <w:trHeight w:val="415" w:hRule="atLeast"/>
-        </w:trPr>
-        <w:tc>
-          <w:tcPr>
-            <w:vAlign w:val="center"/>
-          </w:tcPr>
-          <w:p>
-            <w:pPr>
-              <w:widowControl w:val="0"/>
-              <w:spacing w:before="44" w:line="279" w:lineRule="auto"/>
-              <w:ind w:left="200" w:firstLine="0"/>
-              <w:rPr>
-                <w:rFonts w:ascii="Times New Roman" w:hAnsi="Times New Roman" w:eastAsia="Times New Roman" w:cs="Times New Roman"/>
-                <w:color w:val="FF0000"/>
-                <w:sz w:val="26"/>
-                <w:szCs w:val="26"/>
-              </w:rPr>
-            </w:pPr>
-            <w:r>
-              <w:rPr>
-                <w:rFonts w:ascii="Times New Roman" w:hAnsi="Times New Roman" w:eastAsia="Times New Roman" w:cs="Times New Roman"/>
-                <w:color w:val="FF0000"/>
-                <w:sz w:val="26"/>
-                <w:szCs w:val="26"/>
-                <w:rtl w:val="0"/>
-              </w:rPr>
-              <w:t>110122099</w:t>
-            </w:r>
-          </w:p>
-        </w:tc>
-        <w:tc>
-          <w:tcPr>
-            <w:vAlign w:val="center"/>
-          </w:tcPr>
-          <w:p>
-            <w:pPr>
-              <w:widowControl w:val="0"/>
-              <w:spacing w:before="44" w:line="279" w:lineRule="auto"/>
-              <w:ind w:left="141" w:firstLine="0"/>
-              <w:rPr>
-                <w:rFonts w:ascii="Times New Roman" w:hAnsi="Times New Roman" w:eastAsia="Times New Roman" w:cs="Times New Roman"/>
-                <w:color w:val="FF0000"/>
-                <w:sz w:val="26"/>
-                <w:szCs w:val="26"/>
-              </w:rPr>
-            </w:pPr>
-            <w:r>
-              <w:rPr>
-                <w:rFonts w:ascii="Times New Roman" w:hAnsi="Times New Roman" w:eastAsia="Times New Roman" w:cs="Times New Roman"/>
-                <w:color w:val="FF0000"/>
-                <w:sz w:val="26"/>
-                <w:szCs w:val="26"/>
-                <w:rtl w:val="0"/>
-              </w:rPr>
-              <w:t>Hoàng Tuấn Kiệt</w:t>
-            </w:r>
-          </w:p>
-        </w:tc>
-        <w:tc>
-          <w:tcPr>
-            <w:vAlign w:val="center"/>
-          </w:tcPr>
-          <w:p>
-            <w:pPr>
-              <w:widowControl w:val="0"/>
-              <w:spacing w:before="44" w:line="279" w:lineRule="auto"/>
-              <w:ind w:left="252" w:right="177" w:firstLine="0"/>
-              <w:rPr>
-                <w:rFonts w:ascii="Times New Roman" w:hAnsi="Times New Roman" w:eastAsia="Times New Roman" w:cs="Times New Roman"/>
-                <w:color w:val="FF0000"/>
-                <w:sz w:val="26"/>
-                <w:szCs w:val="26"/>
-              </w:rPr>
-            </w:pPr>
-            <w:r>
-              <w:rPr>
-                <w:rFonts w:ascii="Times New Roman" w:hAnsi="Times New Roman" w:eastAsia="Times New Roman" w:cs="Times New Roman"/>
-                <w:color w:val="FF0000"/>
-                <w:sz w:val="26"/>
-                <w:szCs w:val="26"/>
-                <w:rtl w:val="0"/>
-              </w:rPr>
-              <w:t>DA22TTD</w:t>
-            </w:r>
-          </w:p>
-        </w:tc>
-      </w:tr>
-    </w:tbl>
-    <w:p>
-      <w:pPr>
-        <w:spacing w:before="178" w:after="160" w:line="259" w:lineRule="auto"/>
-        <w:ind w:left="118" w:firstLine="130"/>
-        <w:rPr>
-          <w:rFonts w:hint="default" w:ascii="Times New Roman" w:hAnsi="Times New Roman" w:eastAsia="Times New Roman" w:cs="Times New Roman"/>
-          <w:sz w:val="26"/>
-          <w:szCs w:val="26"/>
-          <w:lang w:val="en-US"/>
-        </w:rPr>
-      </w:pPr>
-      <w:r>
-        <w:rPr>
-          <w:rFonts w:ascii="Times New Roman" w:hAnsi="Times New Roman" w:eastAsia="Times New Roman" w:cs="Times New Roman"/>
-          <w:b/>
-          <w:sz w:val="26"/>
-          <w:szCs w:val="26"/>
-          <w:rtl w:val="0"/>
-        </w:rPr>
-        <w:t xml:space="preserve">Giáo viên hướng dẫn: </w:t>
-      </w:r>
-      <w:r>
-        <w:rPr>
-          <w:rFonts w:hint="default" w:ascii="Times New Roman" w:hAnsi="Times New Roman" w:eastAsia="Times New Roman" w:cs="Times New Roman"/>
-          <w:sz w:val="26"/>
-          <w:szCs w:val="26"/>
-          <w:rtl w:val="0"/>
-          <w:lang w:val="en-US"/>
-        </w:rPr>
-        <w:t>TS. Nguyễn Bảo Ân</w:t>
-      </w:r>
-    </w:p>
-    <w:p>
-      <w:pPr>
-        <w:widowControl w:val="0"/>
-        <w:spacing w:line="240" w:lineRule="auto"/>
-        <w:rPr>
-          <w:rFonts w:ascii="Times New Roman" w:hAnsi="Times New Roman" w:eastAsia="Times New Roman" w:cs="Times New Roman"/>
-          <w:sz w:val="28"/>
-          <w:szCs w:val="28"/>
-        </w:rPr>
-      </w:pPr>
-    </w:p>
-    <w:p>
-      <w:pPr>
-        <w:widowControl w:val="0"/>
-        <w:spacing w:line="240" w:lineRule="auto"/>
-        <w:ind w:left="248" w:right="84" w:firstLine="0"/>
-        <w:jc w:val="center"/>
-        <w:rPr>
-          <w:rFonts w:ascii="Times New Roman" w:hAnsi="Times New Roman" w:eastAsia="Times New Roman" w:cs="Times New Roman"/>
-          <w:b/>
-          <w:sz w:val="26"/>
-          <w:szCs w:val="26"/>
-          <w:rtl w:val="0"/>
-        </w:rPr>
-      </w:pPr>
-    </w:p>
-    <w:p>
-      <w:pPr>
-        <w:widowControl w:val="0"/>
-        <w:spacing w:line="240" w:lineRule="auto"/>
-        <w:ind w:left="248" w:right="84" w:firstLine="0"/>
-        <w:jc w:val="center"/>
-        <w:rPr>
-          <w:rFonts w:ascii="Times New Roman" w:hAnsi="Times New Roman" w:eastAsia="Times New Roman" w:cs="Times New Roman"/>
-          <w:b/>
-          <w:sz w:val="26"/>
-          <w:szCs w:val="26"/>
-          <w:rtl w:val="0"/>
-        </w:rPr>
-      </w:pPr>
-    </w:p>
-    <w:p>
-      <w:pPr>
-        <w:widowControl w:val="0"/>
-        <w:spacing w:line="240" w:lineRule="auto"/>
-        <w:ind w:left="248" w:right="84" w:firstLine="0"/>
-        <w:jc w:val="center"/>
-      </w:pPr>
-      <w:r>
-        <w:rPr>
-          <w:rFonts w:ascii="Times New Roman" w:hAnsi="Times New Roman" w:eastAsia="Times New Roman" w:cs="Times New Roman"/>
-          <w:b/>
-          <w:sz w:val="26"/>
-          <w:szCs w:val="26"/>
-          <w:rtl w:val="0"/>
-        </w:rPr>
-        <w:t>Trà Vinh, tháng 6 năm 2025</w:t>
+        <w:t xml:space="preserve"> năm 2025</w:t>
       </w:r>
     </w:p>
     <w:p>
@@ -2694,6 +2750,8 @@
       <w:sdtEndPr>
         <w:rPr>
           <w:rFonts w:hint="default" w:ascii="Times New Roman" w:hAnsi="Times New Roman" w:cs="Times New Roman" w:eastAsiaTheme="minorEastAsia"/>
+          <w:b/>
+          <w:bCs/>
           <w:sz w:val="24"/>
           <w:szCs w:val="24"/>
           <w:lang w:val="en-US" w:eastAsia="zh-CN" w:bidi="ar-SA"/>
@@ -2714,7 +2772,6 @@
               <w:lang w:val="en-US"/>
             </w:rPr>
           </w:pPr>
-          <w:bookmarkStart w:id="1362" w:name="_GoBack"/>
           <w:r>
             <w:rPr>
               <w:rFonts w:hint="default" w:ascii="Times New Roman" w:hAnsi="Times New Roman" w:eastAsia="SimSun" w:cs="Times New Roman"/>
@@ -2727,7 +2784,6 @@
             <w:t>MỤC LỤC</w:t>
           </w:r>
         </w:p>
-        <w:bookmarkEnd w:id="1362"/>
         <w:p>
           <w:pPr>
             <w:pStyle w:val="25"/>
@@ -5667,6 +5723,15 @@
               <w:rFonts w:hint="default" w:ascii="Times New Roman" w:hAnsi="Times New Roman" w:cs="Times New Roman"/>
               <w:sz w:val="24"/>
               <w:szCs w:val="24"/>
+              <w:lang w:val="en-US"/>
+            </w:rPr>
+            <w:t>e</w:t>
+          </w:r>
+          <w:r>
+            <w:rPr>
+              <w:rFonts w:hint="default" w:ascii="Times New Roman" w:hAnsi="Times New Roman" w:cs="Times New Roman"/>
+              <w:sz w:val="24"/>
+              <w:szCs w:val="24"/>
             </w:rPr>
             <w:tab/>
           </w:r>
@@ -12269,6 +12334,16 @@
         </w:rPr>
         <w:t>Bảng 3 Api incom</w:t>
       </w:r>
+      <w:r>
+        <w:rPr>
+          <w:rFonts w:hint="default" w:ascii="Times New Roman" w:hAnsi="Times New Roman" w:cs="Times New Roman"/>
+          <w:szCs w:val="26"/>
+          <w:lang w:val="en-US"/>
+        </w:rPr>
+        <w:t>e</w:t>
+      </w:r>
+      <w:bookmarkStart w:id="1362" w:name="_GoBack"/>
+      <w:bookmarkEnd w:id="1362"/>
       <w:r>
         <w:tab/>
       </w:r>
@@ -14186,24 +14261,24 @@
           <w:lang w:val="en-US"/>
         </w:rPr>
       </w:pPr>
-      <w:bookmarkStart w:id="4" w:name="_Toc7880"/>
-      <w:bookmarkStart w:id="5" w:name="_Toc24496"/>
+      <w:bookmarkStart w:id="4" w:name="_Toc3349"/>
+      <w:bookmarkStart w:id="5" w:name="_Toc13404"/>
       <w:bookmarkStart w:id="6" w:name="_Toc12800"/>
-      <w:bookmarkStart w:id="7" w:name="_Toc3349"/>
-      <w:bookmarkStart w:id="8" w:name="_Toc13404"/>
+      <w:bookmarkStart w:id="7" w:name="_Toc31503"/>
+      <w:bookmarkStart w:id="8" w:name="_Toc32159"/>
       <w:bookmarkStart w:id="9" w:name="_Toc31507"/>
-      <w:bookmarkStart w:id="10" w:name="_Toc12448"/>
-      <w:bookmarkStart w:id="11" w:name="_Toc29143"/>
-      <w:bookmarkStart w:id="12" w:name="_Toc31503"/>
-      <w:bookmarkStart w:id="13" w:name="_Toc13204"/>
-      <w:bookmarkStart w:id="14" w:name="_Toc2338"/>
-      <w:bookmarkStart w:id="15" w:name="_Toc26591"/>
-      <w:bookmarkStart w:id="16" w:name="_Toc32159"/>
-      <w:bookmarkStart w:id="17" w:name="_Toc3064"/>
-      <w:bookmarkStart w:id="18" w:name="_Toc24605"/>
+      <w:bookmarkStart w:id="10" w:name="_Toc26591"/>
+      <w:bookmarkStart w:id="11" w:name="_Toc27448"/>
+      <w:bookmarkStart w:id="12" w:name="_Toc7880"/>
+      <w:bookmarkStart w:id="13" w:name="_Toc24605"/>
+      <w:bookmarkStart w:id="14" w:name="_Toc27652"/>
+      <w:bookmarkStart w:id="15" w:name="_Toc3064"/>
+      <w:bookmarkStart w:id="16" w:name="_Toc24496"/>
+      <w:bookmarkStart w:id="17" w:name="_Toc29143"/>
+      <w:bookmarkStart w:id="18" w:name="_Toc2338"/>
       <w:bookmarkStart w:id="19" w:name="_Toc23069"/>
-      <w:bookmarkStart w:id="20" w:name="_Toc27448"/>
-      <w:bookmarkStart w:id="21" w:name="_Toc27652"/>
+      <w:bookmarkStart w:id="20" w:name="_Toc13204"/>
+      <w:bookmarkStart w:id="21" w:name="_Toc12448"/>
       <w:r>
         <w:rPr>
           <w:rFonts w:hint="default"/>
@@ -14259,23 +14334,23 @@
           <w:szCs w:val="26"/>
         </w:rPr>
       </w:pPr>
-      <w:bookmarkStart w:id="22" w:name="_Toc12850"/>
-      <w:bookmarkStart w:id="23" w:name="_Toc14215"/>
-      <w:bookmarkStart w:id="24" w:name="_Toc12424"/>
-      <w:bookmarkStart w:id="25" w:name="_Toc14927"/>
-      <w:bookmarkStart w:id="26" w:name="_Toc22505"/>
-      <w:bookmarkStart w:id="27" w:name="_Toc9838"/>
-      <w:bookmarkStart w:id="28" w:name="_Toc26656"/>
-      <w:bookmarkStart w:id="29" w:name="_Toc18932"/>
-      <w:bookmarkStart w:id="30" w:name="_Toc20008"/>
-      <w:bookmarkStart w:id="31" w:name="_Toc21692"/>
-      <w:bookmarkStart w:id="32" w:name="_Toc14852"/>
-      <w:bookmarkStart w:id="33" w:name="_Toc69"/>
-      <w:bookmarkStart w:id="34" w:name="_Toc16643"/>
+      <w:bookmarkStart w:id="22" w:name="_Toc22505"/>
+      <w:bookmarkStart w:id="23" w:name="_Toc26656"/>
+      <w:bookmarkStart w:id="24" w:name="_Toc9838"/>
+      <w:bookmarkStart w:id="25" w:name="_Toc18932"/>
+      <w:bookmarkStart w:id="26" w:name="_Toc12850"/>
+      <w:bookmarkStart w:id="27" w:name="_Toc14927"/>
+      <w:bookmarkStart w:id="28" w:name="_Toc12424"/>
+      <w:bookmarkStart w:id="29" w:name="_Toc14215"/>
+      <w:bookmarkStart w:id="30" w:name="_Toc21692"/>
+      <w:bookmarkStart w:id="31" w:name="_Toc69"/>
+      <w:bookmarkStart w:id="32" w:name="_Toc28699"/>
+      <w:bookmarkStart w:id="33" w:name="_Toc31670"/>
+      <w:bookmarkStart w:id="34" w:name="_Toc14852"/>
       <w:bookmarkStart w:id="35" w:name="_Toc8771"/>
-      <w:bookmarkStart w:id="36" w:name="_Toc31670"/>
-      <w:bookmarkStart w:id="37" w:name="_Toc13549"/>
-      <w:bookmarkStart w:id="38" w:name="_Toc28699"/>
+      <w:bookmarkStart w:id="36" w:name="_Toc13549"/>
+      <w:bookmarkStart w:id="37" w:name="_Toc16643"/>
+      <w:bookmarkStart w:id="38" w:name="_Toc20008"/>
       <w:r>
         <w:rPr>
           <w:rFonts w:hint="default" w:ascii="Times New Roman" w:hAnsi="Times New Roman" w:cs="Times New Roman"/>
@@ -14426,23 +14501,23 @@
           <w:szCs w:val="26"/>
         </w:rPr>
       </w:pPr>
-      <w:bookmarkStart w:id="39" w:name="_Toc4447"/>
-      <w:bookmarkStart w:id="40" w:name="_Toc21776"/>
-      <w:bookmarkStart w:id="41" w:name="_Toc30031"/>
-      <w:bookmarkStart w:id="42" w:name="_Toc21219"/>
-      <w:bookmarkStart w:id="43" w:name="_Toc3525"/>
-      <w:bookmarkStart w:id="44" w:name="_Toc5954"/>
-      <w:bookmarkStart w:id="45" w:name="_Toc29910"/>
-      <w:bookmarkStart w:id="46" w:name="_Toc1684"/>
+      <w:bookmarkStart w:id="39" w:name="_Toc30031"/>
+      <w:bookmarkStart w:id="40" w:name="_Toc4447"/>
+      <w:bookmarkStart w:id="41" w:name="_Toc21776"/>
+      <w:bookmarkStart w:id="42" w:name="_Toc29910"/>
+      <w:bookmarkStart w:id="43" w:name="_Toc21219"/>
+      <w:bookmarkStart w:id="44" w:name="_Toc27111"/>
+      <w:bookmarkStart w:id="45" w:name="_Toc27249"/>
+      <w:bookmarkStart w:id="46" w:name="_Toc23408"/>
       <w:bookmarkStart w:id="47" w:name="_Toc29349"/>
-      <w:bookmarkStart w:id="48" w:name="_Toc27111"/>
-      <w:bookmarkStart w:id="49" w:name="_Toc14832"/>
-      <w:bookmarkStart w:id="50" w:name="_Toc8351"/>
-      <w:bookmarkStart w:id="51" w:name="_Toc4667"/>
-      <w:bookmarkStart w:id="52" w:name="_Toc23408"/>
-      <w:bookmarkStart w:id="53" w:name="_Toc15195"/>
-      <w:bookmarkStart w:id="54" w:name="_Toc27249"/>
-      <w:bookmarkStart w:id="55" w:name="_Toc3300"/>
+      <w:bookmarkStart w:id="48" w:name="_Toc15195"/>
+      <w:bookmarkStart w:id="49" w:name="_Toc1684"/>
+      <w:bookmarkStart w:id="50" w:name="_Toc4667"/>
+      <w:bookmarkStart w:id="51" w:name="_Toc3300"/>
+      <w:bookmarkStart w:id="52" w:name="_Toc8351"/>
+      <w:bookmarkStart w:id="53" w:name="_Toc5954"/>
+      <w:bookmarkStart w:id="54" w:name="_Toc14832"/>
+      <w:bookmarkStart w:id="55" w:name="_Toc3525"/>
       <w:r>
         <w:rPr>
           <w:rFonts w:hint="default" w:ascii="Times New Roman" w:hAnsi="Times New Roman" w:cs="Times New Roman"/>
@@ -14558,21 +14633,21 @@
           <w:lang w:val="en-US" w:eastAsia="zh-CN"/>
         </w:rPr>
       </w:pPr>
-      <w:bookmarkStart w:id="56" w:name="_Toc11770"/>
-      <w:bookmarkStart w:id="57" w:name="_Toc8766"/>
-      <w:bookmarkStart w:id="58" w:name="_Toc18264"/>
-      <w:bookmarkStart w:id="59" w:name="_Toc22600"/>
-      <w:bookmarkStart w:id="60" w:name="_Toc17598"/>
-      <w:bookmarkStart w:id="61" w:name="_Toc18606"/>
+      <w:bookmarkStart w:id="56" w:name="_Toc16113"/>
+      <w:bookmarkStart w:id="57" w:name="_Toc27928"/>
+      <w:bookmarkStart w:id="58" w:name="_Toc8539"/>
+      <w:bookmarkStart w:id="59" w:name="_Toc29155"/>
+      <w:bookmarkStart w:id="60" w:name="_Toc11770"/>
+      <w:bookmarkStart w:id="61" w:name="_Toc18264"/>
       <w:bookmarkStart w:id="62" w:name="_Toc30447"/>
       <w:bookmarkStart w:id="63" w:name="_Toc20039"/>
-      <w:bookmarkStart w:id="64" w:name="_Toc8539"/>
-      <w:bookmarkStart w:id="65" w:name="_Toc5750"/>
-      <w:bookmarkStart w:id="66" w:name="_Toc10940"/>
-      <w:bookmarkStart w:id="67" w:name="_Toc16113"/>
-      <w:bookmarkStart w:id="68" w:name="_Toc22311"/>
-      <w:bookmarkStart w:id="69" w:name="_Toc27928"/>
-      <w:bookmarkStart w:id="70" w:name="_Toc29155"/>
+      <w:bookmarkStart w:id="64" w:name="_Toc17598"/>
+      <w:bookmarkStart w:id="65" w:name="_Toc18606"/>
+      <w:bookmarkStart w:id="66" w:name="_Toc5750"/>
+      <w:bookmarkStart w:id="67" w:name="_Toc8766"/>
+      <w:bookmarkStart w:id="68" w:name="_Toc22600"/>
+      <w:bookmarkStart w:id="69" w:name="_Toc10940"/>
+      <w:bookmarkStart w:id="70" w:name="_Toc22311"/>
       <w:bookmarkStart w:id="71" w:name="_Toc24277"/>
       <w:bookmarkStart w:id="72" w:name="_Toc9415"/>
       <w:r>
@@ -14784,23 +14859,23 @@
         <w:pStyle w:val="2"/>
         <w:bidi w:val="0"/>
       </w:pPr>
-      <w:bookmarkStart w:id="73" w:name="_Toc22983"/>
-      <w:bookmarkStart w:id="74" w:name="_Toc740"/>
-      <w:bookmarkStart w:id="75" w:name="_Toc21589"/>
-      <w:bookmarkStart w:id="76" w:name="_Toc11966"/>
-      <w:bookmarkStart w:id="77" w:name="_Toc21216"/>
-      <w:bookmarkStart w:id="78" w:name="_Toc8060"/>
-      <w:bookmarkStart w:id="79" w:name="_Toc14715"/>
-      <w:bookmarkStart w:id="80" w:name="_Toc25685"/>
-      <w:bookmarkStart w:id="81" w:name="_Toc31701"/>
-      <w:bookmarkStart w:id="82" w:name="_Toc32628"/>
-      <w:bookmarkStart w:id="83" w:name="_Toc6140"/>
-      <w:bookmarkStart w:id="84" w:name="_Toc9724"/>
-      <w:bookmarkStart w:id="85" w:name="_Toc19474"/>
-      <w:bookmarkStart w:id="86" w:name="_Toc14835"/>
-      <w:bookmarkStart w:id="87" w:name="_Toc10518"/>
-      <w:bookmarkStart w:id="88" w:name="_Toc1004"/>
-      <w:bookmarkStart w:id="89" w:name="_Toc7109"/>
+      <w:bookmarkStart w:id="73" w:name="_Toc7109"/>
+      <w:bookmarkStart w:id="74" w:name="_Toc9724"/>
+      <w:bookmarkStart w:id="75" w:name="_Toc740"/>
+      <w:bookmarkStart w:id="76" w:name="_Toc8060"/>
+      <w:bookmarkStart w:id="77" w:name="_Toc25685"/>
+      <w:bookmarkStart w:id="78" w:name="_Toc14715"/>
+      <w:bookmarkStart w:id="79" w:name="_Toc22983"/>
+      <w:bookmarkStart w:id="80" w:name="_Toc14835"/>
+      <w:bookmarkStart w:id="81" w:name="_Toc19474"/>
+      <w:bookmarkStart w:id="82" w:name="_Toc21589"/>
+      <w:bookmarkStart w:id="83" w:name="_Toc1004"/>
+      <w:bookmarkStart w:id="84" w:name="_Toc10518"/>
+      <w:bookmarkStart w:id="85" w:name="_Toc11966"/>
+      <w:bookmarkStart w:id="86" w:name="_Toc6140"/>
+      <w:bookmarkStart w:id="87" w:name="_Toc32628"/>
+      <w:bookmarkStart w:id="88" w:name="_Toc21216"/>
+      <w:bookmarkStart w:id="89" w:name="_Toc31701"/>
       <w:r>
         <w:rPr>
           <w:rFonts w:hint="default"/>
@@ -14838,22 +14913,22 @@
           <w:szCs w:val="26"/>
         </w:rPr>
       </w:pPr>
-      <w:bookmarkStart w:id="90" w:name="_Toc25240"/>
-      <w:bookmarkStart w:id="91" w:name="_Toc19105"/>
-      <w:bookmarkStart w:id="92" w:name="_Toc14447"/>
-      <w:bookmarkStart w:id="93" w:name="_Toc13049"/>
-      <w:bookmarkStart w:id="94" w:name="_Toc1813"/>
-      <w:bookmarkStart w:id="95" w:name="_Toc802"/>
-      <w:bookmarkStart w:id="96" w:name="_Toc29620"/>
-      <w:bookmarkStart w:id="97" w:name="_Toc19042"/>
-      <w:bookmarkStart w:id="98" w:name="_Toc31046"/>
-      <w:bookmarkStart w:id="99" w:name="_Toc13366"/>
-      <w:bookmarkStart w:id="100" w:name="_Toc8277"/>
-      <w:bookmarkStart w:id="101" w:name="_Toc5068"/>
-      <w:bookmarkStart w:id="102" w:name="_Toc29894"/>
-      <w:bookmarkStart w:id="103" w:name="_Toc30963"/>
-      <w:bookmarkStart w:id="104" w:name="_Toc7461"/>
-      <w:bookmarkStart w:id="105" w:name="_Toc8681"/>
+      <w:bookmarkStart w:id="90" w:name="_Toc29620"/>
+      <w:bookmarkStart w:id="91" w:name="_Toc25240"/>
+      <w:bookmarkStart w:id="92" w:name="_Toc19105"/>
+      <w:bookmarkStart w:id="93" w:name="_Toc802"/>
+      <w:bookmarkStart w:id="94" w:name="_Toc19042"/>
+      <w:bookmarkStart w:id="95" w:name="_Toc14447"/>
+      <w:bookmarkStart w:id="96" w:name="_Toc13049"/>
+      <w:bookmarkStart w:id="97" w:name="_Toc1813"/>
+      <w:bookmarkStart w:id="98" w:name="_Toc13366"/>
+      <w:bookmarkStart w:id="99" w:name="_Toc8277"/>
+      <w:bookmarkStart w:id="100" w:name="_Toc5068"/>
+      <w:bookmarkStart w:id="101" w:name="_Toc31046"/>
+      <w:bookmarkStart w:id="102" w:name="_Toc8681"/>
+      <w:bookmarkStart w:id="103" w:name="_Toc7461"/>
+      <w:bookmarkStart w:id="104" w:name="_Toc29894"/>
+      <w:bookmarkStart w:id="105" w:name="_Toc30963"/>
       <w:bookmarkStart w:id="106" w:name="_Toc12624"/>
       <w:r>
         <w:rPr>
@@ -14896,23 +14971,23 @@
           <w:szCs w:val="26"/>
         </w:rPr>
       </w:pPr>
-      <w:bookmarkStart w:id="107" w:name="_Toc11051"/>
-      <w:bookmarkStart w:id="108" w:name="_Toc17812"/>
+      <w:bookmarkStart w:id="107" w:name="_Toc13992"/>
+      <w:bookmarkStart w:id="108" w:name="_Toc11051"/>
       <w:bookmarkStart w:id="109" w:name="_Toc644"/>
-      <w:bookmarkStart w:id="110" w:name="_Toc6687"/>
-      <w:bookmarkStart w:id="111" w:name="_Toc13569"/>
-      <w:bookmarkStart w:id="112" w:name="_Toc21468"/>
-      <w:bookmarkStart w:id="113" w:name="_Toc2785"/>
-      <w:bookmarkStart w:id="114" w:name="_Toc25290"/>
-      <w:bookmarkStart w:id="115" w:name="_Toc3908"/>
-      <w:bookmarkStart w:id="116" w:name="_Toc32722"/>
-      <w:bookmarkStart w:id="117" w:name="_Toc13992"/>
-      <w:bookmarkStart w:id="118" w:name="_Toc5214"/>
-      <w:bookmarkStart w:id="119" w:name="_Toc27650"/>
-      <w:bookmarkStart w:id="120" w:name="_Toc27453"/>
-      <w:bookmarkStart w:id="121" w:name="_Toc2764"/>
-      <w:bookmarkStart w:id="122" w:name="_Toc26519"/>
-      <w:bookmarkStart w:id="123" w:name="_Toc6267"/>
+      <w:bookmarkStart w:id="110" w:name="_Toc25290"/>
+      <w:bookmarkStart w:id="111" w:name="_Toc27453"/>
+      <w:bookmarkStart w:id="112" w:name="_Toc27650"/>
+      <w:bookmarkStart w:id="113" w:name="_Toc6687"/>
+      <w:bookmarkStart w:id="114" w:name="_Toc17812"/>
+      <w:bookmarkStart w:id="115" w:name="_Toc13569"/>
+      <w:bookmarkStart w:id="116" w:name="_Toc5214"/>
+      <w:bookmarkStart w:id="117" w:name="_Toc26519"/>
+      <w:bookmarkStart w:id="118" w:name="_Toc6267"/>
+      <w:bookmarkStart w:id="119" w:name="_Toc2785"/>
+      <w:bookmarkStart w:id="120" w:name="_Toc32722"/>
+      <w:bookmarkStart w:id="121" w:name="_Toc21468"/>
+      <w:bookmarkStart w:id="122" w:name="_Toc2764"/>
+      <w:bookmarkStart w:id="123" w:name="_Toc3908"/>
       <w:r>
         <w:rPr>
           <w:rFonts w:hint="default" w:ascii="Times New Roman" w:hAnsi="Times New Roman" w:cs="Times New Roman"/>
@@ -15049,19 +15124,19 @@
       <w:bookmarkStart w:id="124" w:name="_Toc18447"/>
       <w:bookmarkStart w:id="125" w:name="_Toc11787"/>
       <w:bookmarkStart w:id="126" w:name="_Toc9275"/>
-      <w:bookmarkStart w:id="127" w:name="_Toc25576"/>
-      <w:bookmarkStart w:id="128" w:name="_Toc5012"/>
-      <w:bookmarkStart w:id="129" w:name="_Toc3356"/>
+      <w:bookmarkStart w:id="127" w:name="_Toc17438"/>
+      <w:bookmarkStart w:id="128" w:name="_Toc25796"/>
+      <w:bookmarkStart w:id="129" w:name="_Toc25576"/>
       <w:bookmarkStart w:id="130" w:name="_Toc17383"/>
-      <w:bookmarkStart w:id="131" w:name="_Toc15337"/>
-      <w:bookmarkStart w:id="132" w:name="_Toc6498"/>
-      <w:bookmarkStart w:id="133" w:name="_Toc14086"/>
+      <w:bookmarkStart w:id="131" w:name="_Toc22780"/>
+      <w:bookmarkStart w:id="132" w:name="_Toc3438"/>
+      <w:bookmarkStart w:id="133" w:name="_Toc6498"/>
       <w:bookmarkStart w:id="134" w:name="_Toc5773"/>
       <w:bookmarkStart w:id="135" w:name="_Toc17985"/>
-      <w:bookmarkStart w:id="136" w:name="_Toc17438"/>
-      <w:bookmarkStart w:id="137" w:name="_Toc22780"/>
-      <w:bookmarkStart w:id="138" w:name="_Toc3438"/>
-      <w:bookmarkStart w:id="139" w:name="_Toc25796"/>
+      <w:bookmarkStart w:id="136" w:name="_Toc15337"/>
+      <w:bookmarkStart w:id="137" w:name="_Toc3356"/>
+      <w:bookmarkStart w:id="138" w:name="_Toc5012"/>
+      <w:bookmarkStart w:id="139" w:name="_Toc14086"/>
       <w:bookmarkStart w:id="140" w:name="_Toc24228"/>
       <w:r>
         <w:rPr>
@@ -15213,23 +15288,23 @@
           <w:szCs w:val="26"/>
         </w:rPr>
       </w:pPr>
-      <w:bookmarkStart w:id="141" w:name="_Toc27404"/>
-      <w:bookmarkStart w:id="142" w:name="_Toc27185"/>
-      <w:bookmarkStart w:id="143" w:name="_Toc28105"/>
+      <w:bookmarkStart w:id="141" w:name="_Toc28105"/>
+      <w:bookmarkStart w:id="142" w:name="_Toc2655"/>
+      <w:bookmarkStart w:id="143" w:name="_Toc8889"/>
       <w:bookmarkStart w:id="144" w:name="_Toc23458"/>
-      <w:bookmarkStart w:id="145" w:name="_Toc28802"/>
-      <w:bookmarkStart w:id="146" w:name="_Toc21119"/>
-      <w:bookmarkStart w:id="147" w:name="_Toc2180"/>
-      <w:bookmarkStart w:id="148" w:name="_Toc2655"/>
-      <w:bookmarkStart w:id="149" w:name="_Toc23219"/>
-      <w:bookmarkStart w:id="150" w:name="_Toc8889"/>
-      <w:bookmarkStart w:id="151" w:name="_Toc11721"/>
-      <w:bookmarkStart w:id="152" w:name="_Toc10201"/>
-      <w:bookmarkStart w:id="153" w:name="_Toc27350"/>
-      <w:bookmarkStart w:id="154" w:name="_Toc19181"/>
-      <w:bookmarkStart w:id="155" w:name="_Toc4019"/>
-      <w:bookmarkStart w:id="156" w:name="_Toc23020"/>
-      <w:bookmarkStart w:id="157" w:name="_Toc21760"/>
+      <w:bookmarkStart w:id="145" w:name="_Toc2180"/>
+      <w:bookmarkStart w:id="146" w:name="_Toc28802"/>
+      <w:bookmarkStart w:id="147" w:name="_Toc27404"/>
+      <w:bookmarkStart w:id="148" w:name="_Toc23219"/>
+      <w:bookmarkStart w:id="149" w:name="_Toc27185"/>
+      <w:bookmarkStart w:id="150" w:name="_Toc11721"/>
+      <w:bookmarkStart w:id="151" w:name="_Toc21119"/>
+      <w:bookmarkStart w:id="152" w:name="_Toc4019"/>
+      <w:bookmarkStart w:id="153" w:name="_Toc21760"/>
+      <w:bookmarkStart w:id="154" w:name="_Toc23020"/>
+      <w:bookmarkStart w:id="155" w:name="_Toc19181"/>
+      <w:bookmarkStart w:id="156" w:name="_Toc10201"/>
+      <w:bookmarkStart w:id="157" w:name="_Toc27350"/>
       <w:r>
         <w:rPr>
           <w:rFonts w:hint="default" w:ascii="Times New Roman" w:hAnsi="Times New Roman" w:cs="Times New Roman"/>
@@ -15423,23 +15498,23 @@
           <w:szCs w:val="26"/>
         </w:rPr>
       </w:pPr>
-      <w:bookmarkStart w:id="158" w:name="_Toc17095"/>
-      <w:bookmarkStart w:id="159" w:name="_Toc32141"/>
-      <w:bookmarkStart w:id="160" w:name="_Toc12983"/>
-      <w:bookmarkStart w:id="161" w:name="_Toc1617"/>
-      <w:bookmarkStart w:id="162" w:name="_Toc15430"/>
-      <w:bookmarkStart w:id="163" w:name="_Toc30430"/>
-      <w:bookmarkStart w:id="164" w:name="_Toc13384"/>
-      <w:bookmarkStart w:id="165" w:name="_Toc7267"/>
-      <w:bookmarkStart w:id="166" w:name="_Toc11271"/>
-      <w:bookmarkStart w:id="167" w:name="_Toc18673"/>
-      <w:bookmarkStart w:id="168" w:name="_Toc22810"/>
-      <w:bookmarkStart w:id="169" w:name="_Toc32373"/>
-      <w:bookmarkStart w:id="170" w:name="_Toc4853"/>
-      <w:bookmarkStart w:id="171" w:name="_Toc7195"/>
-      <w:bookmarkStart w:id="172" w:name="_Toc19002"/>
-      <w:bookmarkStart w:id="173" w:name="_Toc27920"/>
-      <w:bookmarkStart w:id="174" w:name="_Toc15279"/>
+      <w:bookmarkStart w:id="158" w:name="_Toc13384"/>
+      <w:bookmarkStart w:id="159" w:name="_Toc7267"/>
+      <w:bookmarkStart w:id="160" w:name="_Toc11271"/>
+      <w:bookmarkStart w:id="161" w:name="_Toc18673"/>
+      <w:bookmarkStart w:id="162" w:name="_Toc22810"/>
+      <w:bookmarkStart w:id="163" w:name="_Toc17095"/>
+      <w:bookmarkStart w:id="164" w:name="_Toc32141"/>
+      <w:bookmarkStart w:id="165" w:name="_Toc12983"/>
+      <w:bookmarkStart w:id="166" w:name="_Toc1617"/>
+      <w:bookmarkStart w:id="167" w:name="_Toc15430"/>
+      <w:bookmarkStart w:id="168" w:name="_Toc30430"/>
+      <w:bookmarkStart w:id="169" w:name="_Toc27920"/>
+      <w:bookmarkStart w:id="170" w:name="_Toc15279"/>
+      <w:bookmarkStart w:id="171" w:name="_Toc32373"/>
+      <w:bookmarkStart w:id="172" w:name="_Toc7195"/>
+      <w:bookmarkStart w:id="173" w:name="_Toc19002"/>
+      <w:bookmarkStart w:id="174" w:name="_Toc4853"/>
       <w:r>
         <w:rPr>
           <w:rFonts w:hint="default" w:ascii="Times New Roman" w:hAnsi="Times New Roman" w:cs="Times New Roman"/>
@@ -15514,23 +15589,23 @@
           <w:szCs w:val="26"/>
         </w:rPr>
       </w:pPr>
-      <w:bookmarkStart w:id="175" w:name="_Toc24114"/>
+      <w:bookmarkStart w:id="175" w:name="_Toc32027"/>
       <w:bookmarkStart w:id="176" w:name="_Toc19709"/>
-      <w:bookmarkStart w:id="177" w:name="_Toc32315"/>
+      <w:bookmarkStart w:id="177" w:name="_Toc5207"/>
       <w:bookmarkStart w:id="178" w:name="_Toc5138"/>
-      <w:bookmarkStart w:id="179" w:name="_Toc27526"/>
-      <w:bookmarkStart w:id="180" w:name="_Toc32027"/>
-      <w:bookmarkStart w:id="181" w:name="_Toc5207"/>
+      <w:bookmarkStart w:id="179" w:name="_Toc24114"/>
+      <w:bookmarkStart w:id="180" w:name="_Toc32315"/>
+      <w:bookmarkStart w:id="181" w:name="_Toc27526"/>
       <w:bookmarkStart w:id="182" w:name="_Toc5628"/>
       <w:bookmarkStart w:id="183" w:name="_Toc12562"/>
       <w:bookmarkStart w:id="184" w:name="_Toc5391"/>
       <w:bookmarkStart w:id="185" w:name="_Toc31067"/>
-      <w:bookmarkStart w:id="186" w:name="_Toc9617"/>
-      <w:bookmarkStart w:id="187" w:name="_Toc13877"/>
-      <w:bookmarkStart w:id="188" w:name="_Toc22619"/>
-      <w:bookmarkStart w:id="189" w:name="_Toc26258"/>
-      <w:bookmarkStart w:id="190" w:name="_Toc4687"/>
-      <w:bookmarkStart w:id="191" w:name="_Toc5889"/>
+      <w:bookmarkStart w:id="186" w:name="_Toc13877"/>
+      <w:bookmarkStart w:id="187" w:name="_Toc22619"/>
+      <w:bookmarkStart w:id="188" w:name="_Toc26258"/>
+      <w:bookmarkStart w:id="189" w:name="_Toc4687"/>
+      <w:bookmarkStart w:id="190" w:name="_Toc5889"/>
+      <w:bookmarkStart w:id="191" w:name="_Toc9617"/>
       <w:r>
         <w:rPr>
           <w:rFonts w:hint="default" w:ascii="Times New Roman" w:hAnsi="Times New Roman" w:cs="Times New Roman"/>
@@ -15624,22 +15699,22 @@
         </w:rPr>
       </w:pPr>
       <w:bookmarkStart w:id="192" w:name="_Toc20548"/>
-      <w:bookmarkStart w:id="193" w:name="_Toc3186"/>
-      <w:bookmarkStart w:id="194" w:name="_Toc15151"/>
-      <w:bookmarkStart w:id="195" w:name="_Toc19216"/>
-      <w:bookmarkStart w:id="196" w:name="_Toc8143"/>
-      <w:bookmarkStart w:id="197" w:name="_Toc266"/>
+      <w:bookmarkStart w:id="193" w:name="_Toc15151"/>
+      <w:bookmarkStart w:id="194" w:name="_Toc19216"/>
+      <w:bookmarkStart w:id="195" w:name="_Toc8143"/>
+      <w:bookmarkStart w:id="196" w:name="_Toc3186"/>
+      <w:bookmarkStart w:id="197" w:name="_Toc24805"/>
       <w:bookmarkStart w:id="198" w:name="_Toc30454"/>
       <w:bookmarkStart w:id="199" w:name="_Toc15008"/>
-      <w:bookmarkStart w:id="200" w:name="_Toc24805"/>
+      <w:bookmarkStart w:id="200" w:name="_Toc266"/>
       <w:bookmarkStart w:id="201" w:name="_Toc20899"/>
       <w:bookmarkStart w:id="202" w:name="_Toc15752"/>
-      <w:bookmarkStart w:id="203" w:name="_Toc12147"/>
-      <w:bookmarkStart w:id="204" w:name="_Toc31853"/>
-      <w:bookmarkStart w:id="205" w:name="_Toc26684"/>
-      <w:bookmarkStart w:id="206" w:name="_Toc7760"/>
-      <w:bookmarkStart w:id="207" w:name="_Toc32759"/>
-      <w:bookmarkStart w:id="208" w:name="_Toc10652"/>
+      <w:bookmarkStart w:id="203" w:name="_Toc26684"/>
+      <w:bookmarkStart w:id="204" w:name="_Toc32759"/>
+      <w:bookmarkStart w:id="205" w:name="_Toc7760"/>
+      <w:bookmarkStart w:id="206" w:name="_Toc10652"/>
+      <w:bookmarkStart w:id="207" w:name="_Toc31853"/>
+      <w:bookmarkStart w:id="208" w:name="_Toc12147"/>
       <w:r>
         <w:rPr>
           <w:rFonts w:hint="default" w:ascii="Times New Roman" w:hAnsi="Times New Roman" w:cs="Times New Roman"/>
@@ -15755,23 +15830,23 @@
           <w:szCs w:val="26"/>
         </w:rPr>
       </w:pPr>
-      <w:bookmarkStart w:id="209" w:name="_Toc16392"/>
-      <w:bookmarkStart w:id="210" w:name="_Toc20775"/>
+      <w:bookmarkStart w:id="209" w:name="_Toc25821"/>
+      <w:bookmarkStart w:id="210" w:name="_Toc29233"/>
       <w:bookmarkStart w:id="211" w:name="_Toc7456"/>
-      <w:bookmarkStart w:id="212" w:name="_Toc5990"/>
-      <w:bookmarkStart w:id="213" w:name="_Toc32449"/>
-      <w:bookmarkStart w:id="214" w:name="_Toc18234"/>
-      <w:bookmarkStart w:id="215" w:name="_Toc25821"/>
-      <w:bookmarkStart w:id="216" w:name="_Toc5835"/>
-      <w:bookmarkStart w:id="217" w:name="_Toc8879"/>
-      <w:bookmarkStart w:id="218" w:name="_Toc9024"/>
-      <w:bookmarkStart w:id="219" w:name="_Toc13952"/>
-      <w:bookmarkStart w:id="220" w:name="_Toc6419"/>
-      <w:bookmarkStart w:id="221" w:name="_Toc29233"/>
-      <w:bookmarkStart w:id="222" w:name="_Toc27657"/>
-      <w:bookmarkStart w:id="223" w:name="_Toc3473"/>
-      <w:bookmarkStart w:id="224" w:name="_Toc6806"/>
-      <w:bookmarkStart w:id="225" w:name="_Toc26872"/>
+      <w:bookmarkStart w:id="212" w:name="_Toc8879"/>
+      <w:bookmarkStart w:id="213" w:name="_Toc13952"/>
+      <w:bookmarkStart w:id="214" w:name="_Toc6806"/>
+      <w:bookmarkStart w:id="215" w:name="_Toc6419"/>
+      <w:bookmarkStart w:id="216" w:name="_Toc26872"/>
+      <w:bookmarkStart w:id="217" w:name="_Toc5990"/>
+      <w:bookmarkStart w:id="218" w:name="_Toc32449"/>
+      <w:bookmarkStart w:id="219" w:name="_Toc5835"/>
+      <w:bookmarkStart w:id="220" w:name="_Toc18234"/>
+      <w:bookmarkStart w:id="221" w:name="_Toc16392"/>
+      <w:bookmarkStart w:id="222" w:name="_Toc20775"/>
+      <w:bookmarkStart w:id="223" w:name="_Toc9024"/>
+      <w:bookmarkStart w:id="224" w:name="_Toc27657"/>
+      <w:bookmarkStart w:id="225" w:name="_Toc3473"/>
       <w:r>
         <w:rPr>
           <w:rFonts w:hint="default" w:ascii="Times New Roman" w:hAnsi="Times New Roman" w:cs="Times New Roman"/>
@@ -15864,23 +15939,23 @@
           <w:szCs w:val="26"/>
         </w:rPr>
       </w:pPr>
-      <w:bookmarkStart w:id="226" w:name="_Toc14567"/>
-      <w:bookmarkStart w:id="227" w:name="_Toc14767"/>
-      <w:bookmarkStart w:id="228" w:name="_Toc12611"/>
-      <w:bookmarkStart w:id="229" w:name="_Toc7677"/>
-      <w:bookmarkStart w:id="230" w:name="_Toc30354"/>
-      <w:bookmarkStart w:id="231" w:name="_Toc16230"/>
-      <w:bookmarkStart w:id="232" w:name="_Toc27653"/>
+      <w:bookmarkStart w:id="226" w:name="_Toc9274"/>
+      <w:bookmarkStart w:id="227" w:name="_Toc27653"/>
+      <w:bookmarkStart w:id="228" w:name="_Toc14567"/>
+      <w:bookmarkStart w:id="229" w:name="_Toc1056"/>
+      <w:bookmarkStart w:id="230" w:name="_Toc14767"/>
+      <w:bookmarkStart w:id="231" w:name="_Toc12611"/>
+      <w:bookmarkStart w:id="232" w:name="_Toc27706"/>
       <w:bookmarkStart w:id="233" w:name="_Toc20084"/>
-      <w:bookmarkStart w:id="234" w:name="_Toc27706"/>
+      <w:bookmarkStart w:id="234" w:name="_Toc22313"/>
       <w:bookmarkStart w:id="235" w:name="_Toc23035"/>
-      <w:bookmarkStart w:id="236" w:name="_Toc22313"/>
+      <w:bookmarkStart w:id="236" w:name="_Toc16230"/>
       <w:bookmarkStart w:id="237" w:name="_Toc22136"/>
-      <w:bookmarkStart w:id="238" w:name="_Toc9274"/>
-      <w:bookmarkStart w:id="239" w:name="_Toc1056"/>
-      <w:bookmarkStart w:id="240" w:name="_Toc12690"/>
-      <w:bookmarkStart w:id="241" w:name="_Toc9223"/>
-      <w:bookmarkStart w:id="242" w:name="_Toc17522"/>
+      <w:bookmarkStart w:id="238" w:name="_Toc7677"/>
+      <w:bookmarkStart w:id="239" w:name="_Toc30354"/>
+      <w:bookmarkStart w:id="240" w:name="_Toc17522"/>
+      <w:bookmarkStart w:id="241" w:name="_Toc12690"/>
+      <w:bookmarkStart w:id="242" w:name="_Toc9223"/>
       <w:r>
         <w:rPr>
           <w:rFonts w:hint="default" w:ascii="Times New Roman" w:hAnsi="Times New Roman" w:cs="Times New Roman"/>
@@ -16004,22 +16079,22 @@
         </w:rPr>
       </w:pPr>
       <w:bookmarkStart w:id="243" w:name="_Toc27110"/>
-      <w:bookmarkStart w:id="244" w:name="_Toc12662"/>
-      <w:bookmarkStart w:id="245" w:name="_Toc29407"/>
-      <w:bookmarkStart w:id="246" w:name="_Toc12833"/>
-      <w:bookmarkStart w:id="247" w:name="_Toc13880"/>
-      <w:bookmarkStart w:id="248" w:name="_Toc848"/>
-      <w:bookmarkStart w:id="249" w:name="_Toc30717"/>
-      <w:bookmarkStart w:id="250" w:name="_Toc4526"/>
-      <w:bookmarkStart w:id="251" w:name="_Toc13017"/>
-      <w:bookmarkStart w:id="252" w:name="_Toc24161"/>
-      <w:bookmarkStart w:id="253" w:name="_Toc24473"/>
-      <w:bookmarkStart w:id="254" w:name="_Toc7008"/>
-      <w:bookmarkStart w:id="255" w:name="_Toc20273"/>
-      <w:bookmarkStart w:id="256" w:name="_Toc26998"/>
-      <w:bookmarkStart w:id="257" w:name="_Toc178"/>
-      <w:bookmarkStart w:id="258" w:name="_Toc6474"/>
-      <w:bookmarkStart w:id="259" w:name="_Toc32375"/>
+      <w:bookmarkStart w:id="244" w:name="_Toc13017"/>
+      <w:bookmarkStart w:id="245" w:name="_Toc7008"/>
+      <w:bookmarkStart w:id="246" w:name="_Toc13880"/>
+      <w:bookmarkStart w:id="247" w:name="_Toc12662"/>
+      <w:bookmarkStart w:id="248" w:name="_Toc30717"/>
+      <w:bookmarkStart w:id="249" w:name="_Toc24161"/>
+      <w:bookmarkStart w:id="250" w:name="_Toc20273"/>
+      <w:bookmarkStart w:id="251" w:name="_Toc848"/>
+      <w:bookmarkStart w:id="252" w:name="_Toc4526"/>
+      <w:bookmarkStart w:id="253" w:name="_Toc26998"/>
+      <w:bookmarkStart w:id="254" w:name="_Toc32375"/>
+      <w:bookmarkStart w:id="255" w:name="_Toc24473"/>
+      <w:bookmarkStart w:id="256" w:name="_Toc6474"/>
+      <w:bookmarkStart w:id="257" w:name="_Toc12833"/>
+      <w:bookmarkStart w:id="258" w:name="_Toc178"/>
+      <w:bookmarkStart w:id="259" w:name="_Toc29407"/>
       <w:r>
         <w:rPr>
           <w:rFonts w:hint="default" w:ascii="Times New Roman" w:hAnsi="Times New Roman" w:cs="Times New Roman"/>
@@ -16100,21 +16175,21 @@
           <w:lang w:val="en-US"/>
         </w:rPr>
       </w:pPr>
-      <w:bookmarkStart w:id="260" w:name="_Toc21222"/>
-      <w:bookmarkStart w:id="261" w:name="_Toc11447"/>
-      <w:bookmarkStart w:id="262" w:name="_Toc30979"/>
-      <w:bookmarkStart w:id="263" w:name="_Toc25737"/>
-      <w:bookmarkStart w:id="264" w:name="_Toc8859"/>
-      <w:bookmarkStart w:id="265" w:name="_Toc24206"/>
-      <w:bookmarkStart w:id="266" w:name="_Toc30258"/>
-      <w:bookmarkStart w:id="267" w:name="_Toc32318"/>
-      <w:bookmarkStart w:id="268" w:name="_Toc26468"/>
-      <w:bookmarkStart w:id="269" w:name="_Toc977"/>
-      <w:bookmarkStart w:id="270" w:name="_Toc10581"/>
-      <w:bookmarkStart w:id="271" w:name="_Toc28921"/>
-      <w:bookmarkStart w:id="272" w:name="_Toc9454"/>
-      <w:bookmarkStart w:id="273" w:name="_Toc11461"/>
-      <w:bookmarkStart w:id="274" w:name="_Toc13539"/>
+      <w:bookmarkStart w:id="260" w:name="_Toc24206"/>
+      <w:bookmarkStart w:id="261" w:name="_Toc30258"/>
+      <w:bookmarkStart w:id="262" w:name="_Toc32318"/>
+      <w:bookmarkStart w:id="263" w:name="_Toc11461"/>
+      <w:bookmarkStart w:id="264" w:name="_Toc977"/>
+      <w:bookmarkStart w:id="265" w:name="_Toc28921"/>
+      <w:bookmarkStart w:id="266" w:name="_Toc10581"/>
+      <w:bookmarkStart w:id="267" w:name="_Toc9454"/>
+      <w:bookmarkStart w:id="268" w:name="_Toc13539"/>
+      <w:bookmarkStart w:id="269" w:name="_Toc26468"/>
+      <w:bookmarkStart w:id="270" w:name="_Toc21222"/>
+      <w:bookmarkStart w:id="271" w:name="_Toc11447"/>
+      <w:bookmarkStart w:id="272" w:name="_Toc30979"/>
+      <w:bookmarkStart w:id="273" w:name="_Toc25737"/>
+      <w:bookmarkStart w:id="274" w:name="_Toc8859"/>
       <w:r>
         <w:rPr>
           <w:rFonts w:hint="default"/>
@@ -16147,22 +16222,22 @@
           <w:lang w:val="en-US"/>
         </w:rPr>
       </w:pPr>
-      <w:bookmarkStart w:id="275" w:name="_Toc30157"/>
-      <w:bookmarkStart w:id="276" w:name="_Toc29322"/>
-      <w:bookmarkStart w:id="277" w:name="_Toc15628"/>
-      <w:bookmarkStart w:id="278" w:name="_Toc31754"/>
-      <w:bookmarkStart w:id="279" w:name="_Toc26350"/>
-      <w:bookmarkStart w:id="280" w:name="_Toc28982"/>
-      <w:bookmarkStart w:id="281" w:name="_Toc2037"/>
-      <w:bookmarkStart w:id="282" w:name="_Toc20839"/>
-      <w:bookmarkStart w:id="283" w:name="_Toc519"/>
-      <w:bookmarkStart w:id="284" w:name="_Toc29773"/>
-      <w:bookmarkStart w:id="285" w:name="_Toc31996"/>
-      <w:bookmarkStart w:id="286" w:name="_Toc7411"/>
-      <w:bookmarkStart w:id="287" w:name="_Toc24856"/>
-      <w:bookmarkStart w:id="288" w:name="_Toc14778"/>
-      <w:bookmarkStart w:id="289" w:name="_Toc22572"/>
-      <w:bookmarkStart w:id="290" w:name="_Toc1147"/>
+      <w:bookmarkStart w:id="275" w:name="_Toc29322"/>
+      <w:bookmarkStart w:id="276" w:name="_Toc31754"/>
+      <w:bookmarkStart w:id="277" w:name="_Toc26350"/>
+      <w:bookmarkStart w:id="278" w:name="_Toc2037"/>
+      <w:bookmarkStart w:id="279" w:name="_Toc20839"/>
+      <w:bookmarkStart w:id="280" w:name="_Toc29773"/>
+      <w:bookmarkStart w:id="281" w:name="_Toc15628"/>
+      <w:bookmarkStart w:id="282" w:name="_Toc519"/>
+      <w:bookmarkStart w:id="283" w:name="_Toc31996"/>
+      <w:bookmarkStart w:id="284" w:name="_Toc7411"/>
+      <w:bookmarkStart w:id="285" w:name="_Toc24856"/>
+      <w:bookmarkStart w:id="286" w:name="_Toc14778"/>
+      <w:bookmarkStart w:id="287" w:name="_Toc28982"/>
+      <w:bookmarkStart w:id="288" w:name="_Toc30157"/>
+      <w:bookmarkStart w:id="289" w:name="_Toc1147"/>
+      <w:bookmarkStart w:id="290" w:name="_Toc22572"/>
       <w:r>
         <w:rPr>
           <w:sz w:val="26"/>
@@ -16192,25 +16267,25 @@
         <w:pStyle w:val="22"/>
         <w:bidi w:val="0"/>
       </w:pPr>
-      <w:bookmarkStart w:id="291" w:name="_Toc6950"/>
-      <w:bookmarkStart w:id="292" w:name="_Toc32372"/>
-      <w:bookmarkStart w:id="293" w:name="_Toc5115"/>
-      <w:bookmarkStart w:id="294" w:name="_Toc22512"/>
-      <w:bookmarkStart w:id="295" w:name="_Toc32388"/>
-      <w:bookmarkStart w:id="296" w:name="_Toc21688"/>
-      <w:bookmarkStart w:id="297" w:name="_Toc12464"/>
-      <w:bookmarkStart w:id="298" w:name="_Toc30984"/>
-      <w:bookmarkStart w:id="299" w:name="_Toc29553"/>
-      <w:bookmarkStart w:id="300" w:name="_Toc15691"/>
-      <w:bookmarkStart w:id="301" w:name="_Toc1613"/>
-      <w:bookmarkStart w:id="302" w:name="_Toc4277"/>
+      <w:bookmarkStart w:id="291" w:name="_Toc4277"/>
+      <w:bookmarkStart w:id="292" w:name="_Toc15691"/>
+      <w:bookmarkStart w:id="293" w:name="_Toc1613"/>
+      <w:bookmarkStart w:id="294" w:name="_Toc6950"/>
+      <w:bookmarkStart w:id="295" w:name="_Toc22512"/>
+      <w:bookmarkStart w:id="296" w:name="_Toc5115"/>
+      <w:bookmarkStart w:id="297" w:name="_Toc30984"/>
+      <w:bookmarkStart w:id="298" w:name="_Toc29553"/>
+      <w:bookmarkStart w:id="299" w:name="_Toc32372"/>
+      <w:bookmarkStart w:id="300" w:name="_Toc21688"/>
+      <w:bookmarkStart w:id="301" w:name="_Toc32388"/>
+      <w:bookmarkStart w:id="302" w:name="_Toc12464"/>
       <w:bookmarkStart w:id="303" w:name="_Toc19383"/>
       <w:bookmarkStart w:id="304" w:name="_Toc14342"/>
       <w:bookmarkStart w:id="305" w:name="_Toc7473"/>
-      <w:bookmarkStart w:id="306" w:name="_Toc20531"/>
-      <w:bookmarkStart w:id="307" w:name="_Toc13223"/>
-      <w:bookmarkStart w:id="308" w:name="_Toc15586"/>
-      <w:bookmarkStart w:id="309" w:name="_Toc25456"/>
+      <w:bookmarkStart w:id="306" w:name="_Toc15586"/>
+      <w:bookmarkStart w:id="307" w:name="_Toc25456"/>
+      <w:bookmarkStart w:id="308" w:name="_Toc13223"/>
+      <w:bookmarkStart w:id="309" w:name="_Toc20531"/>
       <w:r>
         <w:t>Hệ thống được xây dựng theo kiến trúc Monolithic, trong đó toàn bộ giao diện người dùng, xử lý nghiệp vụ và truy cập dữ liệu được tích hợp trong cùng một ứng dụng duy nhất. Kiến trúc này đơn giản trong triển khai và vận hành, phù hợp với các hệ thống có quy mô vừa và nhỏ, giúp tối ưu hiệu suất khi triển khai ban đầu và dễ dàng kiểm soát logic hệ thống trong một khối thống nhất.</w:t>
       </w:r>
@@ -16326,10 +16401,10 @@
           <w:lang w:val="en-US"/>
         </w:rPr>
       </w:pPr>
-      <w:bookmarkStart w:id="310" w:name="_Toc23367"/>
-      <w:bookmarkStart w:id="311" w:name="_Toc6258"/>
-      <w:bookmarkStart w:id="312" w:name="_Toc686"/>
-      <w:bookmarkStart w:id="313" w:name="_Toc30533"/>
+      <w:bookmarkStart w:id="310" w:name="_Toc30533"/>
+      <w:bookmarkStart w:id="311" w:name="_Toc686"/>
+      <w:bookmarkStart w:id="312" w:name="_Toc23367"/>
+      <w:bookmarkStart w:id="313" w:name="_Toc6258"/>
       <w:r>
         <w:rPr>
           <w:sz w:val="26"/>
@@ -16428,31 +16503,31 @@
         </w:rPr>
       </w:pPr>
       <w:bookmarkStart w:id="314" w:name="_Toc6892"/>
-      <w:bookmarkStart w:id="315" w:name="_Toc30271"/>
-      <w:bookmarkStart w:id="316" w:name="_Toc2224"/>
-      <w:bookmarkStart w:id="317" w:name="_Toc24610"/>
-      <w:bookmarkStart w:id="318" w:name="_Toc1269"/>
-      <w:bookmarkStart w:id="319" w:name="_Toc31241"/>
-      <w:bookmarkStart w:id="320" w:name="_Toc19202"/>
-      <w:bookmarkStart w:id="321" w:name="_Toc14442"/>
-      <w:bookmarkStart w:id="322" w:name="_Toc22859"/>
-      <w:bookmarkStart w:id="323" w:name="_Toc19003"/>
-      <w:bookmarkStart w:id="324" w:name="_Toc25636"/>
-      <w:bookmarkStart w:id="325" w:name="_Toc6551"/>
-      <w:bookmarkStart w:id="326" w:name="_Toc6378"/>
-      <w:bookmarkStart w:id="327" w:name="_Toc32272"/>
-      <w:bookmarkStart w:id="328" w:name="_Toc10849"/>
-      <w:bookmarkStart w:id="329" w:name="_Toc27182"/>
-      <w:bookmarkStart w:id="330" w:name="_Toc17845"/>
-      <w:bookmarkStart w:id="331" w:name="_Toc25242"/>
+      <w:bookmarkStart w:id="315" w:name="_Toc31241"/>
+      <w:bookmarkStart w:id="316" w:name="_Toc14442"/>
+      <w:bookmarkStart w:id="317" w:name="_Toc19003"/>
+      <w:bookmarkStart w:id="318" w:name="_Toc25636"/>
+      <w:bookmarkStart w:id="319" w:name="_Toc6378"/>
+      <w:bookmarkStart w:id="320" w:name="_Toc32272"/>
+      <w:bookmarkStart w:id="321" w:name="_Toc2224"/>
+      <w:bookmarkStart w:id="322" w:name="_Toc6551"/>
+      <w:bookmarkStart w:id="323" w:name="_Toc10849"/>
+      <w:bookmarkStart w:id="324" w:name="_Toc27182"/>
+      <w:bookmarkStart w:id="325" w:name="_Toc22859"/>
+      <w:bookmarkStart w:id="326" w:name="_Toc1269"/>
+      <w:bookmarkStart w:id="327" w:name="_Toc19202"/>
+      <w:bookmarkStart w:id="328" w:name="_Toc24610"/>
+      <w:bookmarkStart w:id="329" w:name="_Toc30271"/>
+      <w:bookmarkStart w:id="330" w:name="_Toc22777"/>
+      <w:bookmarkStart w:id="331" w:name="_Toc17845"/>
       <w:bookmarkStart w:id="332" w:name="_Toc11903"/>
       <w:bookmarkStart w:id="333" w:name="_Toc12762"/>
-      <w:bookmarkStart w:id="334" w:name="_Toc23926"/>
+      <w:bookmarkStart w:id="334" w:name="_Toc25242"/>
       <w:bookmarkStart w:id="335" w:name="_Toc16915"/>
-      <w:bookmarkStart w:id="336" w:name="_Toc22777"/>
+      <w:bookmarkStart w:id="336" w:name="_Toc23926"/>
       <w:bookmarkStart w:id="337" w:name="_Toc31480"/>
-      <w:bookmarkStart w:id="338" w:name="_Toc30666"/>
-      <w:bookmarkStart w:id="339" w:name="_Toc8861"/>
+      <w:bookmarkStart w:id="338" w:name="_Toc8861"/>
+      <w:bookmarkStart w:id="339" w:name="_Toc30666"/>
       <w:r>
         <w:rPr>
           <w:rFonts w:hint="default" w:ascii="Times New Roman" w:hAnsi="Times New Roman" w:cs="Times New Roman"/>
@@ -16572,22 +16647,22 @@
           <w:lang w:val="en-US"/>
         </w:rPr>
       </w:pPr>
-      <w:bookmarkStart w:id="340" w:name="_Toc25385"/>
-      <w:bookmarkStart w:id="341" w:name="_Toc21602"/>
-      <w:bookmarkStart w:id="342" w:name="_Toc15417"/>
-      <w:bookmarkStart w:id="343" w:name="_Toc7661"/>
+      <w:bookmarkStart w:id="340" w:name="_Toc21602"/>
+      <w:bookmarkStart w:id="341" w:name="_Toc15417"/>
+      <w:bookmarkStart w:id="342" w:name="_Toc7661"/>
+      <w:bookmarkStart w:id="343" w:name="_Toc25385"/>
       <w:bookmarkStart w:id="344" w:name="_Toc12866"/>
-      <w:bookmarkStart w:id="345" w:name="_Toc14613"/>
-      <w:bookmarkStart w:id="346" w:name="_Toc31006"/>
-      <w:bookmarkStart w:id="347" w:name="_Toc4044"/>
-      <w:bookmarkStart w:id="348" w:name="_Toc20814"/>
-      <w:bookmarkStart w:id="349" w:name="_Toc31925"/>
-      <w:bookmarkStart w:id="350" w:name="_Toc28925"/>
-      <w:bookmarkStart w:id="351" w:name="_Toc23923"/>
-      <w:bookmarkStart w:id="352" w:name="_Toc22232"/>
-      <w:bookmarkStart w:id="353" w:name="_Toc25497"/>
-      <w:bookmarkStart w:id="354" w:name="_Toc5454"/>
-      <w:bookmarkStart w:id="355" w:name="_Toc12183"/>
+      <w:bookmarkStart w:id="345" w:name="_Toc20814"/>
+      <w:bookmarkStart w:id="346" w:name="_Toc14613"/>
+      <w:bookmarkStart w:id="347" w:name="_Toc31925"/>
+      <w:bookmarkStart w:id="348" w:name="_Toc31006"/>
+      <w:bookmarkStart w:id="349" w:name="_Toc28925"/>
+      <w:bookmarkStart w:id="350" w:name="_Toc23923"/>
+      <w:bookmarkStart w:id="351" w:name="_Toc4044"/>
+      <w:bookmarkStart w:id="352" w:name="_Toc12183"/>
+      <w:bookmarkStart w:id="353" w:name="_Toc5454"/>
+      <w:bookmarkStart w:id="354" w:name="_Toc25497"/>
+      <w:bookmarkStart w:id="355" w:name="_Toc22232"/>
       <w:r>
         <w:rPr>
           <w:rFonts w:hint="default"/>
@@ -16697,27 +16772,27 @@
       <w:bookmarkStart w:id="358" w:name="_Toc17648"/>
       <w:bookmarkStart w:id="359" w:name="_Toc26716"/>
       <w:bookmarkStart w:id="360" w:name="_Toc3864"/>
-      <w:bookmarkStart w:id="361" w:name="_Toc4172"/>
-      <w:bookmarkStart w:id="362" w:name="_Toc7404"/>
-      <w:bookmarkStart w:id="363" w:name="_Toc1108"/>
-      <w:bookmarkStart w:id="364" w:name="_Toc14855"/>
-      <w:bookmarkStart w:id="365" w:name="_Toc19357"/>
-      <w:bookmarkStart w:id="366" w:name="_Toc7050"/>
-      <w:bookmarkStart w:id="367" w:name="_Toc6815"/>
-      <w:bookmarkStart w:id="368" w:name="_Toc3954"/>
-      <w:bookmarkStart w:id="369" w:name="_Toc16030"/>
-      <w:bookmarkStart w:id="370" w:name="_Toc10900"/>
-      <w:bookmarkStart w:id="371" w:name="_Toc10184"/>
-      <w:bookmarkStart w:id="372" w:name="_Toc10182"/>
-      <w:bookmarkStart w:id="373" w:name="_Toc16325"/>
-      <w:bookmarkStart w:id="374" w:name="_Toc15524"/>
-      <w:bookmarkStart w:id="375" w:name="_Toc16314"/>
-      <w:bookmarkStart w:id="376" w:name="_Toc1145"/>
-      <w:bookmarkStart w:id="377" w:name="_Toc28330"/>
+      <w:bookmarkStart w:id="361" w:name="_Toc1108"/>
+      <w:bookmarkStart w:id="362" w:name="_Toc14855"/>
+      <w:bookmarkStart w:id="363" w:name="_Toc19357"/>
+      <w:bookmarkStart w:id="364" w:name="_Toc4172"/>
+      <w:bookmarkStart w:id="365" w:name="_Toc7404"/>
+      <w:bookmarkStart w:id="366" w:name="_Toc1145"/>
+      <w:bookmarkStart w:id="367" w:name="_Toc24789"/>
+      <w:bookmarkStart w:id="368" w:name="_Toc15524"/>
+      <w:bookmarkStart w:id="369" w:name="_Toc31087"/>
+      <w:bookmarkStart w:id="370" w:name="_Toc3954"/>
+      <w:bookmarkStart w:id="371" w:name="_Toc16314"/>
+      <w:bookmarkStart w:id="372" w:name="_Toc6815"/>
+      <w:bookmarkStart w:id="373" w:name="_Toc16030"/>
+      <w:bookmarkStart w:id="374" w:name="_Toc10182"/>
+      <w:bookmarkStart w:id="375" w:name="_Toc16325"/>
+      <w:bookmarkStart w:id="376" w:name="_Toc28330"/>
+      <w:bookmarkStart w:id="377" w:name="_Toc10184"/>
       <w:bookmarkStart w:id="378" w:name="_Toc26850"/>
-      <w:bookmarkStart w:id="379" w:name="_Toc30900"/>
-      <w:bookmarkStart w:id="380" w:name="_Toc24789"/>
-      <w:bookmarkStart w:id="381" w:name="_Toc31087"/>
+      <w:bookmarkStart w:id="379" w:name="_Toc10900"/>
+      <w:bookmarkStart w:id="380" w:name="_Toc7050"/>
+      <w:bookmarkStart w:id="381" w:name="_Toc30900"/>
       <w:r>
         <w:rPr>
           <w:rFonts w:hint="default" w:ascii="Times New Roman" w:hAnsi="Times New Roman" w:cs="Times New Roman"/>
@@ -16850,21 +16925,21 @@
           <w:lang w:val="en-US"/>
         </w:rPr>
       </w:pPr>
-      <w:bookmarkStart w:id="383" w:name="_Toc25148"/>
+      <w:bookmarkStart w:id="383" w:name="_Toc19365"/>
       <w:bookmarkStart w:id="384" w:name="_Toc29555"/>
-      <w:bookmarkStart w:id="385" w:name="_Toc19365"/>
+      <w:bookmarkStart w:id="385" w:name="_Toc25148"/>
       <w:bookmarkStart w:id="386" w:name="_Toc11720"/>
       <w:bookmarkStart w:id="387" w:name="_Toc2271"/>
       <w:bookmarkStart w:id="388" w:name="_Toc6618"/>
-      <w:bookmarkStart w:id="389" w:name="_Toc25307"/>
-      <w:bookmarkStart w:id="390" w:name="_Toc1525"/>
-      <w:bookmarkStart w:id="391" w:name="_Toc9821"/>
-      <w:bookmarkStart w:id="392" w:name="_Toc13360"/>
-      <w:bookmarkStart w:id="393" w:name="_Toc21236"/>
-      <w:bookmarkStart w:id="394" w:name="_Toc28875"/>
-      <w:bookmarkStart w:id="395" w:name="_Toc18551"/>
-      <w:bookmarkStart w:id="396" w:name="_Toc22334"/>
-      <w:bookmarkStart w:id="397" w:name="_Toc29885"/>
+      <w:bookmarkStart w:id="389" w:name="_Toc18551"/>
+      <w:bookmarkStart w:id="390" w:name="_Toc21236"/>
+      <w:bookmarkStart w:id="391" w:name="_Toc1525"/>
+      <w:bookmarkStart w:id="392" w:name="_Toc22334"/>
+      <w:bookmarkStart w:id="393" w:name="_Toc29885"/>
+      <w:bookmarkStart w:id="394" w:name="_Toc9821"/>
+      <w:bookmarkStart w:id="395" w:name="_Toc25307"/>
+      <w:bookmarkStart w:id="396" w:name="_Toc28875"/>
+      <w:bookmarkStart w:id="397" w:name="_Toc13360"/>
       <w:r>
         <w:rPr>
           <w:rFonts w:hint="default"/>
@@ -16954,6 +17029,12 @@
             <w:insideH w:val="single" w:color="auto" w:sz="4" w:space="0"/>
             <w:insideV w:val="single" w:color="auto" w:sz="4" w:space="0"/>
           </w:tblBorders>
+          <w:tblCellMar>
+            <w:top w:w="0" w:type="dxa"/>
+            <w:left w:w="108" w:type="dxa"/>
+            <w:bottom w:w="0" w:type="dxa"/>
+            <w:right w:w="108" w:type="dxa"/>
+          </w:tblCellMar>
         </w:tblPrEx>
         <w:tc>
           <w:tcPr>
@@ -16971,8 +17052,8 @@
                 <w:lang w:val="en-US"/>
               </w:rPr>
             </w:pPr>
-            <w:bookmarkStart w:id="398" w:name="_Toc24780"/>
-            <w:bookmarkStart w:id="399" w:name="_Toc2522"/>
+            <w:bookmarkStart w:id="398" w:name="_Toc2522"/>
+            <w:bookmarkStart w:id="399" w:name="_Toc24780"/>
             <w:r>
               <w:rPr>
                 <w:rFonts w:hint="default" w:ascii="Times New Roman" w:hAnsi="Times New Roman" w:eastAsia="SimSun" w:cs="Times New Roman"/>
@@ -18036,11 +18117,11 @@
           <w:szCs w:val="26"/>
         </w:rPr>
       </w:pPr>
-      <w:bookmarkStart w:id="400" w:name="_Toc10323"/>
-      <w:bookmarkStart w:id="401" w:name="_Toc26788"/>
-      <w:bookmarkStart w:id="402" w:name="_Toc30969"/>
-      <w:bookmarkStart w:id="403" w:name="_Toc5926"/>
-      <w:bookmarkStart w:id="404" w:name="_Toc3148"/>
+      <w:bookmarkStart w:id="400" w:name="_Toc30969"/>
+      <w:bookmarkStart w:id="401" w:name="_Toc10323"/>
+      <w:bookmarkStart w:id="402" w:name="_Toc26788"/>
+      <w:bookmarkStart w:id="403" w:name="_Toc3148"/>
+      <w:bookmarkStart w:id="404" w:name="_Toc5926"/>
     </w:p>
     <w:p>
       <w:pPr>
@@ -18053,14 +18134,14 @@
           <w:szCs w:val="26"/>
         </w:rPr>
       </w:pPr>
-      <w:bookmarkStart w:id="405" w:name="_Toc122"/>
-      <w:bookmarkStart w:id="406" w:name="_Toc28972"/>
-      <w:bookmarkStart w:id="407" w:name="_Toc25905"/>
-      <w:bookmarkStart w:id="408" w:name="_Toc29551"/>
+      <w:bookmarkStart w:id="405" w:name="_Toc28972"/>
+      <w:bookmarkStart w:id="406" w:name="_Toc29551"/>
+      <w:bookmarkStart w:id="407" w:name="_Toc21561"/>
+      <w:bookmarkStart w:id="408" w:name="_Toc21568"/>
       <w:bookmarkStart w:id="409" w:name="_Toc27317"/>
-      <w:bookmarkStart w:id="410" w:name="_Toc21568"/>
+      <w:bookmarkStart w:id="410" w:name="_Toc122"/>
       <w:bookmarkStart w:id="411" w:name="_Toc26520"/>
-      <w:bookmarkStart w:id="412" w:name="_Toc21561"/>
+      <w:bookmarkStart w:id="412" w:name="_Toc25905"/>
       <w:bookmarkStart w:id="413" w:name="_Toc27352"/>
       <w:r>
         <w:rPr>
@@ -18142,12 +18223,6 @@
             <w:insideH w:val="single" w:color="auto" w:sz="4" w:space="0"/>
             <w:insideV w:val="single" w:color="auto" w:sz="4" w:space="0"/>
           </w:tblBorders>
-          <w:tblCellMar>
-            <w:top w:w="0" w:type="dxa"/>
-            <w:left w:w="108" w:type="dxa"/>
-            <w:bottom w:w="0" w:type="dxa"/>
-            <w:right w:w="108" w:type="dxa"/>
-          </w:tblCellMar>
         </w:tblPrEx>
         <w:trPr>
           <w:jc w:val="center"/>
@@ -18796,8 +18871,8 @@
             </w:pPr>
             <w:bookmarkStart w:id="414" w:name="_Toc5931"/>
             <w:bookmarkStart w:id="415" w:name="_Toc19802"/>
-            <w:bookmarkStart w:id="416" w:name="_Toc6527"/>
-            <w:bookmarkStart w:id="417" w:name="_Toc8200"/>
+            <w:bookmarkStart w:id="416" w:name="_Toc8200"/>
+            <w:bookmarkStart w:id="417" w:name="_Toc6527"/>
             <w:r>
               <w:rPr>
                 <w:rStyle w:val="14"/>
@@ -19494,12 +19569,12 @@
         <w:pStyle w:val="9"/>
         <w:jc w:val="center"/>
       </w:pPr>
-      <w:bookmarkStart w:id="418" w:name="_Toc19916"/>
+      <w:bookmarkStart w:id="418" w:name="_Toc23632"/>
       <w:bookmarkStart w:id="419" w:name="_Toc365"/>
       <w:bookmarkStart w:id="420" w:name="_Toc32470"/>
-      <w:bookmarkStart w:id="421" w:name="_Toc22548"/>
-      <w:bookmarkStart w:id="422" w:name="_Toc23632"/>
-      <w:bookmarkStart w:id="423" w:name="_Toc631"/>
+      <w:bookmarkStart w:id="421" w:name="_Toc19916"/>
+      <w:bookmarkStart w:id="422" w:name="_Toc631"/>
+      <w:bookmarkStart w:id="423" w:name="_Toc22548"/>
       <w:bookmarkStart w:id="424" w:name="_Toc19780"/>
     </w:p>
     <w:p>
@@ -19513,15 +19588,15 @@
           <w:szCs w:val="26"/>
         </w:rPr>
       </w:pPr>
-      <w:bookmarkStart w:id="425" w:name="_Toc16752"/>
-      <w:bookmarkStart w:id="426" w:name="_Toc17372"/>
-      <w:bookmarkStart w:id="427" w:name="_Toc19060"/>
-      <w:bookmarkStart w:id="428" w:name="_Toc16693"/>
-      <w:bookmarkStart w:id="429" w:name="_Toc25256"/>
-      <w:bookmarkStart w:id="430" w:name="_Toc31581"/>
-      <w:bookmarkStart w:id="431" w:name="_Toc4165"/>
-      <w:bookmarkStart w:id="432" w:name="_Toc23877"/>
-      <w:bookmarkStart w:id="433" w:name="_Toc12097"/>
+      <w:bookmarkStart w:id="425" w:name="_Toc16693"/>
+      <w:bookmarkStart w:id="426" w:name="_Toc4165"/>
+      <w:bookmarkStart w:id="427" w:name="_Toc16752"/>
+      <w:bookmarkStart w:id="428" w:name="_Toc23877"/>
+      <w:bookmarkStart w:id="429" w:name="_Toc12097"/>
+      <w:bookmarkStart w:id="430" w:name="_Toc19060"/>
+      <w:bookmarkStart w:id="431" w:name="_Toc31581"/>
+      <w:bookmarkStart w:id="432" w:name="_Toc17372"/>
+      <w:bookmarkStart w:id="433" w:name="_Toc25256"/>
       <w:r>
         <w:rPr>
           <w:rFonts w:hint="default" w:ascii="Times New Roman" w:hAnsi="Times New Roman" w:cs="Times New Roman"/>
@@ -19593,9 +19668,9 @@
           <w:lang w:val="en-US"/>
         </w:rPr>
       </w:pPr>
-      <w:bookmarkStart w:id="434" w:name="_Toc9308"/>
-      <w:bookmarkStart w:id="435" w:name="_Toc13720"/>
-      <w:bookmarkStart w:id="436" w:name="_Toc11186"/>
+      <w:bookmarkStart w:id="434" w:name="_Toc11186"/>
+      <w:bookmarkStart w:id="435" w:name="_Toc9308"/>
+      <w:bookmarkStart w:id="436" w:name="_Toc13720"/>
       <w:bookmarkStart w:id="437" w:name="_Toc24205"/>
       <w:r>
         <w:rPr>
@@ -20814,8 +20889,8 @@
         </w:rPr>
       </w:pPr>
       <w:bookmarkStart w:id="438" w:name="_Toc28865"/>
-      <w:bookmarkStart w:id="439" w:name="_Toc31456"/>
-      <w:bookmarkStart w:id="440" w:name="_Toc12460"/>
+      <w:bookmarkStart w:id="439" w:name="_Toc12460"/>
+      <w:bookmarkStart w:id="440" w:name="_Toc31456"/>
       <w:bookmarkStart w:id="441" w:name="_Toc20890"/>
       <w:bookmarkStart w:id="442" w:name="_Toc26060"/>
     </w:p>
@@ -20831,21 +20906,38 @@
         </w:rPr>
       </w:pPr>
       <w:bookmarkStart w:id="443" w:name="_Toc16755"/>
-      <w:bookmarkStart w:id="444" w:name="_Toc18718"/>
-      <w:bookmarkStart w:id="445" w:name="_Toc24390"/>
-      <w:bookmarkStart w:id="446" w:name="_Toc25384"/>
-      <w:bookmarkStart w:id="447" w:name="_Toc20681"/>
-      <w:bookmarkStart w:id="448" w:name="_Toc12814"/>
-      <w:bookmarkStart w:id="449" w:name="_Toc4477"/>
-      <w:bookmarkStart w:id="450" w:name="_Toc25121"/>
-      <w:bookmarkStart w:id="451" w:name="_Toc6967"/>
-      <w:r>
-        <w:rPr>
-          <w:rFonts w:hint="default" w:ascii="Times New Roman" w:hAnsi="Times New Roman" w:cs="Times New Roman"/>
-          <w:sz w:val="26"/>
-          <w:szCs w:val="26"/>
-        </w:rPr>
-        <w:t>Bảng 3 Api incom</w:t>
+      <w:bookmarkStart w:id="444" w:name="_Toc24390"/>
+      <w:bookmarkStart w:id="445" w:name="_Toc18718"/>
+      <w:bookmarkStart w:id="446" w:name="_Toc4477"/>
+      <w:bookmarkStart w:id="447" w:name="_Toc25384"/>
+      <w:bookmarkStart w:id="448" w:name="_Toc20681"/>
+      <w:bookmarkStart w:id="449" w:name="_Toc6967"/>
+      <w:bookmarkStart w:id="450" w:name="_Toc12814"/>
+      <w:bookmarkStart w:id="451" w:name="_Toc25121"/>
+      <w:r>
+        <w:rPr>
+          <w:rFonts w:hint="default" w:ascii="Times New Roman" w:hAnsi="Times New Roman" w:cs="Times New Roman"/>
+          <w:sz w:val="26"/>
+          <w:szCs w:val="26"/>
+        </w:rPr>
+        <w:t>Bảng 3 A</w:t>
+      </w:r>
+      <w:r>
+        <w:rPr>
+          <w:rFonts w:hint="default" w:ascii="Times New Roman" w:hAnsi="Times New Roman" w:cs="Times New Roman"/>
+          <w:sz w:val="26"/>
+          <w:szCs w:val="26"/>
+          <w:lang w:val="en-US"/>
+        </w:rPr>
+        <w:t>PI</w:t>
+      </w:r>
+      <w:r>
+        <w:rPr>
+          <w:rFonts w:hint="default" w:ascii="Times New Roman" w:hAnsi="Times New Roman" w:cs="Times New Roman"/>
+          <w:sz w:val="26"/>
+          <w:szCs w:val="26"/>
+        </w:rPr>
+        <w:t xml:space="preserve"> incom</w:t>
       </w:r>
       <w:bookmarkEnd w:id="438"/>
       <w:bookmarkEnd w:id="439"/>
@@ -20866,6 +20958,15 @@
           <w:rFonts w:hint="default" w:ascii="Times New Roman" w:hAnsi="Times New Roman" w:cs="Times New Roman"/>
           <w:sz w:val="26"/>
           <w:szCs w:val="26"/>
+          <w:lang w:val="en-US"/>
+        </w:rPr>
+        <w:t>e</w:t>
+      </w:r>
+      <w:r>
+        <w:rPr>
+          <w:rFonts w:hint="default" w:ascii="Times New Roman" w:hAnsi="Times New Roman" w:cs="Times New Roman"/>
+          <w:sz w:val="26"/>
+          <w:szCs w:val="26"/>
         </w:rPr>
         <w:t xml:space="preserve"> </w:t>
       </w:r>
@@ -20905,13 +21006,13 @@
       <w:bookmarkStart w:id="453" w:name="_Toc17513"/>
       <w:bookmarkStart w:id="454" w:name="_Toc5045"/>
       <w:bookmarkStart w:id="455" w:name="_Toc19987"/>
-      <w:bookmarkStart w:id="456" w:name="_Toc30800"/>
-      <w:bookmarkStart w:id="457" w:name="_Toc27256"/>
-      <w:bookmarkStart w:id="458" w:name="_Toc29935"/>
-      <w:bookmarkStart w:id="459" w:name="_Toc31789"/>
-      <w:bookmarkStart w:id="460" w:name="_Toc28662"/>
-      <w:bookmarkStart w:id="461" w:name="_Toc21906"/>
-      <w:bookmarkStart w:id="462" w:name="_Toc336"/>
+      <w:bookmarkStart w:id="456" w:name="_Toc29935"/>
+      <w:bookmarkStart w:id="457" w:name="_Toc21906"/>
+      <w:bookmarkStart w:id="458" w:name="_Toc27256"/>
+      <w:bookmarkStart w:id="459" w:name="_Toc28662"/>
+      <w:bookmarkStart w:id="460" w:name="_Toc336"/>
+      <w:bookmarkStart w:id="461" w:name="_Toc31789"/>
+      <w:bookmarkStart w:id="462" w:name="_Toc30800"/>
       <w:r>
         <w:rPr>
           <w:rFonts w:hint="default"/>
@@ -20953,20 +21054,20 @@
           <w:lang w:val="en-US"/>
         </w:rPr>
       </w:pPr>
-      <w:bookmarkStart w:id="463" w:name="_Toc30307"/>
-      <w:bookmarkStart w:id="464" w:name="_Toc19586"/>
-      <w:bookmarkStart w:id="465" w:name="_Toc8805"/>
-      <w:bookmarkStart w:id="466" w:name="_Toc26989"/>
+      <w:bookmarkStart w:id="463" w:name="_Toc31475"/>
+      <w:bookmarkStart w:id="464" w:name="_Toc14168"/>
+      <w:bookmarkStart w:id="465" w:name="_Toc23362"/>
+      <w:bookmarkStart w:id="466" w:name="_Toc19586"/>
       <w:bookmarkStart w:id="467" w:name="_Toc18933"/>
-      <w:bookmarkStart w:id="468" w:name="_Toc10838"/>
-      <w:bookmarkStart w:id="469" w:name="_Toc23161"/>
-      <w:bookmarkStart w:id="470" w:name="_Toc14168"/>
-      <w:bookmarkStart w:id="471" w:name="_Toc26441"/>
-      <w:bookmarkStart w:id="472" w:name="_Toc23718"/>
-      <w:bookmarkStart w:id="473" w:name="_Toc31475"/>
-      <w:bookmarkStart w:id="474" w:name="_Toc809"/>
-      <w:bookmarkStart w:id="475" w:name="_Toc23362"/>
-      <w:bookmarkStart w:id="476" w:name="_Toc25886"/>
+      <w:bookmarkStart w:id="468" w:name="_Toc23161"/>
+      <w:bookmarkStart w:id="469" w:name="_Toc8805"/>
+      <w:bookmarkStart w:id="470" w:name="_Toc26989"/>
+      <w:bookmarkStart w:id="471" w:name="_Toc809"/>
+      <w:bookmarkStart w:id="472" w:name="_Toc25886"/>
+      <w:bookmarkStart w:id="473" w:name="_Toc26441"/>
+      <w:bookmarkStart w:id="474" w:name="_Toc23718"/>
+      <w:bookmarkStart w:id="475" w:name="_Toc10838"/>
+      <w:bookmarkStart w:id="476" w:name="_Toc30307"/>
       <w:r>
         <w:rPr>
           <w:rFonts w:hint="default"/>
@@ -21066,17 +21167,17 @@
         </w:rPr>
       </w:pPr>
       <w:bookmarkStart w:id="477" w:name="_Toc10551"/>
-      <w:bookmarkStart w:id="478" w:name="_Toc26620"/>
-      <w:bookmarkStart w:id="479" w:name="_Toc18073"/>
-      <w:bookmarkStart w:id="480" w:name="_Toc3275"/>
-      <w:bookmarkStart w:id="481" w:name="_Toc10294"/>
-      <w:bookmarkStart w:id="482" w:name="_Toc11580"/>
+      <w:bookmarkStart w:id="478" w:name="_Toc18073"/>
+      <w:bookmarkStart w:id="479" w:name="_Toc3275"/>
+      <w:bookmarkStart w:id="480" w:name="_Toc26620"/>
+      <w:bookmarkStart w:id="481" w:name="_Toc8804"/>
+      <w:bookmarkStart w:id="482" w:name="_Toc9180"/>
       <w:bookmarkStart w:id="483" w:name="_Toc17710"/>
-      <w:bookmarkStart w:id="484" w:name="_Toc32075"/>
-      <w:bookmarkStart w:id="485" w:name="_Toc9180"/>
+      <w:bookmarkStart w:id="484" w:name="_Toc10294"/>
+      <w:bookmarkStart w:id="485" w:name="_Toc11580"/>
       <w:bookmarkStart w:id="486" w:name="_Toc5965"/>
       <w:bookmarkStart w:id="487" w:name="_Toc195"/>
-      <w:bookmarkStart w:id="488" w:name="_Toc8804"/>
+      <w:bookmarkStart w:id="488" w:name="_Toc32075"/>
       <w:r>
         <w:rPr>
           <w:rFonts w:hint="default" w:ascii="Times New Roman" w:hAnsi="Times New Roman" w:cs="Times New Roman"/>
@@ -21184,20 +21285,20 @@
           <w:lang w:val="en-US"/>
         </w:rPr>
       </w:pPr>
-      <w:bookmarkStart w:id="489" w:name="_Toc20138"/>
-      <w:bookmarkStart w:id="490" w:name="_Toc17557"/>
-      <w:bookmarkStart w:id="491" w:name="_Toc1666"/>
-      <w:bookmarkStart w:id="492" w:name="_Toc22582"/>
-      <w:bookmarkStart w:id="493" w:name="_Toc28035"/>
-      <w:bookmarkStart w:id="494" w:name="_Toc32116"/>
-      <w:bookmarkStart w:id="495" w:name="_Toc7863"/>
-      <w:bookmarkStart w:id="496" w:name="_Toc2962"/>
-      <w:bookmarkStart w:id="497" w:name="_Toc22727"/>
-      <w:bookmarkStart w:id="498" w:name="_Toc31361"/>
-      <w:bookmarkStart w:id="499" w:name="_Toc12361"/>
-      <w:bookmarkStart w:id="500" w:name="_Toc25155"/>
-      <w:bookmarkStart w:id="501" w:name="_Toc30862"/>
-      <w:bookmarkStart w:id="502" w:name="_Toc24874"/>
+      <w:bookmarkStart w:id="489" w:name="_Toc2962"/>
+      <w:bookmarkStart w:id="490" w:name="_Toc20138"/>
+      <w:bookmarkStart w:id="491" w:name="_Toc25155"/>
+      <w:bookmarkStart w:id="492" w:name="_Toc24874"/>
+      <w:bookmarkStart w:id="493" w:name="_Toc31361"/>
+      <w:bookmarkStart w:id="494" w:name="_Toc30862"/>
+      <w:bookmarkStart w:id="495" w:name="_Toc32116"/>
+      <w:bookmarkStart w:id="496" w:name="_Toc22727"/>
+      <w:bookmarkStart w:id="497" w:name="_Toc7863"/>
+      <w:bookmarkStart w:id="498" w:name="_Toc12361"/>
+      <w:bookmarkStart w:id="499" w:name="_Toc17557"/>
+      <w:bookmarkStart w:id="500" w:name="_Toc22582"/>
+      <w:bookmarkStart w:id="501" w:name="_Toc1666"/>
+      <w:bookmarkStart w:id="502" w:name="_Toc28035"/>
       <w:r>
         <w:rPr>
           <w:rFonts w:hint="default"/>
@@ -21291,18 +21392,18 @@
           <w:szCs w:val="26"/>
         </w:rPr>
       </w:pPr>
-      <w:bookmarkStart w:id="503" w:name="_Toc7085"/>
-      <w:bookmarkStart w:id="504" w:name="_Toc21224"/>
-      <w:bookmarkStart w:id="505" w:name="_Toc25521"/>
-      <w:bookmarkStart w:id="506" w:name="_Toc17431"/>
-      <w:bookmarkStart w:id="507" w:name="_Toc13337"/>
-      <w:bookmarkStart w:id="508" w:name="_Toc21557"/>
-      <w:bookmarkStart w:id="509" w:name="_Toc24391"/>
-      <w:bookmarkStart w:id="510" w:name="_Toc30547"/>
-      <w:bookmarkStart w:id="511" w:name="_Toc25929"/>
-      <w:bookmarkStart w:id="512" w:name="_Toc32656"/>
-      <w:bookmarkStart w:id="513" w:name="_Toc12090"/>
-      <w:bookmarkStart w:id="514" w:name="_Toc24852"/>
+      <w:bookmarkStart w:id="503" w:name="_Toc25521"/>
+      <w:bookmarkStart w:id="504" w:name="_Toc13337"/>
+      <w:bookmarkStart w:id="505" w:name="_Toc25929"/>
+      <w:bookmarkStart w:id="506" w:name="_Toc7085"/>
+      <w:bookmarkStart w:id="507" w:name="_Toc21557"/>
+      <w:bookmarkStart w:id="508" w:name="_Toc24391"/>
+      <w:bookmarkStart w:id="509" w:name="_Toc32656"/>
+      <w:bookmarkStart w:id="510" w:name="_Toc17431"/>
+      <w:bookmarkStart w:id="511" w:name="_Toc12090"/>
+      <w:bookmarkStart w:id="512" w:name="_Toc30547"/>
+      <w:bookmarkStart w:id="513" w:name="_Toc24852"/>
+      <w:bookmarkStart w:id="514" w:name="_Toc21224"/>
       <w:r>
         <w:rPr>
           <w:rFonts w:hint="default" w:ascii="Times New Roman" w:hAnsi="Times New Roman" w:cs="Times New Roman"/>
@@ -21430,19 +21531,19 @@
         </w:rPr>
       </w:pPr>
       <w:bookmarkStart w:id="515" w:name="_Toc9684"/>
-      <w:bookmarkStart w:id="516" w:name="_Toc28331"/>
-      <w:bookmarkStart w:id="517" w:name="_Toc1368"/>
-      <w:bookmarkStart w:id="518" w:name="_Toc24524"/>
-      <w:bookmarkStart w:id="519" w:name="_Toc11667"/>
-      <w:bookmarkStart w:id="520" w:name="_Toc18511"/>
-      <w:bookmarkStart w:id="521" w:name="_Toc5549"/>
-      <w:bookmarkStart w:id="522" w:name="_Toc26292"/>
-      <w:bookmarkStart w:id="523" w:name="_Toc4872"/>
-      <w:bookmarkStart w:id="524" w:name="_Toc16329"/>
-      <w:bookmarkStart w:id="525" w:name="_Toc3466"/>
-      <w:bookmarkStart w:id="526" w:name="_Toc13671"/>
-      <w:bookmarkStart w:id="527" w:name="_Toc29750"/>
-      <w:bookmarkStart w:id="528" w:name="_Toc5969"/>
+      <w:bookmarkStart w:id="516" w:name="_Toc5549"/>
+      <w:bookmarkStart w:id="517" w:name="_Toc3466"/>
+      <w:bookmarkStart w:id="518" w:name="_Toc4872"/>
+      <w:bookmarkStart w:id="519" w:name="_Toc24524"/>
+      <w:bookmarkStart w:id="520" w:name="_Toc11667"/>
+      <w:bookmarkStart w:id="521" w:name="_Toc18511"/>
+      <w:bookmarkStart w:id="522" w:name="_Toc29750"/>
+      <w:bookmarkStart w:id="523" w:name="_Toc13671"/>
+      <w:bookmarkStart w:id="524" w:name="_Toc5969"/>
+      <w:bookmarkStart w:id="525" w:name="_Toc28331"/>
+      <w:bookmarkStart w:id="526" w:name="_Toc16329"/>
+      <w:bookmarkStart w:id="527" w:name="_Toc26292"/>
+      <w:bookmarkStart w:id="528" w:name="_Toc1368"/>
       <w:r>
         <w:rPr>
           <w:rFonts w:hint="default"/>
@@ -21533,18 +21634,18 @@
           <w:szCs w:val="26"/>
         </w:rPr>
       </w:pPr>
-      <w:bookmarkStart w:id="529" w:name="_Toc30239"/>
-      <w:bookmarkStart w:id="530" w:name="_Toc24838"/>
-      <w:bookmarkStart w:id="531" w:name="_Toc14312"/>
-      <w:bookmarkStart w:id="532" w:name="_Toc15068"/>
-      <w:bookmarkStart w:id="533" w:name="_Toc29569"/>
-      <w:bookmarkStart w:id="534" w:name="_Toc18952"/>
-      <w:bookmarkStart w:id="535" w:name="_Toc31055"/>
-      <w:bookmarkStart w:id="536" w:name="_Toc201"/>
-      <w:bookmarkStart w:id="537" w:name="_Toc9692"/>
-      <w:bookmarkStart w:id="538" w:name="_Toc9486"/>
-      <w:bookmarkStart w:id="539" w:name="_Toc21145"/>
-      <w:bookmarkStart w:id="540" w:name="_Toc2086"/>
+      <w:bookmarkStart w:id="529" w:name="_Toc14312"/>
+      <w:bookmarkStart w:id="530" w:name="_Toc9692"/>
+      <w:bookmarkStart w:id="531" w:name="_Toc31055"/>
+      <w:bookmarkStart w:id="532" w:name="_Toc21145"/>
+      <w:bookmarkStart w:id="533" w:name="_Toc201"/>
+      <w:bookmarkStart w:id="534" w:name="_Toc24838"/>
+      <w:bookmarkStart w:id="535" w:name="_Toc9486"/>
+      <w:bookmarkStart w:id="536" w:name="_Toc2086"/>
+      <w:bookmarkStart w:id="537" w:name="_Toc15068"/>
+      <w:bookmarkStart w:id="538" w:name="_Toc30239"/>
+      <w:bookmarkStart w:id="539" w:name="_Toc18952"/>
+      <w:bookmarkStart w:id="540" w:name="_Toc29569"/>
       <w:r>
         <w:rPr>
           <w:rFonts w:hint="default" w:ascii="Times New Roman" w:hAnsi="Times New Roman" w:cs="Times New Roman"/>
@@ -21656,20 +21757,20 @@
           <w:lang w:val="en-US"/>
         </w:rPr>
       </w:pPr>
-      <w:bookmarkStart w:id="541" w:name="_Toc16868"/>
-      <w:bookmarkStart w:id="542" w:name="_Toc2327"/>
-      <w:bookmarkStart w:id="543" w:name="_Toc4528"/>
-      <w:bookmarkStart w:id="544" w:name="_Toc11192"/>
-      <w:bookmarkStart w:id="545" w:name="_Toc13231"/>
-      <w:bookmarkStart w:id="546" w:name="_Toc31132"/>
-      <w:bookmarkStart w:id="547" w:name="_Toc635"/>
-      <w:bookmarkStart w:id="548" w:name="_Toc763"/>
-      <w:bookmarkStart w:id="549" w:name="_Toc30190"/>
-      <w:bookmarkStart w:id="550" w:name="_Toc16098"/>
-      <w:bookmarkStart w:id="551" w:name="_Toc22372"/>
-      <w:bookmarkStart w:id="552" w:name="_Toc30543"/>
-      <w:bookmarkStart w:id="553" w:name="_Toc31419"/>
-      <w:bookmarkStart w:id="554" w:name="_Toc15935"/>
+      <w:bookmarkStart w:id="541" w:name="_Toc16098"/>
+      <w:bookmarkStart w:id="542" w:name="_Toc763"/>
+      <w:bookmarkStart w:id="543" w:name="_Toc31419"/>
+      <w:bookmarkStart w:id="544" w:name="_Toc2327"/>
+      <w:bookmarkStart w:id="545" w:name="_Toc15935"/>
+      <w:bookmarkStart w:id="546" w:name="_Toc11192"/>
+      <w:bookmarkStart w:id="547" w:name="_Toc16868"/>
+      <w:bookmarkStart w:id="548" w:name="_Toc4528"/>
+      <w:bookmarkStart w:id="549" w:name="_Toc635"/>
+      <w:bookmarkStart w:id="550" w:name="_Toc13231"/>
+      <w:bookmarkStart w:id="551" w:name="_Toc30190"/>
+      <w:bookmarkStart w:id="552" w:name="_Toc22372"/>
+      <w:bookmarkStart w:id="553" w:name="_Toc30543"/>
+      <w:bookmarkStart w:id="554" w:name="_Toc31132"/>
       <w:r>
         <w:rPr>
           <w:rFonts w:hint="default"/>
@@ -21760,18 +21861,18 @@
           <w:szCs w:val="26"/>
         </w:rPr>
       </w:pPr>
-      <w:bookmarkStart w:id="555" w:name="_Toc18704"/>
+      <w:bookmarkStart w:id="555" w:name="_Toc2267"/>
       <w:bookmarkStart w:id="556" w:name="_Toc399"/>
-      <w:bookmarkStart w:id="557" w:name="_Toc25128"/>
-      <w:bookmarkStart w:id="558" w:name="_Toc12243"/>
-      <w:bookmarkStart w:id="559" w:name="_Toc1478"/>
-      <w:bookmarkStart w:id="560" w:name="_Toc7547"/>
-      <w:bookmarkStart w:id="561" w:name="_Toc31160"/>
-      <w:bookmarkStart w:id="562" w:name="_Toc18746"/>
-      <w:bookmarkStart w:id="563" w:name="_Toc18865"/>
-      <w:bookmarkStart w:id="564" w:name="_Toc2267"/>
-      <w:bookmarkStart w:id="565" w:name="_Toc11786"/>
-      <w:bookmarkStart w:id="566" w:name="_Toc15521"/>
+      <w:bookmarkStart w:id="557" w:name="_Toc12243"/>
+      <w:bookmarkStart w:id="558" w:name="_Toc18704"/>
+      <w:bookmarkStart w:id="559" w:name="_Toc15521"/>
+      <w:bookmarkStart w:id="560" w:name="_Toc25128"/>
+      <w:bookmarkStart w:id="561" w:name="_Toc11786"/>
+      <w:bookmarkStart w:id="562" w:name="_Toc1478"/>
+      <w:bookmarkStart w:id="563" w:name="_Toc7547"/>
+      <w:bookmarkStart w:id="564" w:name="_Toc31160"/>
+      <w:bookmarkStart w:id="565" w:name="_Toc18746"/>
+      <w:bookmarkStart w:id="566" w:name="_Toc18865"/>
       <w:r>
         <w:rPr>
           <w:rFonts w:hint="default" w:ascii="Times New Roman" w:hAnsi="Times New Roman" w:cs="Times New Roman"/>
@@ -21899,19 +22000,19 @@
         <w:br w:type="page"/>
       </w:r>
       <w:bookmarkEnd w:id="437"/>
-      <w:bookmarkStart w:id="569" w:name="_Toc844"/>
-      <w:bookmarkStart w:id="570" w:name="_Toc2944"/>
-      <w:bookmarkStart w:id="571" w:name="_Toc290"/>
-      <w:bookmarkStart w:id="572" w:name="_Toc2897"/>
-      <w:bookmarkStart w:id="573" w:name="_Toc5911"/>
-      <w:bookmarkStart w:id="574" w:name="_Toc30957"/>
-      <w:bookmarkStart w:id="575" w:name="_Toc3615"/>
-      <w:bookmarkStart w:id="576" w:name="_Toc27230"/>
-      <w:bookmarkStart w:id="577" w:name="_Toc31883"/>
-      <w:bookmarkStart w:id="578" w:name="_Toc22359"/>
-      <w:bookmarkStart w:id="579" w:name="_Toc2302"/>
-      <w:bookmarkStart w:id="580" w:name="_Toc20279"/>
-      <w:bookmarkStart w:id="581" w:name="_Toc10366"/>
+      <w:bookmarkStart w:id="569" w:name="_Toc27230"/>
+      <w:bookmarkStart w:id="570" w:name="_Toc5911"/>
+      <w:bookmarkStart w:id="571" w:name="_Toc22359"/>
+      <w:bookmarkStart w:id="572" w:name="_Toc2302"/>
+      <w:bookmarkStart w:id="573" w:name="_Toc2897"/>
+      <w:bookmarkStart w:id="574" w:name="_Toc3615"/>
+      <w:bookmarkStart w:id="575" w:name="_Toc31883"/>
+      <w:bookmarkStart w:id="576" w:name="_Toc290"/>
+      <w:bookmarkStart w:id="577" w:name="_Toc20279"/>
+      <w:bookmarkStart w:id="578" w:name="_Toc10366"/>
+      <w:bookmarkStart w:id="579" w:name="_Toc844"/>
+      <w:bookmarkStart w:id="580" w:name="_Toc2944"/>
+      <w:bookmarkStart w:id="581" w:name="_Toc30957"/>
       <w:bookmarkStart w:id="582" w:name="_Toc14143"/>
       <w:r>
         <w:rPr>
@@ -22008,17 +22109,17 @@
           <w:szCs w:val="26"/>
         </w:rPr>
       </w:pPr>
-      <w:bookmarkStart w:id="583" w:name="_Toc25424"/>
-      <w:bookmarkStart w:id="584" w:name="_Toc20486"/>
+      <w:bookmarkStart w:id="583" w:name="_Toc20486"/>
+      <w:bookmarkStart w:id="584" w:name="_Toc25424"/>
       <w:bookmarkStart w:id="585" w:name="_Toc30878"/>
       <w:bookmarkStart w:id="586" w:name="_Toc15367"/>
       <w:bookmarkStart w:id="587" w:name="_Toc11408"/>
       <w:bookmarkStart w:id="588" w:name="_Toc17913"/>
       <w:bookmarkStart w:id="589" w:name="_Toc13890"/>
-      <w:bookmarkStart w:id="590" w:name="_Toc12656"/>
+      <w:bookmarkStart w:id="590" w:name="_Toc6463"/>
       <w:bookmarkStart w:id="591" w:name="_Toc21945"/>
-      <w:bookmarkStart w:id="592" w:name="_Toc6463"/>
-      <w:bookmarkStart w:id="593" w:name="_Toc22534"/>
+      <w:bookmarkStart w:id="592" w:name="_Toc22534"/>
+      <w:bookmarkStart w:id="593" w:name="_Toc12656"/>
       <w:bookmarkStart w:id="594" w:name="_Toc13376"/>
       <w:r>
         <w:rPr>
@@ -22146,19 +22247,19 @@
         </w:rPr>
       </w:pPr>
       <w:bookmarkStart w:id="595" w:name="_Toc28409"/>
-      <w:bookmarkStart w:id="596" w:name="_Toc4554"/>
-      <w:bookmarkStart w:id="597" w:name="_Toc6399"/>
+      <w:bookmarkStart w:id="596" w:name="_Toc6399"/>
+      <w:bookmarkStart w:id="597" w:name="_Toc4554"/>
       <w:bookmarkStart w:id="598" w:name="_Toc15491"/>
       <w:bookmarkStart w:id="599" w:name="_Toc5095"/>
       <w:bookmarkStart w:id="600" w:name="_Toc14780"/>
       <w:bookmarkStart w:id="601" w:name="_Toc31596"/>
       <w:bookmarkStart w:id="602" w:name="_Toc21624"/>
-      <w:bookmarkStart w:id="603" w:name="_Toc20842"/>
-      <w:bookmarkStart w:id="604" w:name="_Toc10834"/>
-      <w:bookmarkStart w:id="605" w:name="_Toc21451"/>
-      <w:bookmarkStart w:id="606" w:name="_Toc14299"/>
-      <w:bookmarkStart w:id="607" w:name="_Toc9200"/>
-      <w:bookmarkStart w:id="608" w:name="_Toc21769"/>
+      <w:bookmarkStart w:id="603" w:name="_Toc10834"/>
+      <w:bookmarkStart w:id="604" w:name="_Toc9200"/>
+      <w:bookmarkStart w:id="605" w:name="_Toc21769"/>
+      <w:bookmarkStart w:id="606" w:name="_Toc20842"/>
+      <w:bookmarkStart w:id="607" w:name="_Toc21451"/>
+      <w:bookmarkStart w:id="608" w:name="_Toc14299"/>
       <w:r>
         <w:rPr>
           <w:rFonts w:hint="default"/>
@@ -22266,18 +22367,18 @@
           <w:szCs w:val="26"/>
         </w:rPr>
       </w:pPr>
-      <w:bookmarkStart w:id="609" w:name="_Toc27374"/>
+      <w:bookmarkStart w:id="609" w:name="_Toc12600"/>
       <w:bookmarkStart w:id="610" w:name="_Toc4452"/>
-      <w:bookmarkStart w:id="611" w:name="_Toc20549"/>
+      <w:bookmarkStart w:id="611" w:name="_Toc27374"/>
       <w:bookmarkStart w:id="612" w:name="_Toc31891"/>
       <w:bookmarkStart w:id="613" w:name="_Toc6377"/>
       <w:bookmarkStart w:id="614" w:name="_Toc868"/>
-      <w:bookmarkStart w:id="615" w:name="_Toc32396"/>
-      <w:bookmarkStart w:id="616" w:name="_Toc12600"/>
-      <w:bookmarkStart w:id="617" w:name="_Toc8293"/>
-      <w:bookmarkStart w:id="618" w:name="_Toc15378"/>
-      <w:bookmarkStart w:id="619" w:name="_Toc19897"/>
-      <w:bookmarkStart w:id="620" w:name="_Toc22161"/>
+      <w:bookmarkStart w:id="615" w:name="_Toc20549"/>
+      <w:bookmarkStart w:id="616" w:name="_Toc32396"/>
+      <w:bookmarkStart w:id="617" w:name="_Toc15378"/>
+      <w:bookmarkStart w:id="618" w:name="_Toc19897"/>
+      <w:bookmarkStart w:id="619" w:name="_Toc22161"/>
+      <w:bookmarkStart w:id="620" w:name="_Toc8293"/>
       <w:r>
         <w:rPr>
           <w:rFonts w:hint="default" w:ascii="Times New Roman" w:hAnsi="Times New Roman" w:cs="Times New Roman"/>
@@ -22392,12 +22493,12 @@
           <w:lang w:val="en-US"/>
         </w:rPr>
       </w:pPr>
-      <w:bookmarkStart w:id="621" w:name="_Toc28260"/>
-      <w:bookmarkStart w:id="622" w:name="_Toc32285"/>
-      <w:bookmarkStart w:id="623" w:name="_Toc13292"/>
-      <w:bookmarkStart w:id="624" w:name="_Toc7103"/>
-      <w:bookmarkStart w:id="625" w:name="_Toc14466"/>
-      <w:bookmarkStart w:id="626" w:name="_Toc10613"/>
+      <w:bookmarkStart w:id="621" w:name="_Toc7103"/>
+      <w:bookmarkStart w:id="622" w:name="_Toc28260"/>
+      <w:bookmarkStart w:id="623" w:name="_Toc14466"/>
+      <w:bookmarkStart w:id="624" w:name="_Toc32285"/>
+      <w:bookmarkStart w:id="625" w:name="_Toc10613"/>
+      <w:bookmarkStart w:id="626" w:name="_Toc13292"/>
       <w:bookmarkStart w:id="627" w:name="_Toc28844"/>
       <w:bookmarkStart w:id="628" w:name="_Toc15299"/>
       <w:r>
@@ -22482,12 +22583,12 @@
         </w:rPr>
       </w:pPr>
       <w:bookmarkStart w:id="629" w:name="_Toc7900"/>
-      <w:bookmarkStart w:id="630" w:name="_Toc24562"/>
-      <w:bookmarkStart w:id="631" w:name="_Toc10033"/>
-      <w:bookmarkStart w:id="632" w:name="_Toc19552"/>
-      <w:bookmarkStart w:id="633" w:name="_Toc13923"/>
-      <w:bookmarkStart w:id="634" w:name="_Toc7844"/>
-      <w:bookmarkStart w:id="635" w:name="_Toc17384"/>
+      <w:bookmarkStart w:id="630" w:name="_Toc19552"/>
+      <w:bookmarkStart w:id="631" w:name="_Toc24562"/>
+      <w:bookmarkStart w:id="632" w:name="_Toc13923"/>
+      <w:bookmarkStart w:id="633" w:name="_Toc10033"/>
+      <w:bookmarkStart w:id="634" w:name="_Toc17384"/>
+      <w:bookmarkStart w:id="635" w:name="_Toc7844"/>
       <w:r>
         <w:rPr>
           <w:rFonts w:hint="default" w:ascii="Times New Roman" w:hAnsi="Times New Roman" w:cs="Times New Roman"/>
@@ -22618,21 +22719,21 @@
           <w:lang w:val="en-US"/>
         </w:rPr>
       </w:pPr>
-      <w:bookmarkStart w:id="636" w:name="_Toc6786"/>
+      <w:bookmarkStart w:id="636" w:name="_Toc31093"/>
       <w:bookmarkStart w:id="637" w:name="_Toc16775"/>
-      <w:bookmarkStart w:id="638" w:name="_Toc28882"/>
-      <w:bookmarkStart w:id="639" w:name="_Toc26813"/>
-      <w:bookmarkStart w:id="640" w:name="_Toc72"/>
+      <w:bookmarkStart w:id="638" w:name="_Toc26813"/>
+      <w:bookmarkStart w:id="639" w:name="_Toc72"/>
+      <w:bookmarkStart w:id="640" w:name="_Toc17227"/>
       <w:bookmarkStart w:id="641" w:name="_Toc14716"/>
-      <w:bookmarkStart w:id="642" w:name="_Toc31093"/>
-      <w:bookmarkStart w:id="643" w:name="_Toc1912"/>
-      <w:bookmarkStart w:id="644" w:name="_Toc10990"/>
-      <w:bookmarkStart w:id="645" w:name="_Toc23357"/>
-      <w:bookmarkStart w:id="646" w:name="_Toc24172"/>
-      <w:bookmarkStart w:id="647" w:name="_Toc17227"/>
-      <w:bookmarkStart w:id="648" w:name="_Toc9812"/>
-      <w:bookmarkStart w:id="649" w:name="_Toc28569"/>
-      <w:bookmarkStart w:id="650" w:name="_Toc23345"/>
+      <w:bookmarkStart w:id="642" w:name="_Toc9812"/>
+      <w:bookmarkStart w:id="643" w:name="_Toc28569"/>
+      <w:bookmarkStart w:id="644" w:name="_Toc23345"/>
+      <w:bookmarkStart w:id="645" w:name="_Toc1912"/>
+      <w:bookmarkStart w:id="646" w:name="_Toc23357"/>
+      <w:bookmarkStart w:id="647" w:name="_Toc6786"/>
+      <w:bookmarkStart w:id="648" w:name="_Toc10990"/>
+      <w:bookmarkStart w:id="649" w:name="_Toc24172"/>
+      <w:bookmarkStart w:id="650" w:name="_Toc28882"/>
       <w:r>
         <w:rPr>
           <w:rFonts w:hint="default"/>
@@ -22680,19 +22781,19 @@
       </w:pPr>
       <w:bookmarkStart w:id="651" w:name="_Toc244"/>
       <w:bookmarkStart w:id="652" w:name="_Toc6671"/>
-      <w:bookmarkStart w:id="653" w:name="_Toc17931"/>
-      <w:bookmarkStart w:id="654" w:name="_Toc22557"/>
-      <w:bookmarkStart w:id="655" w:name="_Toc17329"/>
-      <w:bookmarkStart w:id="656" w:name="_Toc16560"/>
-      <w:bookmarkStart w:id="657" w:name="_Toc1013"/>
-      <w:bookmarkStart w:id="658" w:name="_Toc15353"/>
-      <w:bookmarkStart w:id="659" w:name="_Toc26843"/>
-      <w:bookmarkStart w:id="660" w:name="_Toc898"/>
-      <w:bookmarkStart w:id="661" w:name="_Toc2413"/>
-      <w:bookmarkStart w:id="662" w:name="_Toc2553"/>
-      <w:bookmarkStart w:id="663" w:name="_Toc29190"/>
+      <w:bookmarkStart w:id="653" w:name="_Toc17329"/>
+      <w:bookmarkStart w:id="654" w:name="_Toc898"/>
+      <w:bookmarkStart w:id="655" w:name="_Toc15353"/>
+      <w:bookmarkStart w:id="656" w:name="_Toc29341"/>
+      <w:bookmarkStart w:id="657" w:name="_Toc26843"/>
+      <w:bookmarkStart w:id="658" w:name="_Toc17931"/>
+      <w:bookmarkStart w:id="659" w:name="_Toc29190"/>
+      <w:bookmarkStart w:id="660" w:name="_Toc1013"/>
+      <w:bookmarkStart w:id="661" w:name="_Toc2553"/>
+      <w:bookmarkStart w:id="662" w:name="_Toc22557"/>
+      <w:bookmarkStart w:id="663" w:name="_Toc16560"/>
       <w:bookmarkStart w:id="664" w:name="_Toc3478"/>
-      <w:bookmarkStart w:id="665" w:name="_Toc29341"/>
+      <w:bookmarkStart w:id="665" w:name="_Toc2413"/>
       <w:r>
         <w:rPr>
           <w:rFonts w:hint="default"/>
@@ -22730,21 +22831,21 @@
           <w:szCs w:val="26"/>
         </w:rPr>
       </w:pPr>
-      <w:bookmarkStart w:id="666" w:name="_Toc6429"/>
-      <w:bookmarkStart w:id="667" w:name="_Toc16458"/>
-      <w:bookmarkStart w:id="668" w:name="_Toc14985"/>
-      <w:bookmarkStart w:id="669" w:name="_Toc19447"/>
-      <w:bookmarkStart w:id="670" w:name="_Toc29490"/>
-      <w:bookmarkStart w:id="671" w:name="_Toc18694"/>
-      <w:bookmarkStart w:id="672" w:name="_Toc2694"/>
-      <w:bookmarkStart w:id="673" w:name="_Toc20301"/>
-      <w:bookmarkStart w:id="674" w:name="_Toc15573"/>
+      <w:bookmarkStart w:id="666" w:name="_Toc2694"/>
+      <w:bookmarkStart w:id="667" w:name="_Toc28904"/>
+      <w:bookmarkStart w:id="668" w:name="_Toc19447"/>
+      <w:bookmarkStart w:id="669" w:name="_Toc20301"/>
+      <w:bookmarkStart w:id="670" w:name="_Toc15573"/>
+      <w:bookmarkStart w:id="671" w:name="_Toc4429"/>
+      <w:bookmarkStart w:id="672" w:name="_Toc16458"/>
+      <w:bookmarkStart w:id="673" w:name="_Toc29490"/>
+      <w:bookmarkStart w:id="674" w:name="_Toc29643"/>
       <w:bookmarkStart w:id="675" w:name="_Toc28514"/>
-      <w:bookmarkStart w:id="676" w:name="_Toc20595"/>
-      <w:bookmarkStart w:id="677" w:name="_Toc29643"/>
-      <w:bookmarkStart w:id="678" w:name="_Toc4429"/>
-      <w:bookmarkStart w:id="679" w:name="_Toc28904"/>
-      <w:bookmarkStart w:id="680" w:name="_Toc22923"/>
+      <w:bookmarkStart w:id="676" w:name="_Toc6429"/>
+      <w:bookmarkStart w:id="677" w:name="_Toc20595"/>
+      <w:bookmarkStart w:id="678" w:name="_Toc22923"/>
+      <w:bookmarkStart w:id="679" w:name="_Toc14985"/>
+      <w:bookmarkStart w:id="680" w:name="_Toc18694"/>
       <w:r>
         <w:rPr>
           <w:rFonts w:hint="default" w:ascii="Times New Roman" w:hAnsi="Times New Roman" w:eastAsia="SimSun" w:cs="Times New Roman"/>
@@ -22887,8 +22988,8 @@
       </w:pPr>
       <w:bookmarkStart w:id="681" w:name="_Toc17918"/>
       <w:bookmarkStart w:id="682" w:name="_Toc3700"/>
-      <w:bookmarkStart w:id="683" w:name="_Toc3035"/>
-      <w:bookmarkStart w:id="684" w:name="_Toc28548"/>
+      <w:bookmarkStart w:id="683" w:name="_Toc28548"/>
+      <w:bookmarkStart w:id="684" w:name="_Toc3035"/>
       <w:bookmarkStart w:id="685" w:name="_Toc5806"/>
       <w:bookmarkStart w:id="686" w:name="_Toc11882"/>
       <w:bookmarkStart w:id="687" w:name="_Toc8428"/>
@@ -23014,19 +23115,19 @@
           <w:szCs w:val="26"/>
         </w:rPr>
       </w:pPr>
-      <w:bookmarkStart w:id="696" w:name="_Toc19775"/>
-      <w:bookmarkStart w:id="697" w:name="_Toc26718"/>
-      <w:bookmarkStart w:id="698" w:name="_Toc25339"/>
-      <w:bookmarkStart w:id="699" w:name="_Toc29531"/>
+      <w:bookmarkStart w:id="696" w:name="_Toc26718"/>
+      <w:bookmarkStart w:id="697" w:name="_Toc25339"/>
+      <w:bookmarkStart w:id="698" w:name="_Toc29531"/>
+      <w:bookmarkStart w:id="699" w:name="_Toc19775"/>
       <w:bookmarkStart w:id="700" w:name="_Toc15479"/>
-      <w:bookmarkStart w:id="701" w:name="_Toc652"/>
-      <w:bookmarkStart w:id="702" w:name="_Toc17893"/>
+      <w:bookmarkStart w:id="701" w:name="_Toc17893"/>
+      <w:bookmarkStart w:id="702" w:name="_Toc652"/>
       <w:bookmarkStart w:id="703" w:name="_Toc30178"/>
       <w:bookmarkStart w:id="704" w:name="_Toc7919"/>
       <w:bookmarkStart w:id="705" w:name="_Toc18911"/>
       <w:bookmarkStart w:id="706" w:name="_Toc25314"/>
-      <w:bookmarkStart w:id="707" w:name="_Toc3717"/>
-      <w:bookmarkStart w:id="708" w:name="_Toc9074"/>
+      <w:bookmarkStart w:id="707" w:name="_Toc9074"/>
+      <w:bookmarkStart w:id="708" w:name="_Toc3717"/>
       <w:bookmarkStart w:id="709" w:name="_Toc6249"/>
       <w:bookmarkStart w:id="710" w:name="_Toc21151"/>
       <w:r>
@@ -23143,21 +23244,21 @@
           <w:szCs w:val="26"/>
         </w:rPr>
       </w:pPr>
-      <w:bookmarkStart w:id="711" w:name="_Toc22021"/>
-      <w:bookmarkStart w:id="712" w:name="_Toc13452"/>
-      <w:bookmarkStart w:id="713" w:name="_Toc1474"/>
-      <w:bookmarkStart w:id="714" w:name="_Toc11944"/>
-      <w:bookmarkStart w:id="715" w:name="_Toc19579"/>
-      <w:bookmarkStart w:id="716" w:name="_Toc29696"/>
-      <w:bookmarkStart w:id="717" w:name="_Toc30755"/>
-      <w:bookmarkStart w:id="718" w:name="_Toc32522"/>
-      <w:bookmarkStart w:id="719" w:name="_Toc30764"/>
-      <w:bookmarkStart w:id="720" w:name="_Toc31496"/>
-      <w:bookmarkStart w:id="721" w:name="_Toc4646"/>
-      <w:bookmarkStart w:id="722" w:name="_Toc18430"/>
-      <w:bookmarkStart w:id="723" w:name="_Toc5708"/>
-      <w:bookmarkStart w:id="724" w:name="_Toc19211"/>
-      <w:bookmarkStart w:id="725" w:name="_Toc7544"/>
+      <w:bookmarkStart w:id="711" w:name="_Toc5708"/>
+      <w:bookmarkStart w:id="712" w:name="_Toc19211"/>
+      <w:bookmarkStart w:id="713" w:name="_Toc7544"/>
+      <w:bookmarkStart w:id="714" w:name="_Toc22021"/>
+      <w:bookmarkStart w:id="715" w:name="_Toc13452"/>
+      <w:bookmarkStart w:id="716" w:name="_Toc1474"/>
+      <w:bookmarkStart w:id="717" w:name="_Toc11944"/>
+      <w:bookmarkStart w:id="718" w:name="_Toc19579"/>
+      <w:bookmarkStart w:id="719" w:name="_Toc29696"/>
+      <w:bookmarkStart w:id="720" w:name="_Toc30755"/>
+      <w:bookmarkStart w:id="721" w:name="_Toc30764"/>
+      <w:bookmarkStart w:id="722" w:name="_Toc31496"/>
+      <w:bookmarkStart w:id="723" w:name="_Toc32522"/>
+      <w:bookmarkStart w:id="724" w:name="_Toc18430"/>
+      <w:bookmarkStart w:id="725" w:name="_Toc4646"/>
       <w:r>
         <w:rPr>
           <w:rStyle w:val="18"/>
@@ -23272,25 +23373,25 @@
           <w:szCs w:val="26"/>
         </w:rPr>
       </w:pPr>
-      <w:bookmarkStart w:id="726" w:name="_Toc16290"/>
+      <w:bookmarkStart w:id="726" w:name="_Toc12576"/>
       <w:bookmarkStart w:id="727" w:name="_Toc29742"/>
       <w:bookmarkStart w:id="728" w:name="_Toc8111"/>
-      <w:bookmarkStart w:id="729" w:name="_Toc16912"/>
-      <w:bookmarkStart w:id="730" w:name="_Toc21592"/>
+      <w:bookmarkStart w:id="729" w:name="_Toc21592"/>
+      <w:bookmarkStart w:id="730" w:name="_Toc16912"/>
       <w:bookmarkStart w:id="731" w:name="_Toc12691"/>
       <w:bookmarkStart w:id="732" w:name="_Toc14253"/>
       <w:bookmarkStart w:id="733" w:name="_Toc21065"/>
       <w:bookmarkStart w:id="734" w:name="_Toc31849"/>
       <w:bookmarkStart w:id="735" w:name="_Toc32199"/>
-      <w:bookmarkStart w:id="736" w:name="_Toc12576"/>
+      <w:bookmarkStart w:id="736" w:name="_Toc16290"/>
       <w:bookmarkStart w:id="737" w:name="_Toc14170"/>
       <w:bookmarkStart w:id="738" w:name="_Toc24176"/>
-      <w:bookmarkStart w:id="739" w:name="_Toc20197"/>
-      <w:bookmarkStart w:id="740" w:name="_Toc19928"/>
+      <w:bookmarkStart w:id="739" w:name="_Toc19928"/>
+      <w:bookmarkStart w:id="740" w:name="_Toc20197"/>
       <w:bookmarkStart w:id="741" w:name="_Toc8959"/>
       <w:bookmarkStart w:id="742" w:name="_Toc8174"/>
-      <w:bookmarkStart w:id="743" w:name="_Toc23429"/>
-      <w:bookmarkStart w:id="744" w:name="_Toc14883"/>
+      <w:bookmarkStart w:id="743" w:name="_Toc14883"/>
+      <w:bookmarkStart w:id="744" w:name="_Toc23429"/>
       <w:r>
         <w:rPr>
           <w:rStyle w:val="18"/>
@@ -23400,14 +23501,14 @@
       </w:pPr>
       <w:bookmarkStart w:id="745" w:name="_Toc15661"/>
       <w:bookmarkStart w:id="746" w:name="_Toc3144"/>
-      <w:bookmarkStart w:id="747" w:name="_Toc9910"/>
-      <w:bookmarkStart w:id="748" w:name="_Toc5694"/>
-      <w:bookmarkStart w:id="749" w:name="_Toc15108"/>
-      <w:bookmarkStart w:id="750" w:name="_Toc2540"/>
-      <w:bookmarkStart w:id="751" w:name="_Toc27008"/>
-      <w:bookmarkStart w:id="752" w:name="_Toc2118"/>
-      <w:bookmarkStart w:id="753" w:name="_Toc26746"/>
-      <w:bookmarkStart w:id="754" w:name="_Toc6520"/>
+      <w:bookmarkStart w:id="747" w:name="_Toc27008"/>
+      <w:bookmarkStart w:id="748" w:name="_Toc9910"/>
+      <w:bookmarkStart w:id="749" w:name="_Toc2118"/>
+      <w:bookmarkStart w:id="750" w:name="_Toc26746"/>
+      <w:bookmarkStart w:id="751" w:name="_Toc5694"/>
+      <w:bookmarkStart w:id="752" w:name="_Toc6520"/>
+      <w:bookmarkStart w:id="753" w:name="_Toc15108"/>
+      <w:bookmarkStart w:id="754" w:name="_Toc2540"/>
       <w:r>
         <w:rPr>
           <w:rStyle w:val="18"/>
@@ -23432,11 +23533,11 @@
           <w:szCs w:val="26"/>
         </w:rPr>
       </w:pPr>
-      <w:bookmarkStart w:id="755" w:name="_Toc2665"/>
-      <w:bookmarkStart w:id="756" w:name="_Toc10425"/>
-      <w:bookmarkStart w:id="757" w:name="_Toc15072"/>
-      <w:bookmarkStart w:id="758" w:name="_Toc28987"/>
-      <w:bookmarkStart w:id="759" w:name="_Toc14043"/>
+      <w:bookmarkStart w:id="755" w:name="_Toc15072"/>
+      <w:bookmarkStart w:id="756" w:name="_Toc14043"/>
+      <w:bookmarkStart w:id="757" w:name="_Toc10425"/>
+      <w:bookmarkStart w:id="758" w:name="_Toc2665"/>
+      <w:bookmarkStart w:id="759" w:name="_Toc28987"/>
       <w:r>
         <w:rPr>
           <w:rStyle w:val="18"/>
@@ -23480,19 +23581,19 @@
           <w:rFonts w:hint="default"/>
         </w:rPr>
       </w:pPr>
-      <w:bookmarkStart w:id="760" w:name="_Toc3552"/>
-      <w:bookmarkStart w:id="761" w:name="_Toc18509"/>
-      <w:bookmarkStart w:id="762" w:name="_Toc21195"/>
-      <w:bookmarkStart w:id="763" w:name="_Toc29083"/>
-      <w:bookmarkStart w:id="764" w:name="_Toc15580"/>
-      <w:bookmarkStart w:id="765" w:name="_Toc20714"/>
-      <w:bookmarkStart w:id="766" w:name="_Toc24455"/>
-      <w:bookmarkStart w:id="767" w:name="_Toc23886"/>
-      <w:bookmarkStart w:id="768" w:name="_Toc19164"/>
+      <w:bookmarkStart w:id="760" w:name="_Toc19164"/>
+      <w:bookmarkStart w:id="761" w:name="_Toc21195"/>
+      <w:bookmarkStart w:id="762" w:name="_Toc29083"/>
+      <w:bookmarkStart w:id="763" w:name="_Toc23886"/>
+      <w:bookmarkStart w:id="764" w:name="_Toc10364"/>
+      <w:bookmarkStart w:id="765" w:name="_Toc24455"/>
+      <w:bookmarkStart w:id="766" w:name="_Toc392"/>
+      <w:bookmarkStart w:id="767" w:name="_Toc15580"/>
+      <w:bookmarkStart w:id="768" w:name="_Toc20714"/>
       <w:bookmarkStart w:id="769" w:name="_Toc30426"/>
-      <w:bookmarkStart w:id="770" w:name="_Toc10364"/>
-      <w:bookmarkStart w:id="771" w:name="_Toc31117"/>
-      <w:bookmarkStart w:id="772" w:name="_Toc392"/>
+      <w:bookmarkStart w:id="770" w:name="_Toc31117"/>
+      <w:bookmarkStart w:id="771" w:name="_Toc3552"/>
+      <w:bookmarkStart w:id="772" w:name="_Toc18509"/>
       <w:r>
         <w:rPr>
           <w:rFonts w:hint="default"/>
@@ -23546,8 +23647,8 @@
           <w:szCs w:val="26"/>
         </w:rPr>
       </w:pPr>
-      <w:bookmarkStart w:id="773" w:name="_Toc12981"/>
-      <w:bookmarkStart w:id="774" w:name="_Toc7985"/>
+      <w:bookmarkStart w:id="773" w:name="_Toc7985"/>
+      <w:bookmarkStart w:id="774" w:name="_Toc12981"/>
       <w:r>
         <w:rPr>
           <w:rStyle w:val="18"/>
@@ -23592,19 +23693,19 @@
           <w:lang w:val="en-US"/>
         </w:rPr>
       </w:pPr>
-      <w:bookmarkStart w:id="775" w:name="_Toc32016"/>
-      <w:bookmarkStart w:id="776" w:name="_Toc756"/>
-      <w:bookmarkStart w:id="777" w:name="_Toc6409"/>
-      <w:bookmarkStart w:id="778" w:name="_Toc13581"/>
-      <w:bookmarkStart w:id="779" w:name="_Toc3308"/>
-      <w:bookmarkStart w:id="780" w:name="_Toc12178"/>
-      <w:bookmarkStart w:id="781" w:name="_Toc21395"/>
-      <w:bookmarkStart w:id="782" w:name="_Toc3455"/>
-      <w:bookmarkStart w:id="783" w:name="_Toc16132"/>
-      <w:bookmarkStart w:id="784" w:name="_Toc6323"/>
+      <w:bookmarkStart w:id="775" w:name="_Toc3308"/>
+      <w:bookmarkStart w:id="776" w:name="_Toc13581"/>
+      <w:bookmarkStart w:id="777" w:name="_Toc3455"/>
+      <w:bookmarkStart w:id="778" w:name="_Toc6323"/>
+      <w:bookmarkStart w:id="779" w:name="_Toc16848"/>
+      <w:bookmarkStart w:id="780" w:name="_Toc21395"/>
+      <w:bookmarkStart w:id="781" w:name="_Toc12613"/>
+      <w:bookmarkStart w:id="782" w:name="_Toc16132"/>
+      <w:bookmarkStart w:id="783" w:name="_Toc12178"/>
+      <w:bookmarkStart w:id="784" w:name="_Toc32016"/>
       <w:bookmarkStart w:id="785" w:name="_Toc28141"/>
-      <w:bookmarkStart w:id="786" w:name="_Toc16848"/>
-      <w:bookmarkStart w:id="787" w:name="_Toc12613"/>
+      <w:bookmarkStart w:id="786" w:name="_Toc6409"/>
+      <w:bookmarkStart w:id="787" w:name="_Toc756"/>
       <w:r>
         <w:rPr>
           <w:rFonts w:hint="default"/>
@@ -23710,19 +23811,19 @@
           <w:rFonts w:hint="default"/>
         </w:rPr>
       </w:pPr>
-      <w:bookmarkStart w:id="790" w:name="_Toc32215"/>
+      <w:bookmarkStart w:id="790" w:name="_Toc12905"/>
       <w:bookmarkStart w:id="791" w:name="_Toc518"/>
-      <w:bookmarkStart w:id="792" w:name="_Toc16862"/>
-      <w:bookmarkStart w:id="793" w:name="_Toc23338"/>
-      <w:bookmarkStart w:id="794" w:name="_Toc28226"/>
-      <w:bookmarkStart w:id="795" w:name="_Toc14294"/>
-      <w:bookmarkStart w:id="796" w:name="_Toc9527"/>
-      <w:bookmarkStart w:id="797" w:name="_Toc4706"/>
-      <w:bookmarkStart w:id="798" w:name="_Toc12905"/>
-      <w:bookmarkStart w:id="799" w:name="_Toc8965"/>
-      <w:bookmarkStart w:id="800" w:name="_Toc25918"/>
-      <w:bookmarkStart w:id="801" w:name="_Toc29225"/>
-      <w:bookmarkStart w:id="802" w:name="_Toc27668"/>
+      <w:bookmarkStart w:id="792" w:name="_Toc9527"/>
+      <w:bookmarkStart w:id="793" w:name="_Toc32215"/>
+      <w:bookmarkStart w:id="794" w:name="_Toc8965"/>
+      <w:bookmarkStart w:id="795" w:name="_Toc25918"/>
+      <w:bookmarkStart w:id="796" w:name="_Toc29225"/>
+      <w:bookmarkStart w:id="797" w:name="_Toc27668"/>
+      <w:bookmarkStart w:id="798" w:name="_Toc23338"/>
+      <w:bookmarkStart w:id="799" w:name="_Toc4706"/>
+      <w:bookmarkStart w:id="800" w:name="_Toc14294"/>
+      <w:bookmarkStart w:id="801" w:name="_Toc16862"/>
+      <w:bookmarkStart w:id="802" w:name="_Toc28226"/>
       <w:r>
         <w:rPr>
           <w:rFonts w:hint="default"/>
@@ -23822,8 +23923,8 @@
           <w:rFonts w:hint="default"/>
         </w:rPr>
       </w:pPr>
-      <w:bookmarkStart w:id="805" w:name="_Toc13050"/>
-      <w:bookmarkStart w:id="806" w:name="_Toc16574"/>
+      <w:bookmarkStart w:id="805" w:name="_Toc16574"/>
+      <w:bookmarkStart w:id="806" w:name="_Toc13050"/>
       <w:r>
         <w:rPr>
           <w:rFonts w:hint="default"/>
@@ -23897,19 +23998,19 @@
           <w:szCs w:val="26"/>
         </w:rPr>
       </w:pPr>
-      <w:bookmarkStart w:id="807" w:name="_Toc26780"/>
-      <w:bookmarkStart w:id="808" w:name="_Toc11503"/>
-      <w:bookmarkStart w:id="809" w:name="_Toc2534"/>
-      <w:bookmarkStart w:id="810" w:name="_Toc15476"/>
-      <w:bookmarkStart w:id="811" w:name="_Toc18855"/>
-      <w:bookmarkStart w:id="812" w:name="_Toc2583"/>
-      <w:bookmarkStart w:id="813" w:name="_Toc9440"/>
-      <w:bookmarkStart w:id="814" w:name="_Toc28034"/>
-      <w:bookmarkStart w:id="815" w:name="_Toc2282"/>
-      <w:bookmarkStart w:id="816" w:name="_Toc23519"/>
-      <w:bookmarkStart w:id="817" w:name="_Toc26699"/>
-      <w:bookmarkStart w:id="818" w:name="_Toc28724"/>
-      <w:bookmarkStart w:id="819" w:name="_Toc17239"/>
+      <w:bookmarkStart w:id="807" w:name="_Toc2534"/>
+      <w:bookmarkStart w:id="808" w:name="_Toc9440"/>
+      <w:bookmarkStart w:id="809" w:name="_Toc2282"/>
+      <w:bookmarkStart w:id="810" w:name="_Toc28724"/>
+      <w:bookmarkStart w:id="811" w:name="_Toc11503"/>
+      <w:bookmarkStart w:id="812" w:name="_Toc18855"/>
+      <w:bookmarkStart w:id="813" w:name="_Toc15476"/>
+      <w:bookmarkStart w:id="814" w:name="_Toc23519"/>
+      <w:bookmarkStart w:id="815" w:name="_Toc26699"/>
+      <w:bookmarkStart w:id="816" w:name="_Toc2583"/>
+      <w:bookmarkStart w:id="817" w:name="_Toc17239"/>
+      <w:bookmarkStart w:id="818" w:name="_Toc28034"/>
+      <w:bookmarkStart w:id="819" w:name="_Toc26780"/>
       <w:r>
         <w:rPr>
           <w:rFonts w:hint="default" w:ascii="Times New Roman" w:hAnsi="Times New Roman" w:cs="Times New Roman"/>
@@ -23971,21 +24072,21 @@
           <w:szCs w:val="26"/>
         </w:rPr>
       </w:pPr>
-      <w:bookmarkStart w:id="820" w:name="_Toc18250"/>
-      <w:bookmarkStart w:id="821" w:name="_Toc15132"/>
+      <w:bookmarkStart w:id="820" w:name="_Toc22176"/>
+      <w:bookmarkStart w:id="821" w:name="_Toc30915"/>
       <w:bookmarkStart w:id="822" w:name="_Toc10012"/>
-      <w:bookmarkStart w:id="823" w:name="_Toc18445"/>
-      <w:bookmarkStart w:id="824" w:name="_Toc30915"/>
-      <w:bookmarkStart w:id="825" w:name="_Toc28013"/>
-      <w:bookmarkStart w:id="826" w:name="_Toc3260"/>
-      <w:bookmarkStart w:id="827" w:name="_Toc12878"/>
-      <w:bookmarkStart w:id="828" w:name="_Toc4356"/>
-      <w:bookmarkStart w:id="829" w:name="_Toc1619"/>
-      <w:bookmarkStart w:id="830" w:name="_Toc22176"/>
+      <w:bookmarkStart w:id="823" w:name="_Toc1619"/>
+      <w:bookmarkStart w:id="824" w:name="_Toc15132"/>
+      <w:bookmarkStart w:id="825" w:name="_Toc18445"/>
+      <w:bookmarkStart w:id="826" w:name="_Toc12878"/>
+      <w:bookmarkStart w:id="827" w:name="_Toc4356"/>
+      <w:bookmarkStart w:id="828" w:name="_Toc28013"/>
+      <w:bookmarkStart w:id="829" w:name="_Toc3260"/>
+      <w:bookmarkStart w:id="830" w:name="_Toc18250"/>
       <w:bookmarkStart w:id="831" w:name="_Toc32706"/>
-      <w:bookmarkStart w:id="832" w:name="_Toc16740"/>
-      <w:bookmarkStart w:id="833" w:name="_Toc6862"/>
-      <w:bookmarkStart w:id="834" w:name="_Toc23229"/>
+      <w:bookmarkStart w:id="832" w:name="_Toc6862"/>
+      <w:bookmarkStart w:id="833" w:name="_Toc23229"/>
+      <w:bookmarkStart w:id="834" w:name="_Toc16740"/>
       <w:r>
         <w:rPr>
           <w:rStyle w:val="18"/>
@@ -24132,21 +24233,21 @@
           <w:szCs w:val="26"/>
         </w:rPr>
       </w:pPr>
-      <w:bookmarkStart w:id="835" w:name="_Toc24744"/>
-      <w:bookmarkStart w:id="836" w:name="_Toc17047"/>
+      <w:bookmarkStart w:id="835" w:name="_Toc31457"/>
+      <w:bookmarkStart w:id="836" w:name="_Toc24744"/>
       <w:bookmarkStart w:id="837" w:name="_Toc4061"/>
-      <w:bookmarkStart w:id="838" w:name="_Toc31457"/>
-      <w:bookmarkStart w:id="839" w:name="_Toc6453"/>
-      <w:bookmarkStart w:id="840" w:name="_Toc8017"/>
-      <w:bookmarkStart w:id="841" w:name="_Toc16007"/>
-      <w:bookmarkStart w:id="842" w:name="_Toc12980"/>
-      <w:bookmarkStart w:id="843" w:name="_Toc19840"/>
-      <w:bookmarkStart w:id="844" w:name="_Toc15055"/>
-      <w:bookmarkStart w:id="845" w:name="_Toc23903"/>
-      <w:bookmarkStart w:id="846" w:name="_Toc28419"/>
-      <w:bookmarkStart w:id="847" w:name="_Toc1237"/>
-      <w:bookmarkStart w:id="848" w:name="_Toc12635"/>
-      <w:bookmarkStart w:id="849" w:name="_Toc25708"/>
+      <w:bookmarkStart w:id="838" w:name="_Toc17047"/>
+      <w:bookmarkStart w:id="839" w:name="_Toc12635"/>
+      <w:bookmarkStart w:id="840" w:name="_Toc15055"/>
+      <w:bookmarkStart w:id="841" w:name="_Toc6453"/>
+      <w:bookmarkStart w:id="842" w:name="_Toc25708"/>
+      <w:bookmarkStart w:id="843" w:name="_Toc12980"/>
+      <w:bookmarkStart w:id="844" w:name="_Toc23903"/>
+      <w:bookmarkStart w:id="845" w:name="_Toc16007"/>
+      <w:bookmarkStart w:id="846" w:name="_Toc19840"/>
+      <w:bookmarkStart w:id="847" w:name="_Toc8017"/>
+      <w:bookmarkStart w:id="848" w:name="_Toc28419"/>
+      <w:bookmarkStart w:id="849" w:name="_Toc1237"/>
       <w:r>
         <w:rPr>
           <w:rStyle w:val="18"/>
@@ -24219,21 +24320,21 @@
           <w:szCs w:val="26"/>
         </w:rPr>
       </w:pPr>
-      <w:bookmarkStart w:id="850" w:name="_Toc8735"/>
-      <w:bookmarkStart w:id="851" w:name="_Toc13451"/>
-      <w:bookmarkStart w:id="852" w:name="_Toc32640"/>
-      <w:bookmarkStart w:id="853" w:name="_Toc21766"/>
-      <w:bookmarkStart w:id="854" w:name="_Toc6223"/>
-      <w:bookmarkStart w:id="855" w:name="_Toc32195"/>
-      <w:bookmarkStart w:id="856" w:name="_Toc12188"/>
-      <w:bookmarkStart w:id="857" w:name="_Toc24495"/>
-      <w:bookmarkStart w:id="858" w:name="_Toc8820"/>
-      <w:bookmarkStart w:id="859" w:name="_Toc6060"/>
+      <w:bookmarkStart w:id="850" w:name="_Toc21766"/>
+      <w:bookmarkStart w:id="851" w:name="_Toc8820"/>
+      <w:bookmarkStart w:id="852" w:name="_Toc12188"/>
+      <w:bookmarkStart w:id="853" w:name="_Toc13451"/>
+      <w:bookmarkStart w:id="854" w:name="_Toc24495"/>
+      <w:bookmarkStart w:id="855" w:name="_Toc15598"/>
+      <w:bookmarkStart w:id="856" w:name="_Toc6223"/>
+      <w:bookmarkStart w:id="857" w:name="_Toc32195"/>
+      <w:bookmarkStart w:id="858" w:name="_Toc6060"/>
+      <w:bookmarkStart w:id="859" w:name="_Toc7519"/>
       <w:bookmarkStart w:id="860" w:name="_Toc14657"/>
-      <w:bookmarkStart w:id="861" w:name="_Toc19067"/>
-      <w:bookmarkStart w:id="862" w:name="_Toc28953"/>
-      <w:bookmarkStart w:id="863" w:name="_Toc15598"/>
-      <w:bookmarkStart w:id="864" w:name="_Toc7519"/>
+      <w:bookmarkStart w:id="861" w:name="_Toc28953"/>
+      <w:bookmarkStart w:id="862" w:name="_Toc32640"/>
+      <w:bookmarkStart w:id="863" w:name="_Toc8735"/>
+      <w:bookmarkStart w:id="864" w:name="_Toc19067"/>
       <w:r>
         <w:rPr>
           <w:rStyle w:val="18"/>
@@ -24285,21 +24386,21 @@
         </w:rPr>
         <w:t xml:space="preserve"> </w:t>
       </w:r>
-      <w:bookmarkStart w:id="865" w:name="_Toc21630"/>
-      <w:bookmarkStart w:id="866" w:name="_Toc26357"/>
-      <w:bookmarkStart w:id="867" w:name="_Toc28979"/>
-      <w:bookmarkStart w:id="868" w:name="_Toc1483"/>
-      <w:bookmarkStart w:id="869" w:name="_Toc20102"/>
-      <w:bookmarkStart w:id="870" w:name="_Toc1268"/>
-      <w:bookmarkStart w:id="871" w:name="_Toc14068"/>
-      <w:bookmarkStart w:id="872" w:name="_Toc7631"/>
-      <w:bookmarkStart w:id="873" w:name="_Toc30939"/>
+      <w:bookmarkStart w:id="865" w:name="_Toc29734"/>
+      <w:bookmarkStart w:id="866" w:name="_Toc9446"/>
+      <w:bookmarkStart w:id="867" w:name="_Toc14068"/>
+      <w:bookmarkStart w:id="868" w:name="_Toc30939"/>
+      <w:bookmarkStart w:id="869" w:name="_Toc26750"/>
+      <w:bookmarkStart w:id="870" w:name="_Toc12353"/>
+      <w:bookmarkStart w:id="871" w:name="_Toc20102"/>
+      <w:bookmarkStart w:id="872" w:name="_Toc26357"/>
+      <w:bookmarkStart w:id="873" w:name="_Toc7631"/>
       <w:bookmarkStart w:id="874" w:name="_Toc2081"/>
-      <w:bookmarkStart w:id="875" w:name="_Toc2296"/>
-      <w:bookmarkStart w:id="876" w:name="_Toc29734"/>
-      <w:bookmarkStart w:id="877" w:name="_Toc26750"/>
-      <w:bookmarkStart w:id="878" w:name="_Toc9446"/>
-      <w:bookmarkStart w:id="879" w:name="_Toc12353"/>
+      <w:bookmarkStart w:id="875" w:name="_Toc28979"/>
+      <w:bookmarkStart w:id="876" w:name="_Toc1483"/>
+      <w:bookmarkStart w:id="877" w:name="_Toc2296"/>
+      <w:bookmarkStart w:id="878" w:name="_Toc1268"/>
+      <w:bookmarkStart w:id="879" w:name="_Toc21630"/>
       <w:r>
         <w:rPr>
           <w:rFonts w:hint="default" w:cs="Times New Roman"/>
@@ -24440,19 +24541,19 @@
         </w:rPr>
         <w:t xml:space="preserve"> </w:t>
       </w:r>
-      <w:bookmarkStart w:id="880" w:name="_Toc32188"/>
-      <w:bookmarkStart w:id="881" w:name="_Toc8368"/>
-      <w:bookmarkStart w:id="882" w:name="_Toc9104"/>
-      <w:bookmarkStart w:id="883" w:name="_Toc5656"/>
-      <w:bookmarkStart w:id="884" w:name="_Toc21989"/>
-      <w:bookmarkStart w:id="885" w:name="_Toc29875"/>
-      <w:bookmarkStart w:id="886" w:name="_Toc17549"/>
-      <w:bookmarkStart w:id="887" w:name="_Toc22944"/>
-      <w:bookmarkStart w:id="888" w:name="_Toc13858"/>
-      <w:bookmarkStart w:id="889" w:name="_Toc28320"/>
-      <w:bookmarkStart w:id="890" w:name="_Toc21956"/>
-      <w:bookmarkStart w:id="891" w:name="_Toc16910"/>
-      <w:bookmarkStart w:id="892" w:name="_Toc13220"/>
+      <w:bookmarkStart w:id="880" w:name="_Toc17549"/>
+      <w:bookmarkStart w:id="881" w:name="_Toc22944"/>
+      <w:bookmarkStart w:id="882" w:name="_Toc5656"/>
+      <w:bookmarkStart w:id="883" w:name="_Toc13858"/>
+      <w:bookmarkStart w:id="884" w:name="_Toc13220"/>
+      <w:bookmarkStart w:id="885" w:name="_Toc8368"/>
+      <w:bookmarkStart w:id="886" w:name="_Toc21989"/>
+      <w:bookmarkStart w:id="887" w:name="_Toc16910"/>
+      <w:bookmarkStart w:id="888" w:name="_Toc28320"/>
+      <w:bookmarkStart w:id="889" w:name="_Toc32188"/>
+      <w:bookmarkStart w:id="890" w:name="_Toc9104"/>
+      <w:bookmarkStart w:id="891" w:name="_Toc21956"/>
+      <w:bookmarkStart w:id="892" w:name="_Toc29875"/>
       <w:bookmarkStart w:id="893" w:name="_Toc24037"/>
       <w:bookmarkStart w:id="894" w:name="_Toc28277"/>
       <w:r>
@@ -24627,19 +24728,19 @@
           <w:lang w:val="en-US"/>
         </w:rPr>
       </w:pPr>
-      <w:bookmarkStart w:id="895" w:name="_Toc13519"/>
-      <w:bookmarkStart w:id="896" w:name="_Toc23661"/>
-      <w:bookmarkStart w:id="897" w:name="_Toc9007"/>
-      <w:bookmarkStart w:id="898" w:name="_Toc7842"/>
-      <w:bookmarkStart w:id="899" w:name="_Toc32429"/>
-      <w:bookmarkStart w:id="900" w:name="_Toc4844"/>
-      <w:bookmarkStart w:id="901" w:name="_Toc23316"/>
-      <w:bookmarkStart w:id="902" w:name="_Toc30174"/>
-      <w:bookmarkStart w:id="903" w:name="_Toc31085"/>
-      <w:bookmarkStart w:id="904" w:name="_Toc28285"/>
-      <w:bookmarkStart w:id="905" w:name="_Toc13370"/>
-      <w:bookmarkStart w:id="906" w:name="_Toc1281"/>
-      <w:bookmarkStart w:id="907" w:name="_Toc1846"/>
+      <w:bookmarkStart w:id="895" w:name="_Toc32429"/>
+      <w:bookmarkStart w:id="896" w:name="_Toc4844"/>
+      <w:bookmarkStart w:id="897" w:name="_Toc30174"/>
+      <w:bookmarkStart w:id="898" w:name="_Toc31085"/>
+      <w:bookmarkStart w:id="899" w:name="_Toc7842"/>
+      <w:bookmarkStart w:id="900" w:name="_Toc23316"/>
+      <w:bookmarkStart w:id="901" w:name="_Toc13519"/>
+      <w:bookmarkStart w:id="902" w:name="_Toc9007"/>
+      <w:bookmarkStart w:id="903" w:name="_Toc23661"/>
+      <w:bookmarkStart w:id="904" w:name="_Toc13370"/>
+      <w:bookmarkStart w:id="905" w:name="_Toc1846"/>
+      <w:bookmarkStart w:id="906" w:name="_Toc28285"/>
+      <w:bookmarkStart w:id="907" w:name="_Toc1281"/>
       <w:bookmarkStart w:id="908" w:name="_Toc28029"/>
       <w:bookmarkStart w:id="909" w:name="_Toc29658"/>
       <w:r>
@@ -24676,19 +24777,19 @@
           <w:lang w:val="en-US"/>
         </w:rPr>
       </w:pPr>
-      <w:bookmarkStart w:id="910" w:name="_Toc22312"/>
+      <w:bookmarkStart w:id="910" w:name="_Toc32618"/>
       <w:bookmarkStart w:id="911" w:name="_Toc13615"/>
-      <w:bookmarkStart w:id="912" w:name="_Toc597"/>
-      <w:bookmarkStart w:id="913" w:name="_Toc82"/>
-      <w:bookmarkStart w:id="914" w:name="_Toc15684"/>
-      <w:bookmarkStart w:id="915" w:name="_Toc32618"/>
+      <w:bookmarkStart w:id="912" w:name="_Toc22312"/>
+      <w:bookmarkStart w:id="913" w:name="_Toc597"/>
+      <w:bookmarkStart w:id="914" w:name="_Toc82"/>
+      <w:bookmarkStart w:id="915" w:name="_Toc15684"/>
       <w:bookmarkStart w:id="916" w:name="_Toc5370"/>
-      <w:bookmarkStart w:id="917" w:name="_Toc10741"/>
-      <w:bookmarkStart w:id="918" w:name="_Toc28793"/>
-      <w:bookmarkStart w:id="919" w:name="_Toc20221"/>
-      <w:bookmarkStart w:id="920" w:name="_Toc16185"/>
+      <w:bookmarkStart w:id="917" w:name="_Toc20221"/>
+      <w:bookmarkStart w:id="918" w:name="_Toc16185"/>
+      <w:bookmarkStart w:id="919" w:name="_Toc12362"/>
+      <w:bookmarkStart w:id="920" w:name="_Toc10741"/>
       <w:bookmarkStart w:id="921" w:name="_Toc27863"/>
-      <w:bookmarkStart w:id="922" w:name="_Toc12362"/>
+      <w:bookmarkStart w:id="922" w:name="_Toc28793"/>
       <w:r>
         <w:rPr>
           <w:rFonts w:hint="default" w:ascii="Times New Roman" w:hAnsi="Times New Roman" w:cs="Times New Roman"/>
@@ -24728,13 +24829,13 @@
       <w:bookmarkStart w:id="925" w:name="_Toc11743"/>
       <w:bookmarkStart w:id="926" w:name="_Toc17396"/>
       <w:bookmarkStart w:id="927" w:name="_Toc27376"/>
-      <w:bookmarkStart w:id="928" w:name="_Toc28178"/>
-      <w:bookmarkStart w:id="929" w:name="_Toc19985"/>
-      <w:bookmarkStart w:id="930" w:name="_Toc31407"/>
+      <w:bookmarkStart w:id="928" w:name="_Toc10210"/>
+      <w:bookmarkStart w:id="929" w:name="_Toc28178"/>
+      <w:bookmarkStart w:id="930" w:name="_Toc19985"/>
       <w:bookmarkStart w:id="931" w:name="_Toc18474"/>
-      <w:bookmarkStart w:id="932" w:name="_Toc10210"/>
-      <w:bookmarkStart w:id="933" w:name="_Toc5878"/>
-      <w:bookmarkStart w:id="934" w:name="_Toc5484"/>
+      <w:bookmarkStart w:id="932" w:name="_Toc5878"/>
+      <w:bookmarkStart w:id="933" w:name="_Toc5484"/>
+      <w:bookmarkStart w:id="934" w:name="_Toc31407"/>
       <w:bookmarkStart w:id="935" w:name="_Toc26950"/>
       <w:r>
         <w:rPr>
@@ -24853,19 +24954,19 @@
           <w:szCs w:val="26"/>
         </w:rPr>
       </w:pPr>
-      <w:bookmarkStart w:id="936" w:name="_Toc26024"/>
-      <w:bookmarkStart w:id="937" w:name="_Toc1134"/>
-      <w:bookmarkStart w:id="938" w:name="_Toc14618"/>
-      <w:bookmarkStart w:id="939" w:name="_Toc18976"/>
-      <w:bookmarkStart w:id="940" w:name="_Toc3556"/>
-      <w:bookmarkStart w:id="941" w:name="_Toc10697"/>
-      <w:bookmarkStart w:id="942" w:name="_Toc20575"/>
+      <w:bookmarkStart w:id="936" w:name="_Toc14618"/>
+      <w:bookmarkStart w:id="937" w:name="_Toc18976"/>
+      <w:bookmarkStart w:id="938" w:name="_Toc3556"/>
+      <w:bookmarkStart w:id="939" w:name="_Toc26024"/>
+      <w:bookmarkStart w:id="940" w:name="_Toc1134"/>
+      <w:bookmarkStart w:id="941" w:name="_Toc20575"/>
+      <w:bookmarkStart w:id="942" w:name="_Toc10985"/>
       <w:bookmarkStart w:id="943" w:name="_Toc28689"/>
-      <w:bookmarkStart w:id="944" w:name="_Toc10985"/>
+      <w:bookmarkStart w:id="944" w:name="_Toc17771"/>
       <w:bookmarkStart w:id="945" w:name="_Toc6452"/>
       <w:bookmarkStart w:id="946" w:name="_Toc15453"/>
-      <w:bookmarkStart w:id="947" w:name="_Toc25880"/>
-      <w:bookmarkStart w:id="948" w:name="_Toc17771"/>
+      <w:bookmarkStart w:id="947" w:name="_Toc10697"/>
+      <w:bookmarkStart w:id="948" w:name="_Toc25880"/>
       <w:r>
         <w:rPr>
           <w:rFonts w:hint="default" w:ascii="Times New Roman" w:hAnsi="Times New Roman" w:cs="Times New Roman"/>
@@ -24982,17 +25083,17 @@
           <w:szCs w:val="26"/>
         </w:rPr>
       </w:pPr>
-      <w:bookmarkStart w:id="949" w:name="_Toc18925"/>
+      <w:bookmarkStart w:id="949" w:name="_Toc19141"/>
       <w:bookmarkStart w:id="950" w:name="_Toc8184"/>
-      <w:bookmarkStart w:id="951" w:name="_Toc19141"/>
-      <w:bookmarkStart w:id="952" w:name="_Toc21665"/>
-      <w:bookmarkStart w:id="953" w:name="_Toc10351"/>
-      <w:bookmarkStart w:id="954" w:name="_Toc6286"/>
-      <w:bookmarkStart w:id="955" w:name="_Toc16401"/>
-      <w:bookmarkStart w:id="956" w:name="_Toc32590"/>
-      <w:bookmarkStart w:id="957" w:name="_Toc3990"/>
-      <w:bookmarkStart w:id="958" w:name="_Toc2587"/>
-      <w:bookmarkStart w:id="959" w:name="_Toc23115"/>
+      <w:bookmarkStart w:id="951" w:name="_Toc21665"/>
+      <w:bookmarkStart w:id="952" w:name="_Toc18925"/>
+      <w:bookmarkStart w:id="953" w:name="_Toc16401"/>
+      <w:bookmarkStart w:id="954" w:name="_Toc3990"/>
+      <w:bookmarkStart w:id="955" w:name="_Toc6286"/>
+      <w:bookmarkStart w:id="956" w:name="_Toc23115"/>
+      <w:bookmarkStart w:id="957" w:name="_Toc10351"/>
+      <w:bookmarkStart w:id="958" w:name="_Toc32590"/>
+      <w:bookmarkStart w:id="959" w:name="_Toc2587"/>
       <w:bookmarkStart w:id="960" w:name="_Toc1663"/>
       <w:bookmarkStart w:id="961" w:name="_Toc10096"/>
       <w:r>
@@ -25138,18 +25239,18 @@
         </w:rPr>
       </w:pPr>
       <w:bookmarkStart w:id="962" w:name="_Toc8470"/>
-      <w:bookmarkStart w:id="963" w:name="_Toc11454"/>
-      <w:bookmarkStart w:id="964" w:name="_Toc6097"/>
-      <w:bookmarkStart w:id="965" w:name="_Toc29941"/>
-      <w:bookmarkStart w:id="966" w:name="_Toc22610"/>
-      <w:bookmarkStart w:id="967" w:name="_Toc2427"/>
-      <w:bookmarkStart w:id="968" w:name="_Toc14185"/>
-      <w:bookmarkStart w:id="969" w:name="_Toc12191"/>
-      <w:bookmarkStart w:id="970" w:name="_Toc19036"/>
-      <w:bookmarkStart w:id="971" w:name="_Toc16487"/>
-      <w:bookmarkStart w:id="972" w:name="_Toc24865"/>
-      <w:bookmarkStart w:id="973" w:name="_Toc20188"/>
-      <w:bookmarkStart w:id="974" w:name="_Toc22791"/>
+      <w:bookmarkStart w:id="963" w:name="_Toc6097"/>
+      <w:bookmarkStart w:id="964" w:name="_Toc29941"/>
+      <w:bookmarkStart w:id="965" w:name="_Toc11454"/>
+      <w:bookmarkStart w:id="966" w:name="_Toc2427"/>
+      <w:bookmarkStart w:id="967" w:name="_Toc24865"/>
+      <w:bookmarkStart w:id="968" w:name="_Toc22610"/>
+      <w:bookmarkStart w:id="969" w:name="_Toc19036"/>
+      <w:bookmarkStart w:id="970" w:name="_Toc20188"/>
+      <w:bookmarkStart w:id="971" w:name="_Toc12191"/>
+      <w:bookmarkStart w:id="972" w:name="_Toc16487"/>
+      <w:bookmarkStart w:id="973" w:name="_Toc22791"/>
+      <w:bookmarkStart w:id="974" w:name="_Toc14185"/>
       <w:r>
         <w:rPr>
           <w:rFonts w:hint="default" w:ascii="Times New Roman" w:hAnsi="Times New Roman" w:cs="Times New Roman"/>
@@ -25730,14 +25831,14 @@
         </w:rPr>
       </w:pPr>
       <w:bookmarkStart w:id="977" w:name="_Toc20816"/>
-      <w:bookmarkStart w:id="978" w:name="_Toc15858"/>
-      <w:bookmarkStart w:id="979" w:name="_Toc27064"/>
-      <w:bookmarkStart w:id="980" w:name="_Toc8887"/>
-      <w:bookmarkStart w:id="981" w:name="_Toc27519"/>
-      <w:bookmarkStart w:id="982" w:name="_Toc16125"/>
-      <w:bookmarkStart w:id="983" w:name="_Toc20558"/>
-      <w:bookmarkStart w:id="984" w:name="_Toc18579"/>
-      <w:bookmarkStart w:id="985" w:name="_Toc17305"/>
+      <w:bookmarkStart w:id="978" w:name="_Toc16125"/>
+      <w:bookmarkStart w:id="979" w:name="_Toc17305"/>
+      <w:bookmarkStart w:id="980" w:name="_Toc27064"/>
+      <w:bookmarkStart w:id="981" w:name="_Toc20558"/>
+      <w:bookmarkStart w:id="982" w:name="_Toc27519"/>
+      <w:bookmarkStart w:id="983" w:name="_Toc15858"/>
+      <w:bookmarkStart w:id="984" w:name="_Toc8887"/>
+      <w:bookmarkStart w:id="985" w:name="_Toc18579"/>
       <w:r>
         <w:rPr>
           <w:rFonts w:hint="default" w:ascii="Times New Roman" w:hAnsi="Times New Roman" w:cs="Times New Roman"/>
@@ -25783,19 +25884,19 @@
           <w:lang w:val="en-US"/>
         </w:rPr>
       </w:pPr>
-      <w:bookmarkStart w:id="986" w:name="_Toc20844"/>
-      <w:bookmarkStart w:id="987" w:name="_Toc9332"/>
-      <w:bookmarkStart w:id="988" w:name="_Toc7137"/>
-      <w:bookmarkStart w:id="989" w:name="_Toc18330"/>
-      <w:bookmarkStart w:id="990" w:name="_Toc30043"/>
-      <w:bookmarkStart w:id="991" w:name="_Toc19913"/>
-      <w:bookmarkStart w:id="992" w:name="_Toc5671"/>
-      <w:bookmarkStart w:id="993" w:name="_Toc27216"/>
-      <w:bookmarkStart w:id="994" w:name="_Toc19023"/>
-      <w:bookmarkStart w:id="995" w:name="_Toc10935"/>
-      <w:bookmarkStart w:id="996" w:name="_Toc12828"/>
+      <w:bookmarkStart w:id="986" w:name="_Toc31344"/>
+      <w:bookmarkStart w:id="987" w:name="_Toc19913"/>
+      <w:bookmarkStart w:id="988" w:name="_Toc10935"/>
+      <w:bookmarkStart w:id="989" w:name="_Toc20844"/>
+      <w:bookmarkStart w:id="990" w:name="_Toc5671"/>
+      <w:bookmarkStart w:id="991" w:name="_Toc9332"/>
+      <w:bookmarkStart w:id="992" w:name="_Toc19023"/>
+      <w:bookmarkStart w:id="993" w:name="_Toc12828"/>
+      <w:bookmarkStart w:id="994" w:name="_Toc30043"/>
+      <w:bookmarkStart w:id="995" w:name="_Toc27216"/>
+      <w:bookmarkStart w:id="996" w:name="_Toc18330"/>
       <w:bookmarkStart w:id="997" w:name="_Toc12830"/>
-      <w:bookmarkStart w:id="998" w:name="_Toc31344"/>
+      <w:bookmarkStart w:id="998" w:name="_Toc7137"/>
       <w:r>
         <w:rPr>
           <w:rFonts w:hint="default" w:ascii="Times New Roman" w:hAnsi="Times New Roman" w:cs="Times New Roman"/>
@@ -25837,18 +25938,18 @@
         </w:rPr>
         <w:t xml:space="preserve"> </w:t>
       </w:r>
-      <w:bookmarkStart w:id="999" w:name="_Toc25997"/>
-      <w:bookmarkStart w:id="1000" w:name="_Toc23061"/>
-      <w:bookmarkStart w:id="1001" w:name="_Toc17317"/>
-      <w:bookmarkStart w:id="1002" w:name="_Toc32377"/>
-      <w:bookmarkStart w:id="1003" w:name="_Toc19826"/>
-      <w:bookmarkStart w:id="1004" w:name="_Toc23827"/>
-      <w:bookmarkStart w:id="1005" w:name="_Toc24107"/>
-      <w:bookmarkStart w:id="1006" w:name="_Toc20532"/>
-      <w:bookmarkStart w:id="1007" w:name="_Toc23748"/>
+      <w:bookmarkStart w:id="999" w:name="_Toc23061"/>
+      <w:bookmarkStart w:id="1000" w:name="_Toc17317"/>
+      <w:bookmarkStart w:id="1001" w:name="_Toc19826"/>
+      <w:bookmarkStart w:id="1002" w:name="_Toc23827"/>
+      <w:bookmarkStart w:id="1003" w:name="_Toc25997"/>
+      <w:bookmarkStart w:id="1004" w:name="_Toc32377"/>
+      <w:bookmarkStart w:id="1005" w:name="_Toc23748"/>
+      <w:bookmarkStart w:id="1006" w:name="_Toc21203"/>
+      <w:bookmarkStart w:id="1007" w:name="_Toc18281"/>
       <w:bookmarkStart w:id="1008" w:name="_Toc28508"/>
-      <w:bookmarkStart w:id="1009" w:name="_Toc18281"/>
-      <w:bookmarkStart w:id="1010" w:name="_Toc21203"/>
+      <w:bookmarkStart w:id="1009" w:name="_Toc24107"/>
+      <w:bookmarkStart w:id="1010" w:name="_Toc20532"/>
       <w:r>
         <w:rPr>
           <w:rFonts w:hint="default" w:ascii="Times New Roman" w:hAnsi="Times New Roman" w:cs="Times New Roman"/>
@@ -25905,18 +26006,18 @@
           <w:lang w:val="en-US"/>
         </w:rPr>
       </w:pPr>
-      <w:bookmarkStart w:id="1011" w:name="_Toc25730"/>
-      <w:bookmarkStart w:id="1012" w:name="_Toc15351"/>
-      <w:bookmarkStart w:id="1013" w:name="_Toc28131"/>
-      <w:bookmarkStart w:id="1014" w:name="_Toc19919"/>
-      <w:bookmarkStart w:id="1015" w:name="_Toc20287"/>
-      <w:bookmarkStart w:id="1016" w:name="_Toc11845"/>
-      <w:bookmarkStart w:id="1017" w:name="_Toc4191"/>
-      <w:bookmarkStart w:id="1018" w:name="_Toc25785"/>
-      <w:bookmarkStart w:id="1019" w:name="_Toc12078"/>
-      <w:bookmarkStart w:id="1020" w:name="_Toc27414"/>
-      <w:bookmarkStart w:id="1021" w:name="_Toc10253"/>
-      <w:bookmarkStart w:id="1022" w:name="_Toc14154"/>
+      <w:bookmarkStart w:id="1011" w:name="_Toc14154"/>
+      <w:bookmarkStart w:id="1012" w:name="_Toc12078"/>
+      <w:bookmarkStart w:id="1013" w:name="_Toc25730"/>
+      <w:bookmarkStart w:id="1014" w:name="_Toc4191"/>
+      <w:bookmarkStart w:id="1015" w:name="_Toc28131"/>
+      <w:bookmarkStart w:id="1016" w:name="_Toc20287"/>
+      <w:bookmarkStart w:id="1017" w:name="_Toc11845"/>
+      <w:bookmarkStart w:id="1018" w:name="_Toc27414"/>
+      <w:bookmarkStart w:id="1019" w:name="_Toc19919"/>
+      <w:bookmarkStart w:id="1020" w:name="_Toc10253"/>
+      <w:bookmarkStart w:id="1021" w:name="_Toc25785"/>
+      <w:bookmarkStart w:id="1022" w:name="_Toc15351"/>
       <w:r>
         <w:rPr>
           <w:rFonts w:hint="default" w:ascii="Times New Roman" w:hAnsi="Times New Roman" w:cs="Times New Roman"/>
@@ -26025,17 +26126,17 @@
         </w:rPr>
       </w:pPr>
       <w:bookmarkStart w:id="1023" w:name="_Toc511"/>
-      <w:bookmarkStart w:id="1024" w:name="_Toc13506"/>
-      <w:bookmarkStart w:id="1025" w:name="_Toc21944"/>
+      <w:bookmarkStart w:id="1024" w:name="_Toc21944"/>
+      <w:bookmarkStart w:id="1025" w:name="_Toc13506"/>
       <w:bookmarkStart w:id="1026" w:name="_Toc662"/>
       <w:bookmarkStart w:id="1027" w:name="_Toc31774"/>
       <w:bookmarkStart w:id="1028" w:name="_Toc18190"/>
-      <w:bookmarkStart w:id="1029" w:name="_Toc720"/>
-      <w:bookmarkStart w:id="1030" w:name="_Toc26446"/>
-      <w:bookmarkStart w:id="1031" w:name="_Toc29480"/>
-      <w:bookmarkStart w:id="1032" w:name="_Toc21443"/>
-      <w:bookmarkStart w:id="1033" w:name="_Toc18568"/>
-      <w:bookmarkStart w:id="1034" w:name="_Toc337"/>
+      <w:bookmarkStart w:id="1029" w:name="_Toc29480"/>
+      <w:bookmarkStart w:id="1030" w:name="_Toc337"/>
+      <w:bookmarkStart w:id="1031" w:name="_Toc18568"/>
+      <w:bookmarkStart w:id="1032" w:name="_Toc26446"/>
+      <w:bookmarkStart w:id="1033" w:name="_Toc720"/>
+      <w:bookmarkStart w:id="1034" w:name="_Toc21443"/>
       <w:r>
         <w:rPr>
           <w:rFonts w:hint="default" w:ascii="Times New Roman" w:hAnsi="Times New Roman" w:cs="Times New Roman"/>
@@ -26160,16 +26261,16 @@
           <w:lang w:val="en-US"/>
         </w:rPr>
       </w:pPr>
-      <w:bookmarkStart w:id="1035" w:name="_Toc21951"/>
-      <w:bookmarkStart w:id="1036" w:name="_Toc32621"/>
-      <w:bookmarkStart w:id="1037" w:name="_Toc4015"/>
-      <w:bookmarkStart w:id="1038" w:name="_Toc13288"/>
-      <w:bookmarkStart w:id="1039" w:name="_Toc110"/>
-      <w:bookmarkStart w:id="1040" w:name="_Toc27360"/>
-      <w:bookmarkStart w:id="1041" w:name="_Toc24828"/>
-      <w:bookmarkStart w:id="1042" w:name="_Toc31813"/>
+      <w:bookmarkStart w:id="1035" w:name="_Toc31813"/>
+      <w:bookmarkStart w:id="1036" w:name="_Toc110"/>
+      <w:bookmarkStart w:id="1037" w:name="_Toc26830"/>
+      <w:bookmarkStart w:id="1038" w:name="_Toc24828"/>
+      <w:bookmarkStart w:id="1039" w:name="_Toc21951"/>
+      <w:bookmarkStart w:id="1040" w:name="_Toc13288"/>
+      <w:bookmarkStart w:id="1041" w:name="_Toc27360"/>
+      <w:bookmarkStart w:id="1042" w:name="_Toc32621"/>
       <w:bookmarkStart w:id="1043" w:name="_Toc18840"/>
-      <w:bookmarkStart w:id="1044" w:name="_Toc26830"/>
+      <w:bookmarkStart w:id="1044" w:name="_Toc4015"/>
       <w:bookmarkStart w:id="1045" w:name="_Toc1373"/>
       <w:bookmarkStart w:id="1046" w:name="_Toc32614"/>
       <w:r>
@@ -26399,18 +26500,18 @@
         </w:rPr>
         <w:t xml:space="preserve"> </w:t>
       </w:r>
-      <w:bookmarkStart w:id="1047" w:name="_Toc332"/>
-      <w:bookmarkStart w:id="1048" w:name="_Toc22642"/>
+      <w:bookmarkStart w:id="1047" w:name="_Toc24845"/>
+      <w:bookmarkStart w:id="1048" w:name="_Toc22493"/>
       <w:bookmarkStart w:id="1049" w:name="_Toc23879"/>
-      <w:bookmarkStart w:id="1050" w:name="_Toc13104"/>
-      <w:bookmarkStart w:id="1051" w:name="_Toc13610"/>
-      <w:bookmarkStart w:id="1052" w:name="_Toc22493"/>
-      <w:bookmarkStart w:id="1053" w:name="_Toc2175"/>
-      <w:bookmarkStart w:id="1054" w:name="_Toc3369"/>
-      <w:bookmarkStart w:id="1055" w:name="_Toc22227"/>
-      <w:bookmarkStart w:id="1056" w:name="_Toc7309"/>
-      <w:bookmarkStart w:id="1057" w:name="_Toc18842"/>
-      <w:bookmarkStart w:id="1058" w:name="_Toc24845"/>
+      <w:bookmarkStart w:id="1050" w:name="_Toc22642"/>
+      <w:bookmarkStart w:id="1051" w:name="_Toc22227"/>
+      <w:bookmarkStart w:id="1052" w:name="_Toc332"/>
+      <w:bookmarkStart w:id="1053" w:name="_Toc7309"/>
+      <w:bookmarkStart w:id="1054" w:name="_Toc18842"/>
+      <w:bookmarkStart w:id="1055" w:name="_Toc13610"/>
+      <w:bookmarkStart w:id="1056" w:name="_Toc2175"/>
+      <w:bookmarkStart w:id="1057" w:name="_Toc13104"/>
+      <w:bookmarkStart w:id="1058" w:name="_Toc3369"/>
       <w:r>
         <w:rPr>
           <w:rFonts w:hint="default" w:ascii="Times New Roman" w:hAnsi="Times New Roman" w:cs="Times New Roman"/>
@@ -26747,18 +26848,18 @@
           <w:szCs w:val="26"/>
         </w:rPr>
       </w:pPr>
-      <w:bookmarkStart w:id="1065" w:name="_Toc16096"/>
-      <w:bookmarkStart w:id="1066" w:name="_Toc30612"/>
-      <w:bookmarkStart w:id="1067" w:name="_Toc26748"/>
-      <w:bookmarkStart w:id="1068" w:name="_Toc14738"/>
-      <w:bookmarkStart w:id="1069" w:name="_Toc20673"/>
-      <w:bookmarkStart w:id="1070" w:name="_Toc8818"/>
-      <w:bookmarkStart w:id="1071" w:name="_Toc13392"/>
-      <w:bookmarkStart w:id="1072" w:name="_Toc25927"/>
-      <w:bookmarkStart w:id="1073" w:name="_Toc6617"/>
-      <w:bookmarkStart w:id="1074" w:name="_Toc23467"/>
-      <w:bookmarkStart w:id="1075" w:name="_Toc869"/>
-      <w:bookmarkStart w:id="1076" w:name="_Toc10356"/>
+      <w:bookmarkStart w:id="1065" w:name="_Toc30612"/>
+      <w:bookmarkStart w:id="1066" w:name="_Toc25927"/>
+      <w:bookmarkStart w:id="1067" w:name="_Toc869"/>
+      <w:bookmarkStart w:id="1068" w:name="_Toc8818"/>
+      <w:bookmarkStart w:id="1069" w:name="_Toc10356"/>
+      <w:bookmarkStart w:id="1070" w:name="_Toc20673"/>
+      <w:bookmarkStart w:id="1071" w:name="_Toc23467"/>
+      <w:bookmarkStart w:id="1072" w:name="_Toc16096"/>
+      <w:bookmarkStart w:id="1073" w:name="_Toc13392"/>
+      <w:bookmarkStart w:id="1074" w:name="_Toc26748"/>
+      <w:bookmarkStart w:id="1075" w:name="_Toc6617"/>
+      <w:bookmarkStart w:id="1076" w:name="_Toc14738"/>
       <w:r>
         <w:rPr>
           <w:rFonts w:hint="default" w:ascii="Times New Roman" w:hAnsi="Times New Roman" w:cs="Times New Roman"/>
@@ -26822,18 +26923,18 @@
           <w:lang w:val="en-US"/>
         </w:rPr>
       </w:pPr>
-      <w:bookmarkStart w:id="1077" w:name="_Toc4282"/>
-      <w:bookmarkStart w:id="1078" w:name="_Toc13162"/>
+      <w:bookmarkStart w:id="1077" w:name="_Toc13162"/>
+      <w:bookmarkStart w:id="1078" w:name="_Toc4282"/>
       <w:bookmarkStart w:id="1079" w:name="_Toc32179"/>
-      <w:bookmarkStart w:id="1080" w:name="_Toc21700"/>
-      <w:bookmarkStart w:id="1081" w:name="_Toc22344"/>
-      <w:bookmarkStart w:id="1082" w:name="_Toc30400"/>
-      <w:bookmarkStart w:id="1083" w:name="_Toc23057"/>
+      <w:bookmarkStart w:id="1080" w:name="_Toc30400"/>
+      <w:bookmarkStart w:id="1081" w:name="_Toc32227"/>
+      <w:bookmarkStart w:id="1082" w:name="_Toc7758"/>
+      <w:bookmarkStart w:id="1083" w:name="_Toc9198"/>
       <w:bookmarkStart w:id="1084" w:name="_Toc29332"/>
-      <w:bookmarkStart w:id="1085" w:name="_Toc32227"/>
-      <w:bookmarkStart w:id="1086" w:name="_Toc7758"/>
-      <w:bookmarkStart w:id="1087" w:name="_Toc9198"/>
-      <w:bookmarkStart w:id="1088" w:name="_Toc29825"/>
+      <w:bookmarkStart w:id="1085" w:name="_Toc29825"/>
+      <w:bookmarkStart w:id="1086" w:name="_Toc22344"/>
+      <w:bookmarkStart w:id="1087" w:name="_Toc21700"/>
+      <w:bookmarkStart w:id="1088" w:name="_Toc23057"/>
       <w:r>
         <w:rPr>
           <w:rFonts w:hint="default" w:ascii="Times New Roman" w:hAnsi="Times New Roman" w:cs="Times New Roman"/>
@@ -26941,18 +27042,18 @@
           <w:szCs w:val="26"/>
         </w:rPr>
       </w:pPr>
-      <w:bookmarkStart w:id="1089" w:name="_Toc28206"/>
-      <w:bookmarkStart w:id="1090" w:name="_Toc28451"/>
-      <w:bookmarkStart w:id="1091" w:name="_Toc8913"/>
-      <w:bookmarkStart w:id="1092" w:name="_Toc18596"/>
-      <w:bookmarkStart w:id="1093" w:name="_Toc25093"/>
-      <w:bookmarkStart w:id="1094" w:name="_Toc12839"/>
-      <w:bookmarkStart w:id="1095" w:name="_Toc31556"/>
-      <w:bookmarkStart w:id="1096" w:name="_Toc10557"/>
-      <w:bookmarkStart w:id="1097" w:name="_Toc16139"/>
-      <w:bookmarkStart w:id="1098" w:name="_Toc272"/>
-      <w:bookmarkStart w:id="1099" w:name="_Toc27894"/>
-      <w:bookmarkStart w:id="1100" w:name="_Toc13964"/>
+      <w:bookmarkStart w:id="1089" w:name="_Toc18596"/>
+      <w:bookmarkStart w:id="1090" w:name="_Toc10557"/>
+      <w:bookmarkStart w:id="1091" w:name="_Toc31556"/>
+      <w:bookmarkStart w:id="1092" w:name="_Toc272"/>
+      <w:bookmarkStart w:id="1093" w:name="_Toc27894"/>
+      <w:bookmarkStart w:id="1094" w:name="_Toc8913"/>
+      <w:bookmarkStart w:id="1095" w:name="_Toc16139"/>
+      <w:bookmarkStart w:id="1096" w:name="_Toc25093"/>
+      <w:bookmarkStart w:id="1097" w:name="_Toc28206"/>
+      <w:bookmarkStart w:id="1098" w:name="_Toc13964"/>
+      <w:bookmarkStart w:id="1099" w:name="_Toc28451"/>
+      <w:bookmarkStart w:id="1100" w:name="_Toc12839"/>
       <w:r>
         <w:rPr>
           <w:rFonts w:hint="default" w:ascii="Times New Roman" w:hAnsi="Times New Roman" w:cs="Times New Roman"/>
@@ -27480,18 +27581,18 @@
           <w:szCs w:val="26"/>
         </w:rPr>
       </w:pPr>
-      <w:bookmarkStart w:id="1101" w:name="_Toc13781"/>
-      <w:bookmarkStart w:id="1102" w:name="_Toc16599"/>
+      <w:bookmarkStart w:id="1101" w:name="_Toc16599"/>
+      <w:bookmarkStart w:id="1102" w:name="_Toc11362"/>
       <w:bookmarkStart w:id="1103" w:name="_Toc23881"/>
-      <w:bookmarkStart w:id="1104" w:name="_Toc11362"/>
-      <w:bookmarkStart w:id="1105" w:name="_Toc12252"/>
-      <w:bookmarkStart w:id="1106" w:name="_Toc1009"/>
-      <w:bookmarkStart w:id="1107" w:name="_Toc19256"/>
-      <w:bookmarkStart w:id="1108" w:name="_Toc21839"/>
-      <w:bookmarkStart w:id="1109" w:name="_Toc18699"/>
-      <w:bookmarkStart w:id="1110" w:name="_Toc11607"/>
-      <w:bookmarkStart w:id="1111" w:name="_Toc19143"/>
-      <w:bookmarkStart w:id="1112" w:name="_Toc12476"/>
+      <w:bookmarkStart w:id="1104" w:name="_Toc1009"/>
+      <w:bookmarkStart w:id="1105" w:name="_Toc19256"/>
+      <w:bookmarkStart w:id="1106" w:name="_Toc18699"/>
+      <w:bookmarkStart w:id="1107" w:name="_Toc11607"/>
+      <w:bookmarkStart w:id="1108" w:name="_Toc19143"/>
+      <w:bookmarkStart w:id="1109" w:name="_Toc21839"/>
+      <w:bookmarkStart w:id="1110" w:name="_Toc12476"/>
+      <w:bookmarkStart w:id="1111" w:name="_Toc12252"/>
+      <w:bookmarkStart w:id="1112" w:name="_Toc13781"/>
       <w:r>
         <w:rPr>
           <w:rFonts w:hint="default" w:ascii="Times New Roman" w:hAnsi="Times New Roman" w:cs="Times New Roman"/>
@@ -28077,18 +28178,18 @@
           <w:szCs w:val="26"/>
         </w:rPr>
       </w:pPr>
-      <w:bookmarkStart w:id="1113" w:name="_Toc5210"/>
-      <w:bookmarkStart w:id="1114" w:name="_Toc18701"/>
-      <w:bookmarkStart w:id="1115" w:name="_Toc27428"/>
+      <w:bookmarkStart w:id="1113" w:name="_Toc4655"/>
+      <w:bookmarkStart w:id="1114" w:name="_Toc16308"/>
+      <w:bookmarkStart w:id="1115" w:name="_Toc21799"/>
       <w:bookmarkStart w:id="1116" w:name="_Toc27033"/>
-      <w:bookmarkStart w:id="1117" w:name="_Toc4655"/>
+      <w:bookmarkStart w:id="1117" w:name="_Toc28981"/>
       <w:bookmarkStart w:id="1118" w:name="_Toc1406"/>
-      <w:bookmarkStart w:id="1119" w:name="_Toc85"/>
-      <w:bookmarkStart w:id="1120" w:name="_Toc8612"/>
+      <w:bookmarkStart w:id="1119" w:name="_Toc8612"/>
+      <w:bookmarkStart w:id="1120" w:name="_Toc85"/>
       <w:bookmarkStart w:id="1121" w:name="_Toc598"/>
-      <w:bookmarkStart w:id="1122" w:name="_Toc28981"/>
-      <w:bookmarkStart w:id="1123" w:name="_Toc16308"/>
-      <w:bookmarkStart w:id="1124" w:name="_Toc21799"/>
+      <w:bookmarkStart w:id="1122" w:name="_Toc27428"/>
+      <w:bookmarkStart w:id="1123" w:name="_Toc18701"/>
+      <w:bookmarkStart w:id="1124" w:name="_Toc5210"/>
       <w:r>
         <w:rPr>
           <w:rFonts w:hint="default" w:ascii="Times New Roman" w:hAnsi="Times New Roman" w:cs="Times New Roman"/>
@@ -28477,18 +28578,18 @@
           <w:szCs w:val="26"/>
         </w:rPr>
       </w:pPr>
-      <w:bookmarkStart w:id="1125" w:name="_Toc29439"/>
-      <w:bookmarkStart w:id="1126" w:name="_Toc6367"/>
+      <w:bookmarkStart w:id="1125" w:name="_Toc6367"/>
+      <w:bookmarkStart w:id="1126" w:name="_Toc29439"/>
       <w:bookmarkStart w:id="1127" w:name="_Toc10285"/>
-      <w:bookmarkStart w:id="1128" w:name="_Toc31134"/>
-      <w:bookmarkStart w:id="1129" w:name="_Toc16321"/>
-      <w:bookmarkStart w:id="1130" w:name="_Toc18700"/>
-      <w:bookmarkStart w:id="1131" w:name="_Toc28390"/>
-      <w:bookmarkStart w:id="1132" w:name="_Toc23441"/>
-      <w:bookmarkStart w:id="1133" w:name="_Toc15760"/>
-      <w:bookmarkStart w:id="1134" w:name="_Toc1632"/>
-      <w:bookmarkStart w:id="1135" w:name="_Toc2057"/>
-      <w:bookmarkStart w:id="1136" w:name="_Toc19595"/>
+      <w:bookmarkStart w:id="1128" w:name="_Toc16321"/>
+      <w:bookmarkStart w:id="1129" w:name="_Toc1632"/>
+      <w:bookmarkStart w:id="1130" w:name="_Toc15760"/>
+      <w:bookmarkStart w:id="1131" w:name="_Toc31134"/>
+      <w:bookmarkStart w:id="1132" w:name="_Toc18700"/>
+      <w:bookmarkStart w:id="1133" w:name="_Toc2057"/>
+      <w:bookmarkStart w:id="1134" w:name="_Toc19595"/>
+      <w:bookmarkStart w:id="1135" w:name="_Toc23441"/>
+      <w:bookmarkStart w:id="1136" w:name="_Toc28390"/>
       <w:r>
         <w:rPr>
           <w:rFonts w:hint="default" w:ascii="Times New Roman" w:hAnsi="Times New Roman" w:cs="Times New Roman"/>
@@ -29059,18 +29160,18 @@
           <w:szCs w:val="26"/>
         </w:rPr>
       </w:pPr>
-      <w:bookmarkStart w:id="1137" w:name="_Toc24632"/>
-      <w:bookmarkStart w:id="1138" w:name="_Toc13022"/>
-      <w:bookmarkStart w:id="1139" w:name="_Toc6613"/>
-      <w:bookmarkStart w:id="1140" w:name="_Toc22963"/>
-      <w:bookmarkStart w:id="1141" w:name="_Toc14562"/>
-      <w:bookmarkStart w:id="1142" w:name="_Toc19503"/>
-      <w:bookmarkStart w:id="1143" w:name="_Toc29819"/>
-      <w:bookmarkStart w:id="1144" w:name="_Toc5683"/>
-      <w:bookmarkStart w:id="1145" w:name="_Toc6101"/>
-      <w:bookmarkStart w:id="1146" w:name="_Toc11788"/>
+      <w:bookmarkStart w:id="1137" w:name="_Toc22963"/>
+      <w:bookmarkStart w:id="1138" w:name="_Toc19503"/>
+      <w:bookmarkStart w:id="1139" w:name="_Toc6101"/>
+      <w:bookmarkStart w:id="1140" w:name="_Toc13022"/>
+      <w:bookmarkStart w:id="1141" w:name="_Toc5683"/>
+      <w:bookmarkStart w:id="1142" w:name="_Toc11788"/>
+      <w:bookmarkStart w:id="1143" w:name="_Toc24632"/>
+      <w:bookmarkStart w:id="1144" w:name="_Toc29819"/>
+      <w:bookmarkStart w:id="1145" w:name="_Toc14562"/>
+      <w:bookmarkStart w:id="1146" w:name="_Toc22213"/>
       <w:bookmarkStart w:id="1147" w:name="_Toc11950"/>
-      <w:bookmarkStart w:id="1148" w:name="_Toc22213"/>
+      <w:bookmarkStart w:id="1148" w:name="_Toc6613"/>
       <w:r>
         <w:rPr>
           <w:rFonts w:hint="default" w:ascii="Times New Roman" w:hAnsi="Times New Roman" w:cs="Times New Roman"/>
@@ -29611,16 +29712,16 @@
       </w:pPr>
       <w:bookmarkStart w:id="1149" w:name="_Toc25401"/>
       <w:bookmarkStart w:id="1150" w:name="_Toc9641"/>
-      <w:bookmarkStart w:id="1151" w:name="_Toc20160"/>
-      <w:bookmarkStart w:id="1152" w:name="_Toc9460"/>
-      <w:bookmarkStart w:id="1153" w:name="_Toc8841"/>
-      <w:bookmarkStart w:id="1154" w:name="_Toc24404"/>
-      <w:bookmarkStart w:id="1155" w:name="_Toc4763"/>
-      <w:bookmarkStart w:id="1156" w:name="_Toc22223"/>
-      <w:bookmarkStart w:id="1157" w:name="_Toc30200"/>
-      <w:bookmarkStart w:id="1158" w:name="_Toc30186"/>
-      <w:bookmarkStart w:id="1159" w:name="_Toc22180"/>
-      <w:bookmarkStart w:id="1160" w:name="_Toc26795"/>
+      <w:bookmarkStart w:id="1151" w:name="_Toc30200"/>
+      <w:bookmarkStart w:id="1152" w:name="_Toc4763"/>
+      <w:bookmarkStart w:id="1153" w:name="_Toc30186"/>
+      <w:bookmarkStart w:id="1154" w:name="_Toc26795"/>
+      <w:bookmarkStart w:id="1155" w:name="_Toc20160"/>
+      <w:bookmarkStart w:id="1156" w:name="_Toc24404"/>
+      <w:bookmarkStart w:id="1157" w:name="_Toc9460"/>
+      <w:bookmarkStart w:id="1158" w:name="_Toc22223"/>
+      <w:bookmarkStart w:id="1159" w:name="_Toc8841"/>
+      <w:bookmarkStart w:id="1160" w:name="_Toc22180"/>
       <w:r>
         <w:rPr>
           <w:rFonts w:hint="default" w:ascii="Times New Roman" w:hAnsi="Times New Roman" w:cs="Times New Roman"/>
@@ -30136,14 +30237,14 @@
       </w:pPr>
       <w:bookmarkStart w:id="1161" w:name="_Toc27055"/>
       <w:bookmarkStart w:id="1162" w:name="_Toc14338"/>
-      <w:bookmarkStart w:id="1163" w:name="_Toc9205"/>
-      <w:bookmarkStart w:id="1164" w:name="_Toc31180"/>
-      <w:bookmarkStart w:id="1165" w:name="_Toc5066"/>
-      <w:bookmarkStart w:id="1166" w:name="_Toc12952"/>
-      <w:bookmarkStart w:id="1167" w:name="_Toc1814"/>
-      <w:bookmarkStart w:id="1168" w:name="_Toc31577"/>
-      <w:bookmarkStart w:id="1169" w:name="_Toc20058"/>
-      <w:bookmarkStart w:id="1170" w:name="_Toc7858"/>
+      <w:bookmarkStart w:id="1163" w:name="_Toc5066"/>
+      <w:bookmarkStart w:id="1164" w:name="_Toc1814"/>
+      <w:bookmarkStart w:id="1165" w:name="_Toc20058"/>
+      <w:bookmarkStart w:id="1166" w:name="_Toc7858"/>
+      <w:bookmarkStart w:id="1167" w:name="_Toc31577"/>
+      <w:bookmarkStart w:id="1168" w:name="_Toc31180"/>
+      <w:bookmarkStart w:id="1169" w:name="_Toc9205"/>
+      <w:bookmarkStart w:id="1170" w:name="_Toc12952"/>
       <w:r>
         <w:rPr>
           <w:rFonts w:hint="default" w:ascii="Times New Roman" w:hAnsi="Times New Roman" w:cs="Times New Roman"/>
@@ -30734,15 +30835,15 @@
           <w:rFonts w:hint="default"/>
         </w:rPr>
       </w:pPr>
-      <w:bookmarkStart w:id="1171" w:name="_Toc28071"/>
-      <w:bookmarkStart w:id="1172" w:name="_Toc11014"/>
-      <w:bookmarkStart w:id="1173" w:name="_Toc17489"/>
+      <w:bookmarkStart w:id="1171" w:name="_Toc11014"/>
+      <w:bookmarkStart w:id="1172" w:name="_Toc17489"/>
+      <w:bookmarkStart w:id="1173" w:name="_Toc22494"/>
       <w:bookmarkStart w:id="1174" w:name="_Toc30057"/>
-      <w:bookmarkStart w:id="1175" w:name="_Toc10432"/>
-      <w:bookmarkStart w:id="1176" w:name="_Toc12773"/>
-      <w:bookmarkStart w:id="1177" w:name="_Toc22494"/>
-      <w:bookmarkStart w:id="1178" w:name="_Toc27821"/>
-      <w:bookmarkStart w:id="1179" w:name="_Toc3843"/>
+      <w:bookmarkStart w:id="1175" w:name="_Toc12773"/>
+      <w:bookmarkStart w:id="1176" w:name="_Toc27821"/>
+      <w:bookmarkStart w:id="1177" w:name="_Toc3843"/>
+      <w:bookmarkStart w:id="1178" w:name="_Toc28071"/>
+      <w:bookmarkStart w:id="1179" w:name="_Toc10432"/>
       <w:r>
         <w:rPr>
           <w:rFonts w:hint="default"/>
@@ -31101,18 +31202,18 @@
           <w:lang w:val="en-US"/>
         </w:rPr>
       </w:pPr>
-      <w:bookmarkStart w:id="1180" w:name="_Toc26190"/>
-      <w:bookmarkStart w:id="1181" w:name="_Toc8605"/>
-      <w:bookmarkStart w:id="1182" w:name="_Toc20587"/>
-      <w:bookmarkStart w:id="1183" w:name="_Toc16253"/>
-      <w:bookmarkStart w:id="1184" w:name="_Toc8573"/>
-      <w:bookmarkStart w:id="1185" w:name="_Toc24196"/>
-      <w:bookmarkStart w:id="1186" w:name="_Toc11045"/>
+      <w:bookmarkStart w:id="1180" w:name="_Toc8605"/>
+      <w:bookmarkStart w:id="1181" w:name="_Toc26190"/>
+      <w:bookmarkStart w:id="1182" w:name="_Toc16253"/>
+      <w:bookmarkStart w:id="1183" w:name="_Toc8573"/>
+      <w:bookmarkStart w:id="1184" w:name="_Toc24196"/>
+      <w:bookmarkStart w:id="1185" w:name="_Toc4402"/>
+      <w:bookmarkStart w:id="1186" w:name="_Toc20587"/>
       <w:bookmarkStart w:id="1187" w:name="_Toc24923"/>
-      <w:bookmarkStart w:id="1188" w:name="_Toc12956"/>
+      <w:bookmarkStart w:id="1188" w:name="_Toc23627"/>
       <w:bookmarkStart w:id="1189" w:name="_Toc10617"/>
-      <w:bookmarkStart w:id="1190" w:name="_Toc4402"/>
-      <w:bookmarkStart w:id="1191" w:name="_Toc23627"/>
+      <w:bookmarkStart w:id="1190" w:name="_Toc11045"/>
+      <w:bookmarkStart w:id="1191" w:name="_Toc12956"/>
       <w:r>
         <w:rPr>
           <w:rFonts w:hint="default" w:ascii="Times New Roman" w:hAnsi="Times New Roman" w:cs="Times New Roman"/>
@@ -31551,18 +31652,18 @@
           <w:szCs w:val="26"/>
         </w:rPr>
       </w:pPr>
-      <w:bookmarkStart w:id="1192" w:name="_Toc7615"/>
-      <w:bookmarkStart w:id="1193" w:name="_Toc11301"/>
-      <w:bookmarkStart w:id="1194" w:name="_Toc3118"/>
-      <w:bookmarkStart w:id="1195" w:name="_Toc3584"/>
-      <w:bookmarkStart w:id="1196" w:name="_Toc30636"/>
-      <w:bookmarkStart w:id="1197" w:name="_Toc7712"/>
-      <w:bookmarkStart w:id="1198" w:name="_Toc4951"/>
-      <w:bookmarkStart w:id="1199" w:name="_Toc16901"/>
-      <w:bookmarkStart w:id="1200" w:name="_Toc14254"/>
-      <w:bookmarkStart w:id="1201" w:name="_Toc4383"/>
-      <w:bookmarkStart w:id="1202" w:name="_Toc17441"/>
-      <w:bookmarkStart w:id="1203" w:name="_Toc20690"/>
+      <w:bookmarkStart w:id="1192" w:name="_Toc3118"/>
+      <w:bookmarkStart w:id="1193" w:name="_Toc3584"/>
+      <w:bookmarkStart w:id="1194" w:name="_Toc7615"/>
+      <w:bookmarkStart w:id="1195" w:name="_Toc11301"/>
+      <w:bookmarkStart w:id="1196" w:name="_Toc4951"/>
+      <w:bookmarkStart w:id="1197" w:name="_Toc14254"/>
+      <w:bookmarkStart w:id="1198" w:name="_Toc17441"/>
+      <w:bookmarkStart w:id="1199" w:name="_Toc20690"/>
+      <w:bookmarkStart w:id="1200" w:name="_Toc4383"/>
+      <w:bookmarkStart w:id="1201" w:name="_Toc30636"/>
+      <w:bookmarkStart w:id="1202" w:name="_Toc7712"/>
+      <w:bookmarkStart w:id="1203" w:name="_Toc16901"/>
       <w:r>
         <w:rPr>
           <w:rFonts w:hint="default" w:ascii="Times New Roman" w:hAnsi="Times New Roman" w:cs="Times New Roman"/>
@@ -32100,18 +32201,18 @@
           <w:szCs w:val="26"/>
         </w:rPr>
       </w:pPr>
-      <w:bookmarkStart w:id="1204" w:name="_Toc11635"/>
-      <w:bookmarkStart w:id="1205" w:name="_Toc691"/>
-      <w:bookmarkStart w:id="1206" w:name="_Toc26176"/>
-      <w:bookmarkStart w:id="1207" w:name="_Toc7948"/>
-      <w:bookmarkStart w:id="1208" w:name="_Toc32397"/>
-      <w:bookmarkStart w:id="1209" w:name="_Toc17701"/>
-      <w:bookmarkStart w:id="1210" w:name="_Toc26906"/>
-      <w:bookmarkStart w:id="1211" w:name="_Toc30858"/>
-      <w:bookmarkStart w:id="1212" w:name="_Toc30034"/>
-      <w:bookmarkStart w:id="1213" w:name="_Toc31035"/>
-      <w:bookmarkStart w:id="1214" w:name="_Toc25776"/>
-      <w:bookmarkStart w:id="1215" w:name="_Toc31614"/>
+      <w:bookmarkStart w:id="1204" w:name="_Toc30858"/>
+      <w:bookmarkStart w:id="1205" w:name="_Toc31035"/>
+      <w:bookmarkStart w:id="1206" w:name="_Toc31614"/>
+      <w:bookmarkStart w:id="1207" w:name="_Toc30034"/>
+      <w:bookmarkStart w:id="1208" w:name="_Toc26176"/>
+      <w:bookmarkStart w:id="1209" w:name="_Toc691"/>
+      <w:bookmarkStart w:id="1210" w:name="_Toc25776"/>
+      <w:bookmarkStart w:id="1211" w:name="_Toc11635"/>
+      <w:bookmarkStart w:id="1212" w:name="_Toc7948"/>
+      <w:bookmarkStart w:id="1213" w:name="_Toc32397"/>
+      <w:bookmarkStart w:id="1214" w:name="_Toc17701"/>
+      <w:bookmarkStart w:id="1215" w:name="_Toc26906"/>
       <w:r>
         <w:rPr>
           <w:rFonts w:hint="default" w:ascii="Times New Roman" w:hAnsi="Times New Roman" w:cs="Times New Roman"/>
@@ -32626,18 +32727,18 @@
           <w:lang w:val="en-US"/>
         </w:rPr>
       </w:pPr>
-      <w:bookmarkStart w:id="1216" w:name="_Toc21756"/>
-      <w:bookmarkStart w:id="1217" w:name="_Toc21579"/>
-      <w:bookmarkStart w:id="1218" w:name="_Toc17330"/>
-      <w:bookmarkStart w:id="1219" w:name="_Toc10719"/>
-      <w:bookmarkStart w:id="1220" w:name="_Toc1064"/>
-      <w:bookmarkStart w:id="1221" w:name="_Toc14270"/>
-      <w:bookmarkStart w:id="1222" w:name="_Toc29921"/>
-      <w:bookmarkStart w:id="1223" w:name="_Toc20272"/>
-      <w:bookmarkStart w:id="1224" w:name="_Toc4635"/>
-      <w:bookmarkStart w:id="1225" w:name="_Toc15704"/>
-      <w:bookmarkStart w:id="1226" w:name="_Toc14325"/>
-      <w:bookmarkStart w:id="1227" w:name="_Toc21708"/>
+      <w:bookmarkStart w:id="1216" w:name="_Toc21579"/>
+      <w:bookmarkStart w:id="1217" w:name="_Toc21756"/>
+      <w:bookmarkStart w:id="1218" w:name="_Toc20272"/>
+      <w:bookmarkStart w:id="1219" w:name="_Toc14270"/>
+      <w:bookmarkStart w:id="1220" w:name="_Toc17330"/>
+      <w:bookmarkStart w:id="1221" w:name="_Toc10719"/>
+      <w:bookmarkStart w:id="1222" w:name="_Toc1064"/>
+      <w:bookmarkStart w:id="1223" w:name="_Toc29921"/>
+      <w:bookmarkStart w:id="1224" w:name="_Toc21708"/>
+      <w:bookmarkStart w:id="1225" w:name="_Toc4635"/>
+      <w:bookmarkStart w:id="1226" w:name="_Toc15704"/>
+      <w:bookmarkStart w:id="1227" w:name="_Toc14325"/>
       <w:r>
         <w:rPr>
           <w:rFonts w:hint="default" w:ascii="Times New Roman" w:hAnsi="Times New Roman" w:cs="Times New Roman"/>
@@ -33225,17 +33326,17 @@
         <w:ind w:left="720"/>
         <w:jc w:val="center"/>
       </w:pPr>
-      <w:bookmarkStart w:id="1228" w:name="_Toc24614"/>
-      <w:bookmarkStart w:id="1229" w:name="_Toc14419"/>
-      <w:bookmarkStart w:id="1230" w:name="_Toc3268"/>
-      <w:bookmarkStart w:id="1231" w:name="_Toc16829"/>
-      <w:bookmarkStart w:id="1232" w:name="_Toc10754"/>
-      <w:bookmarkStart w:id="1233" w:name="_Toc21616"/>
-      <w:bookmarkStart w:id="1234" w:name="_Toc16927"/>
-      <w:bookmarkStart w:id="1235" w:name="_Toc14178"/>
-      <w:bookmarkStart w:id="1236" w:name="_Toc26803"/>
-      <w:bookmarkStart w:id="1237" w:name="_Toc23183"/>
-      <w:bookmarkStart w:id="1238" w:name="_Toc1986"/>
+      <w:bookmarkStart w:id="1228" w:name="_Toc3268"/>
+      <w:bookmarkStart w:id="1229" w:name="_Toc21616"/>
+      <w:bookmarkStart w:id="1230" w:name="_Toc16927"/>
+      <w:bookmarkStart w:id="1231" w:name="_Toc14178"/>
+      <w:bookmarkStart w:id="1232" w:name="_Toc26803"/>
+      <w:bookmarkStart w:id="1233" w:name="_Toc23183"/>
+      <w:bookmarkStart w:id="1234" w:name="_Toc1986"/>
+      <w:bookmarkStart w:id="1235" w:name="_Toc24614"/>
+      <w:bookmarkStart w:id="1236" w:name="_Toc14419"/>
+      <w:bookmarkStart w:id="1237" w:name="_Toc16829"/>
+      <w:bookmarkStart w:id="1238" w:name="_Toc10754"/>
       <w:bookmarkStart w:id="1239" w:name="_Toc22682"/>
       <w:r>
         <w:rPr>
@@ -33647,18 +33748,18 @@
           <w:szCs w:val="26"/>
         </w:rPr>
       </w:pPr>
-      <w:bookmarkStart w:id="1240" w:name="_Toc2641"/>
-      <w:bookmarkStart w:id="1241" w:name="_Toc5739"/>
-      <w:bookmarkStart w:id="1242" w:name="_Toc26255"/>
-      <w:bookmarkStart w:id="1243" w:name="_Toc23973"/>
-      <w:bookmarkStart w:id="1244" w:name="_Toc1919"/>
-      <w:bookmarkStart w:id="1245" w:name="_Toc29917"/>
-      <w:bookmarkStart w:id="1246" w:name="_Toc25270"/>
+      <w:bookmarkStart w:id="1240" w:name="_Toc30789"/>
+      <w:bookmarkStart w:id="1241" w:name="_Toc26255"/>
+      <w:bookmarkStart w:id="1242" w:name="_Toc29917"/>
+      <w:bookmarkStart w:id="1243" w:name="_Toc12019"/>
+      <w:bookmarkStart w:id="1244" w:name="_Toc5739"/>
+      <w:bookmarkStart w:id="1245" w:name="_Toc16678"/>
+      <w:bookmarkStart w:id="1246" w:name="_Toc23973"/>
       <w:bookmarkStart w:id="1247" w:name="_Toc16144"/>
-      <w:bookmarkStart w:id="1248" w:name="_Toc18213"/>
-      <w:bookmarkStart w:id="1249" w:name="_Toc30789"/>
-      <w:bookmarkStart w:id="1250" w:name="_Toc12019"/>
-      <w:bookmarkStart w:id="1251" w:name="_Toc16678"/>
+      <w:bookmarkStart w:id="1248" w:name="_Toc2641"/>
+      <w:bookmarkStart w:id="1249" w:name="_Toc25270"/>
+      <w:bookmarkStart w:id="1250" w:name="_Toc18213"/>
+      <w:bookmarkStart w:id="1251" w:name="_Toc1919"/>
       <w:r>
         <w:rPr>
           <w:rFonts w:hint="default" w:ascii="Times New Roman" w:hAnsi="Times New Roman" w:cs="Times New Roman"/>
@@ -34014,17 +34115,17 @@
           <w:lang w:val="en-US"/>
         </w:rPr>
       </w:pPr>
-      <w:bookmarkStart w:id="1252" w:name="_Toc3234"/>
-      <w:bookmarkStart w:id="1253" w:name="_Toc12058"/>
+      <w:bookmarkStart w:id="1252" w:name="_Toc32106"/>
+      <w:bookmarkStart w:id="1253" w:name="_Toc13042"/>
       <w:bookmarkStart w:id="1254" w:name="_Toc13411"/>
-      <w:bookmarkStart w:id="1255" w:name="_Toc32106"/>
-      <w:bookmarkStart w:id="1256" w:name="_Toc1962"/>
-      <w:bookmarkStart w:id="1257" w:name="_Toc13042"/>
+      <w:bookmarkStart w:id="1255" w:name="_Toc27284"/>
+      <w:bookmarkStart w:id="1256" w:name="_Toc12058"/>
+      <w:bookmarkStart w:id="1257" w:name="_Toc1962"/>
       <w:bookmarkStart w:id="1258" w:name="_Toc26700"/>
-      <w:bookmarkStart w:id="1259" w:name="_Toc27284"/>
+      <w:bookmarkStart w:id="1259" w:name="_Toc2087"/>
       <w:bookmarkStart w:id="1260" w:name="_Toc11412"/>
-      <w:bookmarkStart w:id="1261" w:name="_Toc16890"/>
-      <w:bookmarkStart w:id="1262" w:name="_Toc2087"/>
+      <w:bookmarkStart w:id="1261" w:name="_Toc3234"/>
+      <w:bookmarkStart w:id="1262" w:name="_Toc16890"/>
       <w:r>
         <w:rPr>
           <w:rFonts w:hint="default"/>
@@ -34063,17 +34164,17 @@
           <w:lang w:val="en-US"/>
         </w:rPr>
       </w:pPr>
-      <w:bookmarkStart w:id="1263" w:name="_Toc28900"/>
-      <w:bookmarkStart w:id="1264" w:name="_Toc13805"/>
-      <w:bookmarkStart w:id="1265" w:name="_Toc6866"/>
+      <w:bookmarkStart w:id="1263" w:name="_Toc13805"/>
+      <w:bookmarkStart w:id="1264" w:name="_Toc22924"/>
+      <w:bookmarkStart w:id="1265" w:name="_Toc4899"/>
       <w:bookmarkStart w:id="1266" w:name="_Toc23919"/>
-      <w:bookmarkStart w:id="1267" w:name="_Toc19163"/>
-      <w:bookmarkStart w:id="1268" w:name="_Toc4899"/>
-      <w:bookmarkStart w:id="1269" w:name="_Toc24135"/>
-      <w:bookmarkStart w:id="1270" w:name="_Toc29180"/>
-      <w:bookmarkStart w:id="1271" w:name="_Toc27232"/>
-      <w:bookmarkStart w:id="1272" w:name="_Toc22924"/>
-      <w:bookmarkStart w:id="1273" w:name="_Toc32661"/>
+      <w:bookmarkStart w:id="1267" w:name="_Toc28900"/>
+      <w:bookmarkStart w:id="1268" w:name="_Toc29180"/>
+      <w:bookmarkStart w:id="1269" w:name="_Toc32661"/>
+      <w:bookmarkStart w:id="1270" w:name="_Toc24135"/>
+      <w:bookmarkStart w:id="1271" w:name="_Toc19163"/>
+      <w:bookmarkStart w:id="1272" w:name="_Toc27232"/>
+      <w:bookmarkStart w:id="1273" w:name="_Toc6866"/>
       <w:r>
         <w:rPr>
           <w:rFonts w:hint="default" w:ascii="Times New Roman" w:hAnsi="Times New Roman" w:cs="Times New Roman"/>
@@ -34326,17 +34427,17 @@
           <w:lang w:val="en-US"/>
         </w:rPr>
       </w:pPr>
-      <w:bookmarkStart w:id="1274" w:name="_Toc29492"/>
-      <w:bookmarkStart w:id="1275" w:name="_Toc9434"/>
+      <w:bookmarkStart w:id="1274" w:name="_Toc9434"/>
+      <w:bookmarkStart w:id="1275" w:name="_Toc16097"/>
       <w:bookmarkStart w:id="1276" w:name="_Toc7227"/>
-      <w:bookmarkStart w:id="1277" w:name="_Toc26099"/>
-      <w:bookmarkStart w:id="1278" w:name="_Toc14130"/>
-      <w:bookmarkStart w:id="1279" w:name="_Toc1094"/>
-      <w:bookmarkStart w:id="1280" w:name="_Toc2330"/>
-      <w:bookmarkStart w:id="1281" w:name="_Toc15088"/>
-      <w:bookmarkStart w:id="1282" w:name="_Toc16097"/>
-      <w:bookmarkStart w:id="1283" w:name="_Toc29102"/>
-      <w:bookmarkStart w:id="1284" w:name="_Toc20195"/>
+      <w:bookmarkStart w:id="1277" w:name="_Toc15088"/>
+      <w:bookmarkStart w:id="1278" w:name="_Toc26099"/>
+      <w:bookmarkStart w:id="1279" w:name="_Toc20195"/>
+      <w:bookmarkStart w:id="1280" w:name="_Toc29492"/>
+      <w:bookmarkStart w:id="1281" w:name="_Toc2330"/>
+      <w:bookmarkStart w:id="1282" w:name="_Toc14130"/>
+      <w:bookmarkStart w:id="1283" w:name="_Toc1094"/>
+      <w:bookmarkStart w:id="1284" w:name="_Toc29102"/>
       <w:r>
         <w:rPr>
           <w:rFonts w:hint="default" w:ascii="Times New Roman" w:hAnsi="Times New Roman" w:cs="Times New Roman"/>
@@ -34575,11 +34676,11 @@
         </w:rPr>
       </w:pPr>
       <w:bookmarkStart w:id="1285" w:name="_Toc27782"/>
-      <w:bookmarkStart w:id="1286" w:name="_Toc1416"/>
-      <w:bookmarkStart w:id="1287" w:name="_Toc2915"/>
-      <w:bookmarkStart w:id="1288" w:name="_Toc31154"/>
-      <w:bookmarkStart w:id="1289" w:name="_Toc16665"/>
-      <w:bookmarkStart w:id="1290" w:name="_Toc28380"/>
+      <w:bookmarkStart w:id="1286" w:name="_Toc31154"/>
+      <w:bookmarkStart w:id="1287" w:name="_Toc28380"/>
+      <w:bookmarkStart w:id="1288" w:name="_Toc1416"/>
+      <w:bookmarkStart w:id="1289" w:name="_Toc2915"/>
+      <w:bookmarkStart w:id="1290" w:name="_Toc16665"/>
       <w:bookmarkStart w:id="1291" w:name="_Toc16067"/>
       <w:r>
         <w:rPr>
@@ -34615,13 +34716,13 @@
           <w:lang w:val="en-US"/>
         </w:rPr>
       </w:pPr>
-      <w:bookmarkStart w:id="1292" w:name="_Toc4150"/>
-      <w:bookmarkStart w:id="1293" w:name="_Toc24706"/>
-      <w:bookmarkStart w:id="1294" w:name="_Toc10520"/>
+      <w:bookmarkStart w:id="1292" w:name="_Toc17523"/>
+      <w:bookmarkStart w:id="1293" w:name="_Toc15672"/>
+      <w:bookmarkStart w:id="1294" w:name="_Toc24706"/>
       <w:bookmarkStart w:id="1295" w:name="_Toc2298"/>
-      <w:bookmarkStart w:id="1296" w:name="_Toc17523"/>
-      <w:bookmarkStart w:id="1297" w:name="_Toc15672"/>
-      <w:bookmarkStart w:id="1298" w:name="_Toc27022"/>
+      <w:bookmarkStart w:id="1296" w:name="_Toc27022"/>
+      <w:bookmarkStart w:id="1297" w:name="_Toc4150"/>
+      <w:bookmarkStart w:id="1298" w:name="_Toc10520"/>
       <w:r>
         <w:rPr>
           <w:rFonts w:hint="default" w:ascii="Times New Roman" w:hAnsi="Times New Roman" w:cs="Times New Roman"/>
@@ -34651,13 +34752,13 @@
           <w:lang w:val="en-US"/>
         </w:rPr>
       </w:pPr>
-      <w:bookmarkStart w:id="1299" w:name="_Toc26581"/>
-      <w:bookmarkStart w:id="1300" w:name="_Toc7468"/>
-      <w:bookmarkStart w:id="1301" w:name="_Toc21520"/>
-      <w:bookmarkStart w:id="1302" w:name="_Toc8604"/>
-      <w:bookmarkStart w:id="1303" w:name="_Toc22058"/>
+      <w:bookmarkStart w:id="1299" w:name="_Toc21520"/>
+      <w:bookmarkStart w:id="1300" w:name="_Toc22058"/>
+      <w:bookmarkStart w:id="1301" w:name="_Toc8604"/>
+      <w:bookmarkStart w:id="1302" w:name="_Toc3437"/>
+      <w:bookmarkStart w:id="1303" w:name="_Toc26581"/>
       <w:bookmarkStart w:id="1304" w:name="_Toc31803"/>
-      <w:bookmarkStart w:id="1305" w:name="_Toc3437"/>
+      <w:bookmarkStart w:id="1305" w:name="_Toc7468"/>
       <w:r>
         <w:rPr>
           <w:rFonts w:hint="default" w:ascii="Times New Roman" w:hAnsi="Times New Roman" w:cs="Times New Roman"/>
@@ -34686,8 +34787,8 @@
       <w:bookmarkEnd w:id="1303"/>
       <w:bookmarkEnd w:id="1304"/>
       <w:bookmarkEnd w:id="1305"/>
-      <w:bookmarkStart w:id="1306" w:name="_Toc20627"/>
-      <w:bookmarkStart w:id="1307" w:name="_Toc26605"/>
+      <w:bookmarkStart w:id="1306" w:name="_Toc26605"/>
+      <w:bookmarkStart w:id="1307" w:name="_Toc20627"/>
     </w:p>
     <w:p>
       <w:pPr>
@@ -34738,12 +34839,12 @@
           <w:szCs w:val="26"/>
         </w:rPr>
       </w:pPr>
-      <w:bookmarkStart w:id="1313" w:name="_Toc18764"/>
-      <w:bookmarkStart w:id="1314" w:name="_Toc9252"/>
-      <w:bookmarkStart w:id="1315" w:name="_Toc6195"/>
+      <w:bookmarkStart w:id="1313" w:name="_Toc6195"/>
+      <w:bookmarkStart w:id="1314" w:name="_Toc24623"/>
+      <w:bookmarkStart w:id="1315" w:name="_Toc18764"/>
       <w:bookmarkStart w:id="1316" w:name="_Toc1456"/>
-      <w:bookmarkStart w:id="1317" w:name="_Toc21854"/>
-      <w:bookmarkStart w:id="1318" w:name="_Toc24623"/>
+      <w:bookmarkStart w:id="1317" w:name="_Toc9252"/>
+      <w:bookmarkStart w:id="1318" w:name="_Toc21854"/>
       <w:bookmarkStart w:id="1319" w:name="_Toc13918"/>
       <w:r>
         <w:rPr>
@@ -35582,13 +35683,13 @@
           <w:szCs w:val="26"/>
         </w:rPr>
       </w:pPr>
-      <w:bookmarkStart w:id="1327" w:name="_Toc29095"/>
-      <w:bookmarkStart w:id="1328" w:name="_Toc25044"/>
-      <w:bookmarkStart w:id="1329" w:name="_Toc1026"/>
-      <w:bookmarkStart w:id="1330" w:name="_Toc25735"/>
-      <w:bookmarkStart w:id="1331" w:name="_Toc28905"/>
-      <w:bookmarkStart w:id="1332" w:name="_Toc8862"/>
-      <w:bookmarkStart w:id="1333" w:name="_Toc2185"/>
+      <w:bookmarkStart w:id="1327" w:name="_Toc25735"/>
+      <w:bookmarkStart w:id="1328" w:name="_Toc8862"/>
+      <w:bookmarkStart w:id="1329" w:name="_Toc25044"/>
+      <w:bookmarkStart w:id="1330" w:name="_Toc28905"/>
+      <w:bookmarkStart w:id="1331" w:name="_Toc2185"/>
+      <w:bookmarkStart w:id="1332" w:name="_Toc1026"/>
+      <w:bookmarkStart w:id="1333" w:name="_Toc29095"/>
       <w:r>
         <w:rPr>
           <w:rFonts w:hint="default" w:ascii="Times New Roman" w:hAnsi="Times New Roman" w:cs="Times New Roman"/>
@@ -35836,9 +35937,9 @@
       </w:pPr>
       <w:bookmarkStart w:id="1334" w:name="_Toc26403"/>
       <w:bookmarkStart w:id="1335" w:name="_Toc21548"/>
-      <w:bookmarkStart w:id="1336" w:name="_Toc29156"/>
-      <w:bookmarkStart w:id="1337" w:name="_Toc19266"/>
-      <w:bookmarkStart w:id="1338" w:name="_Toc6540"/>
+      <w:bookmarkStart w:id="1336" w:name="_Toc19266"/>
+      <w:bookmarkStart w:id="1337" w:name="_Toc6540"/>
+      <w:bookmarkStart w:id="1338" w:name="_Toc29156"/>
       <w:bookmarkStart w:id="1339" w:name="_Toc21274"/>
       <w:bookmarkStart w:id="1340" w:name="_Toc6192"/>
       <w:r>
@@ -36068,10 +36169,10 @@
       </w:pPr>
       <w:bookmarkStart w:id="1341" w:name="_Toc21470"/>
       <w:bookmarkStart w:id="1342" w:name="_Toc5659"/>
-      <w:bookmarkStart w:id="1343" w:name="_Toc21617"/>
-      <w:bookmarkStart w:id="1344" w:name="_Toc30419"/>
+      <w:bookmarkStart w:id="1343" w:name="_Toc30419"/>
+      <w:bookmarkStart w:id="1344" w:name="_Toc22965"/>
       <w:bookmarkStart w:id="1345" w:name="_Toc12495"/>
-      <w:bookmarkStart w:id="1346" w:name="_Toc22965"/>
+      <w:bookmarkStart w:id="1346" w:name="_Toc21617"/>
       <w:bookmarkStart w:id="1347" w:name="_Toc7031"/>
       <w:r>
         <w:rPr>
@@ -36299,12 +36400,12 @@
         </w:rPr>
       </w:pPr>
       <w:bookmarkStart w:id="1348" w:name="_Toc31443"/>
-      <w:bookmarkStart w:id="1349" w:name="_Toc2633"/>
-      <w:bookmarkStart w:id="1350" w:name="_Toc19080"/>
-      <w:bookmarkStart w:id="1351" w:name="_Toc8882"/>
-      <w:bookmarkStart w:id="1352" w:name="_Toc26374"/>
-      <w:bookmarkStart w:id="1353" w:name="_Toc1412"/>
-      <w:bookmarkStart w:id="1354" w:name="_Toc31104"/>
+      <w:bookmarkStart w:id="1349" w:name="_Toc8882"/>
+      <w:bookmarkStart w:id="1350" w:name="_Toc26374"/>
+      <w:bookmarkStart w:id="1351" w:name="_Toc31104"/>
+      <w:bookmarkStart w:id="1352" w:name="_Toc2633"/>
+      <w:bookmarkStart w:id="1353" w:name="_Toc19080"/>
+      <w:bookmarkStart w:id="1354" w:name="_Toc1412"/>
       <w:r>
         <w:rPr>
           <w:rFonts w:hint="default" w:ascii="Times New Roman" w:hAnsi="Times New Roman" w:cs="Times New Roman"/>
@@ -36526,10 +36627,10 @@
       <w:bookmarkStart w:id="1355" w:name="_Toc12569"/>
       <w:bookmarkStart w:id="1356" w:name="_Toc23477"/>
       <w:bookmarkStart w:id="1357" w:name="_Toc18412"/>
-      <w:bookmarkStart w:id="1358" w:name="_Toc2995"/>
+      <w:bookmarkStart w:id="1358" w:name="_Toc3456"/>
       <w:bookmarkStart w:id="1359" w:name="_Toc16012"/>
-      <w:bookmarkStart w:id="1360" w:name="_Toc3456"/>
-      <w:bookmarkStart w:id="1361" w:name="_Toc28217"/>
+      <w:bookmarkStart w:id="1360" w:name="_Toc28217"/>
+      <w:bookmarkStart w:id="1361" w:name="_Toc2995"/>
       <w:r>
         <w:rPr>
           <w:rFonts w:hint="default"/>
